--- a/docs/Evidence_use_systematic_map_abstract.docx
+++ b/docs/Evidence_use_systematic_map_abstract.docx
@@ -190,9 +190,39 @@
         </w:rPr>
         <w:t xml:space="preserve">Spanish version (Santiago, Violeta, Alvaro, Noelia</w:t>
       </w:r>
+      <w:r>
+        <w:rPr>
+          <w:b w:val="1"/>
+          <w:bCs w:val="1"/>
+          <w:u w:val="single"/>
+          <w:rtl w:val="0"/>
+        </w:rPr>
+        <w:t xml:space="preserve">)</w:t>
+      </w:r>
+      <w:r>
+        <w:rPr>
+          <w:rtl w:val="0"/>
+        </w:rPr>
+      </w:r>
+    </w:p>
+    <w:p>
+      <w:pPr>
+        <w:numPr>
+          <w:ilvl w:val="0"/>
+          <w:numId w:val="1"/>
+        </w:numPr>
+        <w:spacing w:after="0" w:afterAutospacing="0" w:line="480" w:lineRule="auto"/>
+        <w:ind w:left="720" w:hanging="360"/>
+      </w:pPr>
+      <w:r>
+        <w:rPr>
+          <w:rtl w:val="0"/>
+        </w:rPr>
+        <w:t xml:space="preserve">Las prácticas de conservación basadas en la evidencia científica</w:t>
+      </w:r>
       <w:sdt>
         <w:sdtPr>
-          <w:id w:val="-1971417339"/>
+          <w:id w:val="-2084254164"/>
           <w:tag w:val="goog_rdk_0"/>
         </w:sdtPr>
         <w:sdtContent>
@@ -201,12 +231,31 @@
       </w:sdt>
       <w:r>
         <w:rPr>
-          <w:b w:val="1"/>
-          <w:bCs w:val="1"/>
-          <w:u w:val="single"/>
-          <w:rtl w:val="0"/>
-        </w:rPr>
-        <w:t xml:space="preserve">)</w:t>
+          <w:rtl w:val="0"/>
+        </w:rPr>
+        <w:t xml:space="preserve"> tienen el potencial de mejorar los resultados en materia de biodiversidad</w:t>
+      </w:r>
+      <w:sdt>
+        <w:sdtPr>
+          <w:id w:val="764175662"/>
+          <w:tag w:val="goog_rdk_1"/>
+        </w:sdtPr>
+        <w:sdtContent>
+          <w:del w:author="Violeta Furlan" w:id="0" w:date="2026-06-05T13:33:02Z">
+            <w:r>
+              <w:rPr>
+                <w:rtl w:val="0"/>
+              </w:rPr>
+              <w:delText xml:space="preserve">s</w:delText>
+            </w:r>
+          </w:del>
+        </w:sdtContent>
+      </w:sdt>
+      <w:r>
+        <w:rPr>
+          <w:rtl w:val="0"/>
+        </w:rPr>
+        <w:t xml:space="preserve">.</w:t>
       </w:r>
       <w:commentRangeEnd w:id="0"/>
       <w:r>
@@ -216,6 +265,7 @@
         <w:rPr>
           <w:rtl w:val="0"/>
         </w:rPr>
+        <w:t xml:space="preserve"> Sin embargo, a pesar de los esfuerzos por promover el uso de la evidencia científica en la conservación, gran parte de la toma de decisiones aún no las tiene en consideración. Por ello,  es fundamental comprender qué factores influyen en el uso  del conocimiento científico para la toma de decisiones. Aunque existen numerosos estudios al respecto, hasta ahora no se había realizado ningún esfuerzo exhaustivo para categorizar dicha bibliografía.</w:t>
       </w:r>
     </w:p>
     <w:p>
@@ -231,61 +281,20 @@
         <w:rPr>
           <w:rtl w:val="0"/>
         </w:rPr>
-        <w:t xml:space="preserve">Las prácticas de conservación basadas en la evidencia científica</w:t>
+        <w:t xml:space="preserve">Para solventar esta brecha de conocimiento, realizamos un mapeo sistemático de literatura para caracterizar </w:t>
       </w:r>
       <w:sdt>
         <w:sdtPr>
-          <w:id w:val="-1255417298"/>
-          <w:tag w:val="goog_rdk_1"/>
-        </w:sdtPr>
-        <w:sdtContent>
-          <w:commentRangeStart w:id="1"/>
-        </w:sdtContent>
-      </w:sdt>
-      <w:r>
-        <w:rPr>
-          <w:rtl w:val="0"/>
-        </w:rPr>
-        <w:t xml:space="preserve"> son potencialmente útiles para mejorar la biodiversidad.</w:t>
-      </w:r>
-      <w:commentRangeEnd w:id="1"/>
-      <w:r>
-        <w:commentReference w:id="1"/>
-      </w:r>
-      <w:r>
-        <w:rPr>
-          <w:rtl w:val="0"/>
-        </w:rPr>
-        <w:t xml:space="preserve"> Sin embargo, a pesar de los esfuerzos </w:t>
-      </w:r>
-      <w:sdt>
-        <w:sdtPr>
-          <w:id w:val="-2064389078"/>
+          <w:id w:val="-1140445830"/>
           <w:tag w:val="goog_rdk_2"/>
         </w:sdtPr>
         <w:sdtContent>
-          <w:ins w:author="Santiago Perea Arroyo" w:id="0" w:date="2026-06-04T21:57:29Z">
+          <w:del w:author="Violeta Furlan" w:id="1" w:date="2026-06-05T13:35:40Z">
             <w:r>
               <w:rPr>
                 <w:rtl w:val="0"/>
               </w:rPr>
-              <w:t xml:space="preserve">por</w:t>
-            </w:r>
-          </w:ins>
-        </w:sdtContent>
-      </w:sdt>
-      <w:sdt>
-        <w:sdtPr>
-          <w:id w:val="1662647070"/>
-          <w:tag w:val="goog_rdk_3"/>
-        </w:sdtPr>
-        <w:sdtContent>
-          <w:del w:author="Santiago Perea Arroyo" w:id="0" w:date="2026-06-04T21:57:29Z">
-            <w:r>
-              <w:rPr>
-                <w:rtl w:val="0"/>
-              </w:rPr>
-              <w:delText xml:space="preserve">para</w:delText>
+              <w:delText xml:space="preserve">dicha literatura en base a </w:delText>
             </w:r>
           </w:del>
         </w:sdtContent>
@@ -294,470 +303,7 @@
         <w:rPr>
           <w:rtl w:val="0"/>
         </w:rPr>
-        <w:t xml:space="preserve"> promover </w:t>
-      </w:r>
-      <w:sdt>
-        <w:sdtPr>
-          <w:id w:val="-407614653"/>
-          <w:tag w:val="goog_rdk_4"/>
-        </w:sdtPr>
-        <w:sdtContent>
-          <w:commentRangeStart w:id="2"/>
-        </w:sdtContent>
-      </w:sdt>
-      <w:r>
-        <w:rPr>
-          <w:rtl w:val="0"/>
-        </w:rPr>
-        <w:t xml:space="preserve">su uso en este ámbito</w:t>
-      </w:r>
-      <w:commentRangeEnd w:id="2"/>
-      <w:r>
-        <w:commentReference w:id="2"/>
-      </w:r>
-      <w:r>
-        <w:rPr>
-          <w:rtl w:val="0"/>
-        </w:rPr>
-        <w:t xml:space="preserve">, gran parte de la toma de decisiones aún no las tiene en consideración. Por ello,  es fundamental comprender qué factores influyen en el uso  del conocimiento científico para la toma de decisiones. Aunque existen numerosos estudios </w:t>
-      </w:r>
-      <w:sdt>
-        <w:sdtPr>
-          <w:id w:val="-1511535798"/>
-          <w:tag w:val="goog_rdk_5"/>
-        </w:sdtPr>
-        <w:sdtContent>
-          <w:ins w:author="Santiago Perea Arroyo" w:id="1" w:date="2026-06-04T22:09:08Z">
-            <w:r>
-              <w:rPr>
-                <w:rtl w:val="0"/>
-              </w:rPr>
-              <w:t xml:space="preserve">al respecto</w:t>
-            </w:r>
-          </w:ins>
-        </w:sdtContent>
-      </w:sdt>
-      <w:r>
-        <w:rPr>
-          <w:rtl w:val="0"/>
-        </w:rPr>
-        <w:t xml:space="preserve">, hasta ahora no se había realizado </w:t>
-      </w:r>
-      <w:sdt>
-        <w:sdtPr>
-          <w:id w:val="1088675820"/>
-          <w:tag w:val="goog_rdk_6"/>
-        </w:sdtPr>
-        <w:sdtContent>
-          <w:ins w:author="Santiago Perea Arroyo" w:id="2" w:date="2026-06-04T22:09:51Z"/>
-          <w:sdt>
-            <w:sdtPr>
-              <w:id w:val="-154583851"/>
-              <w:tag w:val="goog_rdk_7"/>
-            </w:sdtPr>
-            <w:sdtContent>
-              <w:ins w:author="Santiago Perea Arroyo" w:id="2" w:date="2026-06-04T22:09:51Z">
-                <w:r>
-                  <w:rPr>
-                    <w:rtl w:val="0"/>
-                    <w:rPrChange w:author="Santiago Perea Arroyo" w:id="3" w:date="2026-06-04T22:09:51Z">
-                      <w:rPr/>
-                    </w:rPrChange>
-                  </w:rPr>
-                  <w:t xml:space="preserve">ningún</w:t>
-                </w:r>
-              </w:ins>
-            </w:sdtContent>
-          </w:sdt>
-          <w:ins w:author="Santiago Perea Arroyo" w:id="2" w:date="2026-06-04T22:09:51Z"/>
-        </w:sdtContent>
-      </w:sdt>
-      <w:sdt>
-        <w:sdtPr>
-          <w:id w:val="-2080574080"/>
-          <w:tag w:val="goog_rdk_8"/>
-        </w:sdtPr>
-        <w:sdtContent>
-          <w:del w:author="Santiago Perea Arroyo" w:id="2" w:date="2026-06-04T22:09:51Z"/>
-          <w:sdt>
-            <w:sdtPr>
-              <w:id w:val="407616825"/>
-              <w:tag w:val="goog_rdk_9"/>
-            </w:sdtPr>
-            <w:sdtContent>
-              <w:del w:author="Santiago Perea Arroyo" w:id="2" w:date="2026-06-04T22:09:51Z">
-                <w:r>
-                  <w:rPr>
-                    <w:rtl w:val="0"/>
-                    <w:rPrChange w:author="Santiago Perea Arroyo" w:id="3" w:date="2026-06-04T22:09:51Z">
-                      <w:rPr/>
-                    </w:rPrChange>
-                  </w:rPr>
-                  <w:delText xml:space="preserve">ninguno</w:delText>
-                </w:r>
-              </w:del>
-            </w:sdtContent>
-          </w:sdt>
-          <w:del w:author="Santiago Perea Arroyo" w:id="2" w:date="2026-06-04T22:09:51Z"/>
-        </w:sdtContent>
-      </w:sdt>
-      <w:r>
-        <w:rPr>
-          <w:rtl w:val="0"/>
-        </w:rPr>
-        <w:t xml:space="preserve"> </w:t>
-      </w:r>
-      <w:sdt>
-        <w:sdtPr>
-          <w:id w:val="-288136824"/>
-          <w:tag w:val="goog_rdk_10"/>
-        </w:sdtPr>
-        <w:sdtContent>
-          <w:ins w:author="Santiago Perea Arroyo" w:id="4" w:date="2026-06-04T22:10:41Z">
-            <w:r>
-              <w:rPr>
-                <w:rtl w:val="0"/>
-              </w:rPr>
-              <w:t xml:space="preserve">esfuerzo</w:t>
-            </w:r>
-          </w:ins>
-        </w:sdtContent>
-      </w:sdt>
-      <w:r>
-        <w:rPr>
-          <w:rtl w:val="0"/>
-        </w:rPr>
-        <w:t xml:space="preserve"> exhaustivo para categorizar dicha bibliografía.</w:t>
-      </w:r>
-    </w:p>
-    <w:p>
-      <w:pPr>
-        <w:numPr>
-          <w:ilvl w:val="0"/>
-          <w:numId w:val="1"/>
-        </w:numPr>
-        <w:spacing w:after="0" w:afterAutospacing="0" w:line="480" w:lineRule="auto"/>
-        <w:ind w:left="720" w:hanging="360"/>
-      </w:pPr>
-      <w:r>
-        <w:rPr>
-          <w:rtl w:val="0"/>
-        </w:rPr>
-        <w:t xml:space="preserve">Para solventar esta falta de conocimiento, </w:t>
-      </w:r>
-      <w:sdt>
-        <w:sdtPr>
-          <w:id w:val="-793331185"/>
-          <w:tag w:val="goog_rdk_11"/>
-        </w:sdtPr>
-        <w:sdtContent>
-          <w:ins w:author="Santiago Perea Arroyo" w:id="5" w:date="2026-06-04T22:03:02Z">
-            <w:r>
-              <w:rPr>
-                <w:rtl w:val="0"/>
-              </w:rPr>
-              <w:t xml:space="preserve">realizamos</w:t>
-            </w:r>
-          </w:ins>
-        </w:sdtContent>
-      </w:sdt>
-      <w:sdt>
-        <w:sdtPr>
-          <w:id w:val="-974760041"/>
-          <w:tag w:val="goog_rdk_12"/>
-        </w:sdtPr>
-        <w:sdtContent>
-          <w:del w:author="Santiago Perea Arroyo" w:id="5" w:date="2026-06-04T22:03:02Z">
-            <w:r>
-              <w:rPr>
-                <w:rtl w:val="0"/>
-              </w:rPr>
-              <w:delText xml:space="preserve">hemos llevado a cabo</w:delText>
-            </w:r>
-          </w:del>
-        </w:sdtContent>
-      </w:sdt>
-      <w:r>
-        <w:rPr>
-          <w:rtl w:val="0"/>
-        </w:rPr>
-        <w:t xml:space="preserve"> un mapeo sistemático </w:t>
-      </w:r>
-      <w:sdt>
-        <w:sdtPr>
-          <w:id w:val="458498848"/>
-          <w:tag w:val="goog_rdk_13"/>
-        </w:sdtPr>
-        <w:sdtContent>
-          <w:ins w:author="Santiago Perea Arroyo" w:id="6" w:date="2026-06-04T22:03:17Z">
-            <w:r>
-              <w:rPr>
-                <w:rtl w:val="0"/>
-              </w:rPr>
-              <w:t xml:space="preserve">con el fin de caracterizar </w:t>
-            </w:r>
-          </w:ins>
-        </w:sdtContent>
-      </w:sdt>
-      <w:sdt>
-        <w:sdtPr>
-          <w:id w:val="-1113694723"/>
-          <w:tag w:val="goog_rdk_14"/>
-        </w:sdtPr>
-        <w:sdtContent>
-          <w:del w:author="Santiago Perea Arroyo" w:id="6" w:date="2026-06-04T22:03:17Z">
-            <w:r>
-              <w:rPr>
-                <w:rtl w:val="0"/>
-              </w:rPr>
-              <w:delText xml:space="preserve">donde caracterizamos </w:delText>
-            </w:r>
-          </w:del>
-        </w:sdtContent>
-      </w:sdt>
-      <w:r>
-        <w:rPr>
-          <w:rtl w:val="0"/>
-        </w:rPr>
-        <w:t xml:space="preserve">dicha literatura en base a los factores que influyen en el uso de la evidencia en la toma de decisiones en conservación. Todo ello con el objetivo de determinar dónde se han </w:t>
-      </w:r>
-      <w:sdt>
-        <w:sdtPr>
-          <w:id w:val="402540167"/>
-          <w:tag w:val="goog_rdk_15"/>
-        </w:sdtPr>
-        <w:sdtContent>
-          <w:ins w:author="Santiago Perea Arroyo" w:id="7" w:date="2026-06-04T22:04:32Z">
-            <w:r>
-              <w:rPr>
-                <w:rtl w:val="0"/>
-              </w:rPr>
-              <w:t xml:space="preserve">realizado</w:t>
-            </w:r>
-          </w:ins>
-        </w:sdtContent>
-      </w:sdt>
-      <w:sdt>
-        <w:sdtPr>
-          <w:id w:val="2074963372"/>
-          <w:tag w:val="goog_rdk_16"/>
-        </w:sdtPr>
-        <w:sdtContent>
-          <w:del w:author="Santiago Perea Arroyo" w:id="7" w:date="2026-06-04T22:04:32Z">
-            <w:r>
-              <w:rPr>
-                <w:rtl w:val="0"/>
-              </w:rPr>
-              <w:delText xml:space="preserve">llevado a cabo</w:delText>
-            </w:r>
-          </w:del>
-        </w:sdtContent>
-      </w:sdt>
-      <w:r>
-        <w:rPr>
-          <w:rtl w:val="0"/>
-        </w:rPr>
-        <w:t xml:space="preserve"> las investigaciones, qué actores</w:t>
-      </w:r>
-      <w:sdt>
-        <w:sdtPr>
-          <w:id w:val="1312994224"/>
-          <w:tag w:val="goog_rdk_17"/>
-        </w:sdtPr>
-        <w:sdtContent>
-          <w:ins w:author="Santiago Perea Arroyo" w:id="8" w:date="2026-06-04T22:04:50Z">
-            <w:r>
-              <w:rPr>
-                <w:rtl w:val="0"/>
-              </w:rPr>
-              <w:t xml:space="preserve"> </w:t>
-            </w:r>
-          </w:ins>
-        </w:sdtContent>
-      </w:sdt>
-      <w:sdt>
-        <w:sdtPr>
-          <w:id w:val="178486908"/>
-          <w:tag w:val="goog_rdk_18"/>
-        </w:sdtPr>
-        <w:sdtContent>
-          <w:del w:author="Santiago Perea Arroyo" w:id="8" w:date="2026-06-04T22:04:50Z">
-            <w:r>
-              <w:rPr>
-                <w:rtl w:val="0"/>
-              </w:rPr>
-              <w:delText xml:space="preserve"> usuarios </w:delText>
-            </w:r>
-          </w:del>
-        </w:sdtContent>
-      </w:sdt>
-      <w:r>
-        <w:rPr>
-          <w:rtl w:val="0"/>
-        </w:rPr>
-        <w:t xml:space="preserve">han sido objeto de </w:t>
-      </w:r>
-      <w:sdt>
-        <w:sdtPr>
-          <w:id w:val="-331350173"/>
-          <w:tag w:val="goog_rdk_19"/>
-        </w:sdtPr>
-        <w:sdtContent>
-          <w:ins w:author="Santiago Perea Arroyo" w:id="9" w:date="2026-06-04T22:05:01Z">
-            <w:r>
-              <w:rPr>
-                <w:rtl w:val="0"/>
-              </w:rPr>
-              <w:t xml:space="preserve">los </w:t>
-            </w:r>
-          </w:ins>
-        </w:sdtContent>
-      </w:sdt>
-      <w:r>
-        <w:rPr>
-          <w:rtl w:val="0"/>
-        </w:rPr>
-        <w:t xml:space="preserve">estudio</w:t>
-      </w:r>
-      <w:sdt>
-        <w:sdtPr>
-          <w:id w:val="841613429"/>
-          <w:tag w:val="goog_rdk_20"/>
-        </w:sdtPr>
-        <w:sdtContent>
-          <w:ins w:author="Santiago Perea Arroyo" w:id="10" w:date="2026-06-04T22:05:03Z">
-            <w:r>
-              <w:rPr>
-                <w:rtl w:val="0"/>
-              </w:rPr>
-              <w:t xml:space="preserve">s</w:t>
-            </w:r>
-          </w:ins>
-        </w:sdtContent>
-      </w:sdt>
-      <w:r>
-        <w:rPr>
-          <w:rtl w:val="0"/>
-        </w:rPr>
-        <w:t xml:space="preserve"> y qué factores </w:t>
-      </w:r>
-      <w:sdt>
-        <w:sdtPr>
-          <w:id w:val="1801361420"/>
-          <w:tag w:val="goog_rdk_21"/>
-        </w:sdtPr>
-        <w:sdtContent>
-          <w:ins w:author="Santiago Perea Arroyo" w:id="11" w:date="2026-06-04T22:15:41Z">
-            <w:r>
-              <w:rPr>
-                <w:rtl w:val="0"/>
-              </w:rPr>
-              <w:t xml:space="preserve">influyen</w:t>
-            </w:r>
-          </w:ins>
-        </w:sdtContent>
-      </w:sdt>
-      <w:sdt>
-        <w:sdtPr>
-          <w:id w:val="-58913266"/>
-          <w:tag w:val="goog_rdk_22"/>
-        </w:sdtPr>
-        <w:sdtContent>
-          <w:del w:author="Santiago Perea Arroyo" w:id="11" w:date="2026-06-04T22:15:41Z">
-            <w:r>
-              <w:rPr>
-                <w:rtl w:val="0"/>
-              </w:rPr>
-              <w:delText xml:space="preserve">han influido</w:delText>
-            </w:r>
-          </w:del>
-        </w:sdtContent>
-      </w:sdt>
-      <w:r>
-        <w:rPr>
-          <w:rtl w:val="0"/>
-        </w:rPr>
-        <w:t xml:space="preserve"> en el uso de la evidencia</w:t>
-      </w:r>
-      <w:sdt>
-        <w:sdtPr>
-          <w:id w:val="-1000144198"/>
-          <w:tag w:val="goog_rdk_23"/>
-        </w:sdtPr>
-        <w:sdtContent>
-          <w:ins w:author="Santiago Perea Arroyo" w:id="12" w:date="2026-06-04T22:05:23Z">
-            <w:r>
-              <w:rPr>
-                <w:rtl w:val="0"/>
-              </w:rPr>
-              <w:t xml:space="preserve"> </w:t>
-            </w:r>
-          </w:ins>
-          <w:sdt>
-            <w:sdtPr>
-              <w:id w:val="-572435744"/>
-              <w:tag w:val="goog_rdk_24"/>
-            </w:sdtPr>
-            <w:sdtContent>
-              <w:ins w:author="Santiago Perea Arroyo" w:id="12" w:date="2026-06-04T22:05:23Z">
-                <w:r>
-                  <w:rPr>
-                    <w:rtl w:val="0"/>
-                    <w:rPrChange w:author="Santiago Perea Arroyo" w:id="13" w:date="2026-06-04T22:05:23Z">
-                      <w:rPr/>
-                    </w:rPrChange>
-                  </w:rPr>
-                  <w:t xml:space="preserve">científica</w:t>
-                </w:r>
-              </w:ins>
-            </w:sdtContent>
-          </w:sdt>
-          <w:ins w:author="Santiago Perea Arroyo" w:id="12" w:date="2026-06-04T22:05:23Z"/>
-        </w:sdtContent>
-      </w:sdt>
-      <w:r>
-        <w:rPr>
-          <w:rtl w:val="0"/>
-        </w:rPr>
-        <w:t xml:space="preserve">. Nuestra búsqueda bibliográfica y posterior selección</w:t>
-      </w:r>
-      <w:sdt>
-        <w:sdtPr>
-          <w:id w:val="190459280"/>
-          <w:tag w:val="goog_rdk_25"/>
-        </w:sdtPr>
-        <w:sdtContent>
-          <w:ins w:author="Santiago Perea Arroyo" w:id="14" w:date="2026-06-04T22:06:17Z">
-            <w:r>
-              <w:rPr>
-                <w:rtl w:val="0"/>
-              </w:rPr>
-              <w:t xml:space="preserve"> permitieron identificar</w:t>
-            </w:r>
-          </w:ins>
-        </w:sdtContent>
-      </w:sdt>
-      <w:sdt>
-        <w:sdtPr>
-          <w:id w:val="-784208109"/>
-          <w:tag w:val="goog_rdk_26"/>
-        </w:sdtPr>
-        <w:sdtContent>
-          <w:del w:author="Santiago Perea Arroyo" w:id="14" w:date="2026-06-04T22:06:17Z">
-            <w:r>
-              <w:rPr>
-                <w:rtl w:val="0"/>
-              </w:rPr>
-              <w:delText xml:space="preserve">, resultaron en la identificación de un total de</w:delText>
-            </w:r>
-          </w:del>
-        </w:sdtContent>
-      </w:sdt>
-      <w:r>
-        <w:rPr>
-          <w:rtl w:val="0"/>
-        </w:rPr>
-        <w:t xml:space="preserve"> 167 estudios relevantes.</w:t>
+        <w:t xml:space="preserve">los factores que influyen en el uso de la evidencia en la toma de decisiones en conservación. Se buscó determinar dónde se  han realizado las investigaciones, qué actores han sido objeto de los estudios y qué factores influyen en el uso de la evidencia científica. La  búsqueda bibliográfica y posterior selección permitió identificar 167 estudios relevantes.</w:t>
       </w:r>
     </w:p>
     <w:p>
@@ -772,235 +318,11 @@
           <w:u w:val="none"/>
         </w:rPr>
       </w:pPr>
-      <w:sdt>
-        <w:sdtPr>
-          <w:id w:val="-1374560672"/>
-          <w:tag w:val="goog_rdk_28"/>
-        </w:sdtPr>
-        <w:sdtContent>
-          <w:ins w:author="Santiago Perea Arroyo" w:id="15" w:date="2026-06-04T22:16:30Z">
-            <w:r>
-              <w:rPr>
-                <w:rtl w:val="0"/>
-              </w:rPr>
-              <w:t xml:space="preserve">Identificamos un marcado sesgo en la</w:t>
-            </w:r>
-          </w:ins>
-        </w:sdtContent>
-      </w:sdt>
-      <w:sdt>
-        <w:sdtPr>
-          <w:id w:val="1518359887"/>
-          <w:tag w:val="goog_rdk_29"/>
-        </w:sdtPr>
-        <w:sdtContent>
-          <w:del w:author="Santiago Perea Arroyo" w:id="15" w:date="2026-06-04T22:16:30Z">
-            <w:r>
-              <w:rPr>
-                <w:rtl w:val="0"/>
-              </w:rPr>
-              <w:delText xml:space="preserve">Algunos de los principales </w:delText>
-            </w:r>
-            <w:r>
-              <w:rPr>
-                <w:rtl w:val="0"/>
-              </w:rPr>
-              <w:delText xml:space="preserve">sesgos</w:delText>
-            </w:r>
-            <w:r>
-              <w:rPr>
-                <w:rtl w:val="0"/>
-              </w:rPr>
-              <w:delText xml:space="preserve"> detectados han sido: una marcada tendencia en la </w:delText>
-            </w:r>
-          </w:del>
-        </w:sdtContent>
-      </w:sdt>
-      <w:r>
-        <w:rPr>
-          <w:rtl w:val="0"/>
-        </w:rPr>
-        <w:t xml:space="preserve">bibliografía analizada en favor de países anglófonos. Pocos estudios detallaban el tipo de ecosistema que estudiaban, el grupo taxonómico o amenazas concretas, y los que lo hacían se enfocaron en</w:t>
-      </w:r>
-      <w:sdt>
-        <w:sdtPr>
-          <w:id w:val="591437284"/>
-          <w:tag w:val="goog_rdk_30"/>
-        </w:sdtPr>
-        <w:sdtContent>
-          <w:del w:author="Santiago Perea Arroyo" w:id="16" w:date="2026-06-04T22:19:49Z">
-            <w:r>
-              <w:rPr>
-                <w:rtl w:val="0"/>
-              </w:rPr>
-              <w:delText xml:space="preserve"> estudiar </w:delText>
-            </w:r>
-          </w:del>
-        </w:sdtContent>
-      </w:sdt>
-      <w:sdt>
-        <w:sdtPr>
-          <w:id w:val="-635131191"/>
-          <w:tag w:val="goog_rdk_31"/>
-        </w:sdtPr>
-        <w:sdtContent>
-          <w:ins w:author="Santiago Perea Arroyo" w:id="16" w:date="2026-06-04T22:19:49Z">
-            <w:r>
-              <w:rPr>
-                <w:rtl w:val="0"/>
-              </w:rPr>
-              <w:t xml:space="preserve"> </w:t>
-            </w:r>
-          </w:ins>
-        </w:sdtContent>
-      </w:sdt>
-      <w:r>
-        <w:rPr>
-          <w:rtl w:val="0"/>
-        </w:rPr>
-        <w:t xml:space="preserve">sistemas marinos, forestales o </w:t>
-      </w:r>
-      <w:sdt>
-        <w:sdtPr>
-          <w:id w:val="1237983159"/>
-          <w:tag w:val="goog_rdk_32"/>
-        </w:sdtPr>
-        <w:sdtContent>
-          <w:ins w:author="Santiago Perea Arroyo" w:id="17" w:date="2026-06-04T22:19:56Z">
-            <w:r>
-              <w:rPr>
-                <w:rtl w:val="0"/>
-              </w:rPr>
-              <w:t xml:space="preserve">de </w:t>
-            </w:r>
-          </w:ins>
-        </w:sdtContent>
-      </w:sdt>
-      <w:sdt>
-        <w:sdtPr>
-          <w:id w:val="-1156885216"/>
-          <w:tag w:val="goog_rdk_33"/>
-        </w:sdtPr>
-        <w:sdtContent>
-          <w:del w:author="Santiago Perea Arroyo" w:id="17" w:date="2026-06-04T22:19:56Z">
-            <w:r>
-              <w:rPr>
-                <w:rtl w:val="0"/>
-              </w:rPr>
-              <w:delText xml:space="preserve">acuáticos de </w:delText>
-            </w:r>
-          </w:del>
-        </w:sdtContent>
-      </w:sdt>
-      <w:r>
-        <w:rPr>
-          <w:rtl w:val="0"/>
-        </w:rPr>
-        <w:t xml:space="preserve">agua dulce. </w:t>
-      </w:r>
-      <w:sdt>
-        <w:sdtPr>
-          <w:id w:val="325469753"/>
-          <w:tag w:val="goog_rdk_34"/>
-        </w:sdtPr>
-        <w:sdtContent>
-          <w:del w:author="Santiago Perea Arroyo" w:id="18" w:date="2026-06-04T22:22:22Z">
-            <w:r>
-              <w:rPr>
-                <w:rtl w:val="0"/>
-              </w:rPr>
-              <w:delText xml:space="preserve">Con r</w:delText>
-            </w:r>
-          </w:del>
-        </w:sdtContent>
-      </w:sdt>
-      <w:sdt>
-        <w:sdtPr>
-          <w:id w:val="-56299595"/>
-          <w:tag w:val="goog_rdk_35"/>
-        </w:sdtPr>
-        <w:sdtContent>
-          <w:ins w:author="Santiago Perea Arroyo" w:id="18" w:date="2026-06-04T22:22:22Z">
-            <w:r>
-              <w:rPr>
-                <w:rtl w:val="0"/>
-              </w:rPr>
-              <w:t xml:space="preserve">R</w:t>
-            </w:r>
-          </w:ins>
-        </w:sdtContent>
-      </w:sdt>
-      <w:r>
-        <w:rPr>
-          <w:rtl w:val="0"/>
-        </w:rPr>
-        <w:t xml:space="preserve">especto a los actores implicados, la mayoría de los estudios se centraron en gestores e investigadores</w:t>
-      </w:r>
-      <w:sdt>
-        <w:sdtPr>
-          <w:id w:val="-413371768"/>
-          <w:tag w:val="goog_rdk_36"/>
-        </w:sdtPr>
-        <w:sdtContent>
-          <w:del w:author="Santiago Perea Arroyo" w:id="19" w:date="2026-06-04T22:22:58Z">
-            <w:r>
-              <w:rPr>
-                <w:rtl w:val="0"/>
-              </w:rPr>
-              <w:delText xml:space="preserve"> como actores principales</w:delText>
-            </w:r>
-          </w:del>
-        </w:sdtContent>
-      </w:sdt>
-      <w:r>
-        <w:rPr>
-          <w:rtl w:val="0"/>
-        </w:rPr>
-        <w:t xml:space="preserve">, mientras que fueron relativamente pocos los </w:t>
-      </w:r>
-      <w:sdt>
-        <w:sdtPr>
-          <w:id w:val="-1706604491"/>
-          <w:tag w:val="goog_rdk_37"/>
-        </w:sdtPr>
-        <w:sdtContent>
-          <w:del w:author="Santiago Perea Arroyo" w:id="20" w:date="2026-06-04T22:23:18Z">
-            <w:r>
-              <w:rPr>
-                <w:rtl w:val="0"/>
-              </w:rPr>
-              <w:delText xml:space="preserve">estudios </w:delText>
-            </w:r>
-          </w:del>
-        </w:sdtContent>
-      </w:sdt>
-      <w:r>
-        <w:rPr>
-          <w:rtl w:val="0"/>
-        </w:rPr>
-        <w:t xml:space="preserve">que incluyeron a </w:t>
-      </w:r>
-      <w:sdt>
-        <w:sdtPr>
-          <w:id w:val="1019471583"/>
-          <w:tag w:val="goog_rdk_38"/>
-        </w:sdtPr>
-        <w:sdtContent>
-          <w:del w:author="Santiago Perea Arroyo" w:id="21" w:date="2026-06-04T22:23:27Z">
-            <w:r>
-              <w:rPr>
-                <w:rtl w:val="0"/>
-              </w:rPr>
-              <w:delText xml:space="preserve">los </w:delText>
-            </w:r>
-          </w:del>
-        </w:sdtContent>
-      </w:sdt>
-      <w:r>
-        <w:rPr>
-          <w:rtl w:val="0"/>
-        </w:rPr>
-        <w:t xml:space="preserve">responsables políticos u otros actores. </w:t>
+      <w:r>
+        <w:rPr>
+          <w:rtl w:val="0"/>
+        </w:rPr>
+        <w:t xml:space="preserve">Identificamos un marcado sesgo en la bibliografía analizada en favor de países anglófonos. Pocos estudios detallaban el tipo de ecosistema estudiado, el grupo taxonómico o amenazas concretas, y aquellos que lo hacían se enfocaban en sistemas marinos, forestales o de agua dulce. Respecto a los actores implicados, la mayoría de los estudios se centraron en gestores e investigadores, mientras que fueron relativamente pocos los que incluyeron a responsables políticos u otros actores. </w:t>
       </w:r>
     </w:p>
     <w:p>
@@ -1019,121 +341,19 @@
         <w:rPr>
           <w:rtl w:val="0"/>
         </w:rPr>
-        <w:t xml:space="preserve">En cuanto a los factores que influyen en el uso de evidencia, los más citados fueron las relaciones entre</w:t>
-      </w:r>
-      <w:sdt>
-        <w:sdtPr>
-          <w:id w:val="-857268330"/>
-          <w:tag w:val="goog_rdk_39"/>
-        </w:sdtPr>
-        <w:sdtContent>
-          <w:ins w:author="Santiago Perea Arroyo" w:id="22" w:date="2026-06-04T22:24:33Z">
-            <w:r>
-              <w:rPr>
-                <w:rtl w:val="0"/>
-              </w:rPr>
-              <w:t xml:space="preserve"> </w:t>
-            </w:r>
-          </w:ins>
-        </w:sdtContent>
-      </w:sdt>
-      <w:sdt>
-        <w:sdtPr>
-          <w:id w:val="-1497235607"/>
-          <w:tag w:val="goog_rdk_40"/>
-        </w:sdtPr>
-        <w:sdtContent>
-          <w:del w:author="Santiago Perea Arroyo" w:id="22" w:date="2026-06-04T22:24:33Z">
-            <w:r>
-              <w:rPr>
-                <w:rtl w:val="0"/>
-              </w:rPr>
-              <w:delText xml:space="preserve"> los </w:delText>
-            </w:r>
-          </w:del>
-        </w:sdtContent>
-      </w:sdt>
-      <w:r>
-        <w:rPr>
-          <w:rtl w:val="0"/>
-        </w:rPr>
-        <w:t xml:space="preserve">científicos y</w:t>
-      </w:r>
-      <w:sdt>
-        <w:sdtPr>
-          <w:id w:val="274865909"/>
-          <w:tag w:val="goog_rdk_41"/>
-        </w:sdtPr>
-        <w:sdtContent>
-          <w:del w:author="Santiago Perea Arroyo" w:id="23" w:date="2026-06-04T22:24:41Z">
-            <w:r>
-              <w:rPr>
-                <w:rtl w:val="0"/>
-              </w:rPr>
-              <w:delText xml:space="preserve"> los</w:delText>
-            </w:r>
-          </w:del>
-        </w:sdtContent>
-      </w:sdt>
-      <w:r>
-        <w:rPr>
-          <w:rtl w:val="0"/>
-        </w:rPr>
-        <w:t xml:space="preserve"> responsables de la toma de decisiones, así como la capacidad y los recursos de las </w:t>
-      </w:r>
-      <w:r>
-        <w:rPr>
-          <w:b w:val="1"/>
-          <w:bCs w:val="1"/>
-          <w:rtl w:val="0"/>
-        </w:rPr>
-        <w:t xml:space="preserve">organizaciones</w:t>
-      </w:r>
-      <w:sdt>
-        <w:sdtPr>
-          <w:id w:val="-1864136594"/>
-          <w:tag w:val="goog_rdk_42"/>
-        </w:sdtPr>
-        <w:sdtContent>
-          <w:del w:author="Santiago Perea Arroyo" w:id="24" w:date="2026-06-04T22:24:54Z">
-            <w:r>
-              <w:rPr>
-                <w:b w:val="1"/>
-                <w:bCs w:val="1"/>
-                <w:rtl w:val="0"/>
-              </w:rPr>
-              <w:delText xml:space="preserve">/entidades</w:delText>
-            </w:r>
-          </w:del>
-        </w:sdtContent>
-      </w:sdt>
-      <w:r>
-        <w:rPr>
-          <w:rtl w:val="0"/>
-        </w:rPr>
-        <w:t xml:space="preserve"> de conservación. Además, se mencionaron con frecuencia</w:t>
-      </w:r>
-      <w:sdt>
-        <w:sdtPr>
-          <w:id w:val="184672035"/>
-          <w:tag w:val="goog_rdk_43"/>
-        </w:sdtPr>
-        <w:sdtContent>
-          <w:del w:author="Santiago Perea Arroyo" w:id="25" w:date="2026-06-04T22:31:01Z">
-            <w:r>
-              <w:rPr>
-                <w:rtl w:val="0"/>
-              </w:rPr>
-              <w:delText xml:space="preserve"> los</w:delText>
-            </w:r>
-          </w:del>
-        </w:sdtContent>
-      </w:sdt>
-      <w:r>
-        <w:rPr>
-          <w:rtl w:val="0"/>
-        </w:rPr>
-        <w:t xml:space="preserve"> factores relacionados con las características de la propia evidencia y con las características de los </w:t>
+        <w:t xml:space="preserve">En cuanto a los factores que influyen en el uso de evidencia, los más citados fueron las relaciones entre científicos y responsables de la toma de decisiones, así como la capacidad y los recursos de las </w:t>
+      </w:r>
+      <w:r>
+        <w:rPr>
+          <w:rtl w:val="0"/>
+        </w:rPr>
+        <w:t xml:space="preserve">organizaciones </w:t>
+      </w:r>
+      <w:r>
+        <w:rPr>
+          <w:rtl w:val="0"/>
+        </w:rPr>
+        <w:t xml:space="preserve">de conservación. Además, se mencionaron con frecuencia factores relacionados con las características de la propia evidencia así como de  los </w:t>
       </w:r>
       <w:r>
         <w:rPr>
@@ -1145,89 +365,7 @@
         <w:rPr>
           <w:rtl w:val="0"/>
         </w:rPr>
-        <w:t xml:space="preserve">y legisladores, sus organizaciones y </w:t>
-      </w:r>
-      <w:sdt>
-        <w:sdtPr>
-          <w:id w:val="1472116298"/>
-          <w:tag w:val="goog_rdk_44"/>
-        </w:sdtPr>
-        <w:sdtContent>
-          <w:ins w:author="Santiago Perea Arroyo" w:id="26" w:date="2026-06-04T22:31:23Z">
-            <w:r>
-              <w:rPr>
-                <w:rtl w:val="0"/>
-              </w:rPr>
-              <w:t xml:space="preserve">los </w:t>
-            </w:r>
-          </w:ins>
-        </w:sdtContent>
-      </w:sdt>
-      <w:sdt>
-        <w:sdtPr>
-          <w:id w:val="1024143295"/>
-          <w:tag w:val="goog_rdk_45"/>
-        </w:sdtPr>
-        <w:sdtContent>
-          <w:del w:author="Santiago Perea Arroyo" w:id="26" w:date="2026-06-04T22:31:23Z">
-            <w:r>
-              <w:rPr>
-                <w:rtl w:val="0"/>
-              </w:rPr>
-              <w:delText xml:space="preserve">el </w:delText>
-            </w:r>
-          </w:del>
-        </w:sdtContent>
-      </w:sdt>
-      <w:r>
-        <w:rPr>
-          <w:rtl w:val="0"/>
-        </w:rPr>
-        <w:t xml:space="preserve">contexto</w:t>
-      </w:r>
-      <w:sdt>
-        <w:sdtPr>
-          <w:id w:val="-1059094729"/>
-          <w:tag w:val="goog_rdk_46"/>
-        </w:sdtPr>
-        <w:sdtContent>
-          <w:ins w:author="Santiago Perea Arroyo" w:id="27" w:date="2026-06-04T22:31:27Z">
-            <w:r>
-              <w:rPr>
-                <w:rtl w:val="0"/>
-              </w:rPr>
-              <w:t xml:space="preserve">s</w:t>
-            </w:r>
-          </w:ins>
-        </w:sdtContent>
-      </w:sdt>
-      <w:r>
-        <w:rPr>
-          <w:rtl w:val="0"/>
-        </w:rPr>
-        <w:t xml:space="preserve"> de</w:t>
-      </w:r>
-      <w:sdt>
-        <w:sdtPr>
-          <w:id w:val="1169881020"/>
-          <w:tag w:val="goog_rdk_47"/>
-        </w:sdtPr>
-        <w:sdtContent>
-          <w:del w:author="Santiago Perea Arroyo" w:id="28" w:date="2026-06-04T22:31:33Z">
-            <w:r>
-              <w:rPr>
-                <w:rtl w:val="0"/>
-              </w:rPr>
-              <w:delText xml:space="preserve"> las</w:delText>
-            </w:r>
-          </w:del>
-        </w:sdtContent>
-      </w:sdt>
-      <w:r>
-        <w:rPr>
-          <w:rtl w:val="0"/>
-        </w:rPr>
-        <w:t xml:space="preserve"> tomas de decisiones. Pocos estudios abordaron los factores relacionados con los investigadores y las instituciones de investigación. </w:t>
+        <w:t xml:space="preserve">y legisladores, sus organizaciones y los contextos de tomas de decisiones. Pocos estudios abordaron los factores relacionados con los investigadores y las instituciones de investigación. </w:t>
       </w:r>
     </w:p>
     <w:p>
@@ -1243,194 +381,7 @@
         <w:rPr>
           <w:rtl w:val="0"/>
         </w:rPr>
-        <w:t xml:space="preserve">Síntesis y aplicaciones. Los investigadores deben pasar de caracterizar los factores que influyen en el uso de la evidencia científica a identificar y evaluar</w:t>
-      </w:r>
-      <w:sdt>
-        <w:sdtPr>
-          <w:id w:val="1557683580"/>
-          <w:tag w:val="goog_rdk_48"/>
-        </w:sdtPr>
-        <w:sdtContent>
-          <w:del w:author="Santiago Perea Arroyo" w:id="29" w:date="2026-06-04T22:33:33Z">
-            <w:r>
-              <w:rPr>
-                <w:rtl w:val="0"/>
-              </w:rPr>
-              <w:delText xml:space="preserve"> </w:delText>
-            </w:r>
-          </w:del>
-        </w:sdtContent>
-      </w:sdt>
-      <w:r>
-        <w:rPr>
-          <w:rtl w:val="0"/>
-        </w:rPr>
-        <w:t xml:space="preserve"> intervenciones en conservación. Dado que estos factores están interrelacionados, se debería dar prioridad a la implementación y </w:t>
-      </w:r>
-      <w:sdt>
-        <w:sdtPr>
-          <w:id w:val="-1253812019"/>
-          <w:tag w:val="goog_rdk_49"/>
-        </w:sdtPr>
-        <w:sdtContent>
-          <w:ins w:author="Santiago Perea Arroyo" w:id="30" w:date="2026-06-04T22:34:39Z">
-            <w:r>
-              <w:rPr>
-                <w:rtl w:val="0"/>
-              </w:rPr>
-              <w:t xml:space="preserve">la evaluación </w:t>
-            </w:r>
-          </w:ins>
-        </w:sdtContent>
-      </w:sdt>
-      <w:sdt>
-        <w:sdtPr>
-          <w:id w:val="-1553088339"/>
-          <w:tag w:val="goog_rdk_50"/>
-        </w:sdtPr>
-        <w:sdtContent>
-          <w:del w:author="Santiago Perea Arroyo" w:id="30" w:date="2026-06-04T22:34:39Z">
-            <w:r>
-              <w:rPr>
-                <w:rtl w:val="0"/>
-              </w:rPr>
-              <w:delText xml:space="preserve">al testeo </w:delText>
-            </w:r>
-          </w:del>
-        </w:sdtContent>
-      </w:sdt>
-      <w:r>
-        <w:rPr>
-          <w:rtl w:val="0"/>
-        </w:rPr>
-        <w:t xml:space="preserve">de medidas que aborden múltiples </w:t>
-      </w:r>
-      <w:sdt>
-        <w:sdtPr>
-          <w:id w:val="-696648111"/>
-          <w:tag w:val="goog_rdk_51"/>
-        </w:sdtPr>
-        <w:sdtContent>
-          <w:ins w:author="Santiago Perea Arroyo" w:id="31" w:date="2026-06-04T22:35:41Z"/>
-          <w:sdt>
-            <w:sdtPr>
-              <w:id w:val="-1401771091"/>
-              <w:tag w:val="goog_rdk_52"/>
-            </w:sdtPr>
-            <w:sdtContent>
-              <w:ins w:author="Santiago Perea Arroyo" w:id="31" w:date="2026-06-04T22:35:41Z">
-                <w:r>
-                  <w:rPr>
-                    <w:rtl w:val="0"/>
-                    <w:rPrChange w:author="Santiago Perea Arroyo" w:id="32" w:date="2026-06-04T22:35:41Z">
-                      <w:rPr/>
-                    </w:rPrChange>
-                  </w:rPr>
-                  <w:t xml:space="preserve">obstáculos</w:t>
-                </w:r>
-              </w:ins>
-            </w:sdtContent>
-          </w:sdt>
-          <w:ins w:author="Santiago Perea Arroyo" w:id="31" w:date="2026-06-04T22:35:41Z"/>
-        </w:sdtContent>
-      </w:sdt>
-      <w:sdt>
-        <w:sdtPr>
-          <w:id w:val="-1056526676"/>
-          <w:tag w:val="goog_rdk_53"/>
-        </w:sdtPr>
-        <w:sdtContent>
-          <w:del w:author="Santiago Perea Arroyo" w:id="31" w:date="2026-06-04T22:35:41Z"/>
-          <w:sdt>
-            <w:sdtPr>
-              <w:id w:val="475089060"/>
-              <w:tag w:val="goog_rdk_54"/>
-            </w:sdtPr>
-            <w:sdtContent>
-              <w:del w:author="Santiago Perea Arroyo" w:id="31" w:date="2026-06-04T22:35:41Z">
-                <w:r>
-                  <w:rPr>
-                    <w:rtl w:val="0"/>
-                    <w:rPrChange w:author="Santiago Perea Arroyo" w:id="32" w:date="2026-06-04T22:35:41Z">
-                      <w:rPr/>
-                    </w:rPrChange>
-                  </w:rPr>
-                  <w:delText xml:space="preserve">limitaciones</w:delText>
-                </w:r>
-              </w:del>
-            </w:sdtContent>
-          </w:sdt>
-          <w:del w:author="Santiago Perea Arroyo" w:id="31" w:date="2026-06-04T22:35:41Z"/>
-        </w:sdtContent>
-      </w:sdt>
-      <w:r>
-        <w:rPr>
-          <w:rtl w:val="0"/>
-        </w:rPr>
-        <w:t xml:space="preserve">. Los responsables de la toma de decisiones </w:t>
-      </w:r>
-      <w:sdt>
-        <w:sdtPr>
-          <w:id w:val="-323514539"/>
-          <w:tag w:val="goog_rdk_55"/>
-        </w:sdtPr>
-        <w:sdtContent>
-          <w:commentRangeStart w:id="3"/>
-        </w:sdtContent>
-      </w:sdt>
-      <w:r>
-        <w:rPr>
-          <w:rtl w:val="0"/>
-        </w:rPr>
-        <w:t xml:space="preserve">deben</w:t>
-      </w:r>
-      <w:commentRangeEnd w:id="3"/>
-      <w:r>
-        <w:commentReference w:id="3"/>
-      </w:r>
-      <w:r>
-        <w:rPr>
-          <w:rtl w:val="0"/>
-        </w:rPr>
-        <w:t xml:space="preserve"> colaborar desde el principio con los investigadores a la hora de definir las cuestiones de gestión y políticas, definir </w:t>
-      </w:r>
-      <w:sdt>
-        <w:sdtPr>
-          <w:id w:val="161641887"/>
-          <w:tag w:val="goog_rdk_56"/>
-        </w:sdtPr>
-        <w:sdtContent>
-          <w:ins w:author="Santiago Perea Arroyo" w:id="33" w:date="2026-06-04T22:38:25Z">
-            <w:r>
-              <w:rPr>
-                <w:rtl w:val="0"/>
-              </w:rPr>
-              <w:t xml:space="preserve">con claridad</w:t>
-            </w:r>
-          </w:ins>
-        </w:sdtContent>
-      </w:sdt>
-      <w:sdt>
-        <w:sdtPr>
-          <w:id w:val="-1717781366"/>
-          <w:tag w:val="goog_rdk_57"/>
-        </w:sdtPr>
-        <w:sdtContent>
-          <w:del w:author="Santiago Perea Arroyo" w:id="33" w:date="2026-06-04T22:38:25Z">
-            <w:r>
-              <w:rPr>
-                <w:rtl w:val="0"/>
-              </w:rPr>
-              <w:delText xml:space="preserve">claramente</w:delText>
-            </w:r>
-          </w:del>
-        </w:sdtContent>
-      </w:sdt>
-      <w:r>
-        <w:rPr>
-          <w:rtl w:val="0"/>
-        </w:rPr>
-        <w:t xml:space="preserve"> sus necesidades de conocimiento y, cuando sea posible, invertir en mecanismos que faciliten el diálogo y la interpretación de la evidencia. En conjunto, estos enfoques tienen el potencial de promover prácticas y políticas de conservación basadas en la evidencia que se traduzcan en mejores resultados en la conservación de la biodiversidad.</w:t>
+        <w:t xml:space="preserve">Síntesis y aplicaciones. Los investigadores deben pasar de caracterizar los factores que influyen en el uso de la evidencia científica a identificar y evaluar las  intervenciones en conservación. Dado que estos factores están interrelacionados, se sugiere priorizar las medidas de implementación y evaluación que planteen  múltiples obstáculos. Para que el uso de evidencia en conservación sea más efectivo, investigadores y responsables de la toma de decisiones deberían colaborar desde el inicio a la hora de definir las cuestiones de gestión y políticas. Los responsables de la toma de decisiones deberían tratar  definir con claridad sus necesidades de conocimiento y, cuando sea posible, invertir en mecanismos que faciliten el diálogo y la interpretación de la evidencia. En conjunto, estos enfoques tienen el potencial de promover prácticas y políticas de conservación basadas en la evidencia que se traduzcan en mejores resultados en la conservación de la biodiversidad.</w:t>
       </w:r>
       <w:r>
         <w:rPr>
@@ -1494,7 +445,7 @@
         <w:rPr>
           <w:rtl w:val="0"/>
         </w:rPr>
-        <w:t xml:space="preserve"> A conservação baseada em evidências tem o potencial de melhorar os resultados para a biodiversidade. No entanto, apesar dos esforços para promover o uso de evidências científicas na conservação, muitas decisões de conservação ainda não se baseiam nessas evidências. Para fortalecer o uso de evidências na conservação, é fundamental compreender quais fatores influenciam o uso de evidências científicas nos processos de tomada de decisão. Embora existam muitos estudos sobre o uso de evidências científicas na tomada de decisões em conservação, ainda não houve uma tentativa abrangente de caracterizar essa literatura.</w:t>
+        <w:t xml:space="preserve"> A conservação baseada em evidência tem o potencial de melhorar os resultados para a biodiversidade. No entanto, apesar dos esforços para promover o uso de evidência científica na conservação, muitas decisões para a conservação ainda não sao suportadas desta forma. Para fortalecer o uso de evidência na conservação, é fundamental compreender quais os fatores que influenciam o uso de evidência científica nos processos de tomada de decisão. Embora existam muitos estudos sobre o uso de evidências científicas na tomada de decisões em conservação, ainda não houve uma tentativa abrangente para caracterizar essa literatura.</w:t>
       </w:r>
     </w:p>
     <w:p>
@@ -1521,7 +472,20 @@
         <w:rPr>
           <w:rtl w:val="0"/>
         </w:rPr>
-        <w:t xml:space="preserve">Para preencher essa lacuna de conhecimento, realizamos um mapeamento sistemático da literatura para caracterizar os estudos sobre fatores que afetam o uso de evidências na tomada de decisões em conservação, identificando onde as pesquisas foram conduzidas, quais atores foram o foco dos estudos e quais fatores influenciam o uso de evidências científicas. Nossas buscas e triagens identificaram 167 estudos relevantes.</w:t>
+        <w:t xml:space="preserve">Para preencher essa lacuna de conhecimento, realizamos um mapeamento sistemático da literatura para caracterizar os fatores que afetam o uso de evidência na tomada de decisões em conservação. Identifica</w:t>
+      </w:r>
+      <w:r>
+        <w:rPr>
+          <w:color w:val="137333"/>
+          <w:rtl w:val="0"/>
+        </w:rPr>
+        <w:t xml:space="preserve">r</w:t>
+      </w:r>
+      <w:r>
+        <w:rPr>
+          <w:rtl w:val="0"/>
+        </w:rPr>
+        <w:t xml:space="preserve"> onde as pesquisas foram conduzidas, quais os atores que foram o foco dos estudos e quais fatores influenciam o uso de evidência científica. Esta pesquisa identificou 167 estudos relevantes.</w:t>
       </w:r>
     </w:p>
     <w:p>
@@ -1548,7 +512,7 @@
         <w:rPr>
           <w:rtl w:val="0"/>
         </w:rPr>
-        <w:t xml:space="preserve">Identificamos um viés importante da literatura sobre evidências, com forte predominância de estudos realizados em países de língua inglesa. Poucos estudos relataram os ecossistemas, grupos taxonômicos ou ameaças analisados, mas aqueles que o fizeram concentraram-se, em geral, em sistemas marinhos, florestais ou de água doce. A maioria dos estudos investigou profissionais da conservação e pesquisadores como atores principais, enquanto relativamente poucos incluíram formuladores de políticas públicas ou outros atores.</w:t>
+        <w:t xml:space="preserve">Identificamos um viés importante da literatura sobre evidência, com forte predominância de estudos realizados em países de língua inglesa. Poucos estudos relataram os ecossistemas, grupos taxonômicos ou ameaças analisados, mas aqueles que o fizeram concentraram-se, em geral, em sistemas marinhos, florestas ou sistemas de água doce. A maioria dos estudos investigou profissionais da conservação e pesquisadores como atores principais, enquanto relativamente poucos incluíram formuladores de políticas públicas ou outros atores.</w:t>
       </w:r>
     </w:p>
     <w:p>
@@ -1575,7 +539,7 @@
         <w:rPr>
           <w:rtl w:val="0"/>
         </w:rPr>
-        <w:t xml:space="preserve">Em relação aos fatores que influenciam o uso de evidências, os mais frequentemente relatados foram as relações entre cientistas e tomadores de decisão, bem como a capacidade e os recursos das organizações de conservação. Fatores relacionados às características das próprias evidências, às características dos profissionais e formuladores de políticas públicas e de suas organizações, e dos contextos de decisão também foram mencionados com frequência. Em contraste, poucos estudos abordaram fatores relacionados aos pesquisadores e às organizações de pesquisa.  </w:t>
+        <w:t xml:space="preserve">Em relação aos fatores que influenciam o uso de evidência, os mais frequentemente relatados foram as relações entre cientistas e tomadores de decisão, bem como a capacidade e os recursos das organizações de conservação. Fatores relacionados às características da própria evidência, às características dos profissionais e formuladores de políticas públicas e de suas organizações, e dos contextos de decisão também foram mencionados com frequência. Em contraste, poucos estudos abordaram fatores relacionados aos pesquisadores e às organizações de pesquisa.  </w:t>
       </w:r>
     </w:p>
     <w:p>
@@ -1618,7 +582,7 @@
         <w:rPr>
           <w:rtl w:val="0"/>
         </w:rPr>
-        <w:t xml:space="preserve"> Para avançar, os pesquisadores devem identificar e avaliar intervenções, em vez de apenas caracterizar os fatores que afetam o uso de evidências científicas nas decisões de conservação. Como esses fatores estão interligados, deve-se priorizar a implementação e a avaliação de ações que enfrentem múltiplas barreiras simultaneamente. Os tomadores de decisão, por sua vez, devem buscar envolver pesquisadores desde as etapas iniciais da definição de questões de manejo e políticas públicas, expressar claramente suas necessidades de conhecimento e, sempre que possível, investir em mecanismos que facilitem o diálogo e a interpretação das evidências. Em conjunto, essas abordagens têm o potencial de promover práticas e políticas de conservação baseadas em evidências, resultando em melhores resultados para a biodiversidade. </w:t>
+        <w:t xml:space="preserve"> Pesquisadores devem identificar e avaliar intervenções, em vez de apenas caracterizar os fatores que afetam o uso de evidência científica nas decisões de conservação. Como esses fatores estão interligados, deve-se priorizar a implementação e a avaliação de ações que enfrentem múltiplas barreiras simultaneamente. Os tomadores de decisão, por sua vez, devem buscar envolver pesquisadores desde as etapas iniciais da definição de questões de manejo e políticas públicas, expressar claramente suas necessidades de conhecimento e, sempre que possível, investir em mecanismos que facilitem o diálogo e a interpretação de evidência. Em conjunto, essas abordagens têm o potencial de promover práticas e políticas de conservação baseadas em evidência, resultando em melhores resultados para a biodiversidade. </w:t>
       </w:r>
       <w:r>
         <w:br w:type="page"/>
@@ -1795,1235 +759,360 @@
         <w:t xml:space="preserve">French version (Prishnee)</w:t>
       </w:r>
     </w:p>
-    <w:sdt>
-      <w:sdtPr>
-        <w:id w:val="1246749737"/>
-        <w:tag w:val="goog_rdk_63"/>
-      </w:sdtPr>
-      <w:sdtContent>
-        <w:p>
-          <w:pPr>
-            <w:spacing w:line="480" w:lineRule="auto"/>
-            <w:ind w:left="1080" w:hanging="360"/>
-            <w:rPr>
-              <w:ins w:author="Prishnee Bissessur" w:id="34" w:date="2026-06-03T12:49:21Z"/>
-              <w:rPrChange w:author="Prishnee Bissessur" w:id="35" w:date="2026-06-03T12:49:21Z">
-                <w:rPr>
-                  <w:b w:val="1"/>
-                  <w:bCs w:val="1"/>
-                  <w:u w:val="single"/>
-                </w:rPr>
-              </w:rPrChange>
-            </w:rPr>
-          </w:pPr>
-          <w:sdt>
-            <w:sdtPr>
-              <w:id w:val="-974449828"/>
-              <w:tag w:val="goog_rdk_59"/>
-            </w:sdtPr>
-            <w:sdtContent>
-              <w:ins w:author="Prishnee Bissessur" w:id="34" w:date="2026-06-03T12:49:21Z"/>
-              <w:sdt>
-                <w:sdtPr>
-                  <w:id w:val="1854532533"/>
-                  <w:tag w:val="goog_rdk_60"/>
-                </w:sdtPr>
-                <w:sdtContent>
-                  <w:ins w:author="Prishnee Bissessur" w:id="34" w:date="2026-06-03T12:49:21Z">
-                    <w:r>
-                      <w:rPr>
-                        <w:rtl w:val="0"/>
-                        <w:rPrChange w:author="Prishnee Bissessur" w:id="35" w:date="2026-06-03T12:49:21Z">
-                          <w:rPr>
-                            <w:b w:val="1"/>
-                            <w:bCs w:val="1"/>
-                            <w:u w:val="single"/>
-                          </w:rPr>
-                        </w:rPrChange>
-                      </w:rPr>
-                      <w:t xml:space="preserve">1.</w:t>
-                    </w:r>
-                  </w:ins>
-                </w:sdtContent>
-              </w:sdt>
-              <w:ins w:author="Prishnee Bissessur" w:id="34" w:date="2026-06-03T12:49:21Z">
-                <w:sdt>
-                  <w:sdtPr>
-                    <w:id w:val="1406425053"/>
-                    <w:tag w:val="goog_rdk_61"/>
-                  </w:sdtPr>
-                  <w:sdtContent>
-                    <w:r>
-                      <w:rPr>
-                        <w:rFonts w:ascii="Times New Roman" w:cs="Times New Roman" w:eastAsia="Times New Roman" w:hAnsi="Times New Roman"/>
-                        <w:sz w:val="14"/>
-                        <w:szCs w:val="14"/>
-                        <w:rtl w:val="0"/>
-                        <w:rPrChange w:author="Prishnee Bissessur" w:id="35" w:date="2026-06-03T12:49:21Z">
-                          <w:rPr>
-                            <w:b w:val="1"/>
-                            <w:bCs w:val="1"/>
-                            <w:u w:val="single"/>
-                          </w:rPr>
-                        </w:rPrChange>
-                      </w:rPr>
-                      <w:t xml:space="preserve"> </w:t>
-                      <w:tab/>
-                    </w:r>
-                  </w:sdtContent>
-                </w:sdt>
-                <w:sdt>
-                  <w:sdtPr>
-                    <w:id w:val="1101529522"/>
-                    <w:tag w:val="goog_rdk_62"/>
-                  </w:sdtPr>
-                  <w:sdtContent>
-                    <w:r>
-                      <w:rPr>
-                        <w:rtl w:val="0"/>
-                        <w:rPrChange w:author="Prishnee Bissessur" w:id="35" w:date="2026-06-03T12:49:21Z">
-                          <w:rPr>
-                            <w:b w:val="1"/>
-                            <w:bCs w:val="1"/>
-                            <w:u w:val="single"/>
-                          </w:rPr>
-                        </w:rPrChange>
-                      </w:rPr>
-                      <w:t xml:space="preserve">La conservation fondée sur des preuves a le potentiel d'améliorer les résultats en matière de biodiversité. Cependant, malgré les efforts pour promouvoir l'utilisation des preuves scientifiques dans la conservation, de nombreuses décisions de conservation ne le font pas. Pour renforcer l'utilisation des preuves en conservation, il est essentiel de comprendre quels facteurs influencent l'utilisation des preuves scientifiques dans la prise de décision. Bien qu'il existe de nombreuses études sur l'utilisation des preuves scientifiques dans la prise de décision en matière de conservation, aucune tentative exhaustive n'a été faite pour caractériser cette littérature.</w:t>
-                    </w:r>
-                  </w:sdtContent>
-                </w:sdt>
-              </w:ins>
-            </w:sdtContent>
-          </w:sdt>
-        </w:p>
-      </w:sdtContent>
-    </w:sdt>
-    <w:sdt>
-      <w:sdtPr>
-        <w:id w:val="1946367196"/>
-        <w:tag w:val="goog_rdk_70"/>
-      </w:sdtPr>
-      <w:sdtContent>
-        <w:p>
-          <w:pPr>
-            <w:spacing w:line="480" w:lineRule="auto"/>
-            <w:ind w:left="1080" w:hanging="360"/>
-            <w:rPr>
-              <w:ins w:author="Prishnee Bissessur" w:id="34" w:date="2026-06-03T12:49:21Z"/>
-              <w:rPrChange w:author="Prishnee Bissessur" w:id="35" w:date="2026-06-03T12:49:21Z">
-                <w:rPr>
-                  <w:b w:val="1"/>
-                  <w:bCs w:val="1"/>
-                  <w:u w:val="single"/>
-                </w:rPr>
-              </w:rPrChange>
-            </w:rPr>
-          </w:pPr>
-          <w:sdt>
-            <w:sdtPr>
-              <w:id w:val="-1553335025"/>
-              <w:tag w:val="goog_rdk_64"/>
-            </w:sdtPr>
-            <w:sdtContent>
-              <w:ins w:author="Prishnee Bissessur" w:id="34" w:date="2026-06-03T12:49:21Z"/>
-              <w:sdt>
-                <w:sdtPr>
-                  <w:id w:val="-2128892080"/>
-                  <w:tag w:val="goog_rdk_65"/>
-                </w:sdtPr>
-                <w:sdtContent>
-                  <w:ins w:author="Prishnee Bissessur" w:id="34" w:date="2026-06-03T12:49:21Z">
-                    <w:r>
-                      <w:rPr>
-                        <w:rtl w:val="0"/>
-                        <w:rPrChange w:author="Prishnee Bissessur" w:id="35" w:date="2026-06-03T12:49:21Z">
-                          <w:rPr>
-                            <w:b w:val="1"/>
-                            <w:bCs w:val="1"/>
-                            <w:u w:val="single"/>
-                          </w:rPr>
-                        </w:rPrChange>
-                      </w:rPr>
-                      <w:t xml:space="preserve">2.</w:t>
-                    </w:r>
-                  </w:ins>
-                </w:sdtContent>
-              </w:sdt>
-              <w:ins w:author="Prishnee Bissessur" w:id="34" w:date="2026-06-03T12:49:21Z">
-                <w:sdt>
-                  <w:sdtPr>
-                    <w:id w:val="-1000062359"/>
-                    <w:tag w:val="goog_rdk_66"/>
-                  </w:sdtPr>
-                  <w:sdtContent>
-                    <w:r>
-                      <w:rPr>
-                        <w:rFonts w:ascii="Times New Roman" w:cs="Times New Roman" w:eastAsia="Times New Roman" w:hAnsi="Times New Roman"/>
-                        <w:sz w:val="14"/>
-                        <w:szCs w:val="14"/>
-                        <w:rtl w:val="0"/>
-                        <w:rPrChange w:author="Prishnee Bissessur" w:id="35" w:date="2026-06-03T12:49:21Z">
-                          <w:rPr>
-                            <w:b w:val="1"/>
-                            <w:bCs w:val="1"/>
-                            <w:u w:val="single"/>
-                          </w:rPr>
-                        </w:rPrChange>
-                      </w:rPr>
-                      <w:t xml:space="preserve"> </w:t>
-                      <w:tab/>
-                    </w:r>
-                  </w:sdtContent>
-                </w:sdt>
-                <w:sdt>
-                  <w:sdtPr>
-                    <w:id w:val="-1526449918"/>
-                    <w:tag w:val="goog_rdk_67"/>
-                  </w:sdtPr>
-                  <w:sdtContent>
-                    <w:r>
-                      <w:rPr>
-                        <w:rtl w:val="0"/>
-                        <w:rPrChange w:author="Prishnee Bissessur" w:id="35" w:date="2026-06-03T12:49:21Z">
-                          <w:rPr>
-                            <w:b w:val="1"/>
-                            <w:bCs w:val="1"/>
-                            <w:u w:val="single"/>
-                          </w:rPr>
-                        </w:rPrChange>
-                      </w:rPr>
-                      <w:t xml:space="preserve">Pour combler ce manque de connaissances, nous avons réalisé une cartographie systématique visant à caractériser la littérature portant sur les facteurs qui influencent l'utilisation des preuves dans la prise de décision en matière de conservation, afin d'identifier les contextes dans lesquels les recherches ont été menées, les acteurs ayant fait l’objet de ces études, et les facteurs influençant l'utilisation des preuves scientifiques. Nos recherches et le processus de </w:t>
-                    </w:r>
-                  </w:sdtContent>
-                </w:sdt>
-                <w:sdt>
-                  <w:sdtPr>
-                    <w:id w:val="793756233"/>
-                    <w:tag w:val="goog_rdk_68"/>
-                  </w:sdtPr>
-                  <w:sdtContent>
-                    <w:r>
-                      <w:rPr>
-                        <w:rtl w:val="0"/>
-                        <w:rPrChange w:author="Prishnee Bissessur" w:id="35" w:date="2026-06-03T12:49:21Z">
-                          <w:rPr>
-                            <w:b w:val="1"/>
-                            <w:bCs w:val="1"/>
-                            <w:u w:val="single"/>
-                          </w:rPr>
-                        </w:rPrChange>
-                      </w:rPr>
-                      <w:t xml:space="preserve">sélection</w:t>
-                    </w:r>
-                  </w:sdtContent>
-                </w:sdt>
-                <w:sdt>
-                  <w:sdtPr>
-                    <w:id w:val="-1942825639"/>
-                    <w:tag w:val="goog_rdk_69"/>
-                  </w:sdtPr>
-                  <w:sdtContent>
-                    <w:r>
-                      <w:rPr>
-                        <w:rtl w:val="0"/>
-                        <w:rPrChange w:author="Prishnee Bissessur" w:id="35" w:date="2026-06-03T12:49:21Z">
-                          <w:rPr>
-                            <w:b w:val="1"/>
-                            <w:bCs w:val="1"/>
-                            <w:u w:val="single"/>
-                          </w:rPr>
-                        </w:rPrChange>
-                      </w:rPr>
-                      <w:t xml:space="preserve"> ont permis d’identifier 167 études pertinentes.</w:t>
-                    </w:r>
-                  </w:sdtContent>
-                </w:sdt>
-              </w:ins>
-            </w:sdtContent>
-          </w:sdt>
-        </w:p>
-      </w:sdtContent>
-    </w:sdt>
-    <w:sdt>
-      <w:sdtPr>
-        <w:id w:val="2113202716"/>
-        <w:tag w:val="goog_rdk_75"/>
-      </w:sdtPr>
-      <w:sdtContent>
-        <w:p>
-          <w:pPr>
-            <w:spacing w:line="480" w:lineRule="auto"/>
-            <w:ind w:left="1080" w:hanging="360"/>
-            <w:rPr>
-              <w:ins w:author="Prishnee Bissessur" w:id="34" w:date="2026-06-03T12:49:21Z"/>
-              <w:rPrChange w:author="Prishnee Bissessur" w:id="35" w:date="2026-06-03T12:49:21Z">
-                <w:rPr>
-                  <w:b w:val="1"/>
-                  <w:bCs w:val="1"/>
-                  <w:u w:val="single"/>
-                </w:rPr>
-              </w:rPrChange>
-            </w:rPr>
-          </w:pPr>
-          <w:sdt>
-            <w:sdtPr>
-              <w:id w:val="-1062086808"/>
-              <w:tag w:val="goog_rdk_71"/>
-            </w:sdtPr>
-            <w:sdtContent>
-              <w:ins w:author="Prishnee Bissessur" w:id="34" w:date="2026-06-03T12:49:21Z"/>
-              <w:sdt>
-                <w:sdtPr>
-                  <w:id w:val="121020253"/>
-                  <w:tag w:val="goog_rdk_72"/>
-                </w:sdtPr>
-                <w:sdtContent>
-                  <w:ins w:author="Prishnee Bissessur" w:id="34" w:date="2026-06-03T12:49:21Z">
-                    <w:r>
-                      <w:rPr>
-                        <w:rtl w:val="0"/>
-                        <w:rPrChange w:author="Prishnee Bissessur" w:id="35" w:date="2026-06-03T12:49:21Z">
-                          <w:rPr>
-                            <w:b w:val="1"/>
-                            <w:bCs w:val="1"/>
-                            <w:u w:val="single"/>
-                          </w:rPr>
-                        </w:rPrChange>
-                      </w:rPr>
-                      <w:t xml:space="preserve">3.</w:t>
-                    </w:r>
-                  </w:ins>
-                </w:sdtContent>
-              </w:sdt>
-              <w:ins w:author="Prishnee Bissessur" w:id="34" w:date="2026-06-03T12:49:21Z">
-                <w:sdt>
-                  <w:sdtPr>
-                    <w:id w:val="1698307428"/>
-                    <w:tag w:val="goog_rdk_73"/>
-                  </w:sdtPr>
-                  <w:sdtContent>
-                    <w:r>
-                      <w:rPr>
-                        <w:rFonts w:ascii="Times New Roman" w:cs="Times New Roman" w:eastAsia="Times New Roman" w:hAnsi="Times New Roman"/>
-                        <w:sz w:val="14"/>
-                        <w:szCs w:val="14"/>
-                        <w:rtl w:val="0"/>
-                        <w:rPrChange w:author="Prishnee Bissessur" w:id="35" w:date="2026-06-03T12:49:21Z">
-                          <w:rPr>
-                            <w:b w:val="1"/>
-                            <w:bCs w:val="1"/>
-                            <w:u w:val="single"/>
-                          </w:rPr>
-                        </w:rPrChange>
-                      </w:rPr>
-                      <w:t xml:space="preserve"> </w:t>
-                      <w:tab/>
-                    </w:r>
-                  </w:sdtContent>
-                </w:sdt>
-                <w:sdt>
-                  <w:sdtPr>
-                    <w:id w:val="1772752337"/>
-                    <w:tag w:val="goog_rdk_74"/>
-                  </w:sdtPr>
-                  <w:sdtContent>
-                    <w:r>
-                      <w:rPr>
-                        <w:rtl w:val="0"/>
-                        <w:rPrChange w:author="Prishnee Bissessur" w:id="35" w:date="2026-06-03T12:49:21Z">
-                          <w:rPr>
-                            <w:b w:val="1"/>
-                            <w:bCs w:val="1"/>
-                            <w:u w:val="single"/>
-                          </w:rPr>
-                        </w:rPrChange>
-                      </w:rPr>
-                      <w:t xml:space="preserve">Nous avons identifié un biais marqué dans la littérature des preuves en faveur des pays anglophones. Peu d'études ont rapporté des écosystèmes focalisés, des groupes taxonomiques ou des menaces, mais celles qui l'ont fait se sont généralement concentrées sur les systèmes marins, forestiers ou d'eau douce. La majorité des études ont examiné les praticiens et chercheurs en tant qu'acteurs, tandis que relativement peu d'études incluaient des décideurs politiques ou d'autres acteurs.</w:t>
-                    </w:r>
-                  </w:sdtContent>
-                </w:sdt>
-              </w:ins>
-            </w:sdtContent>
-          </w:sdt>
-        </w:p>
-      </w:sdtContent>
-    </w:sdt>
-    <w:sdt>
-      <w:sdtPr>
-        <w:id w:val="-1448399578"/>
-        <w:tag w:val="goog_rdk_80"/>
-      </w:sdtPr>
-      <w:sdtContent>
-        <w:p>
-          <w:pPr>
-            <w:spacing w:line="480" w:lineRule="auto"/>
-            <w:ind w:left="1080" w:hanging="360"/>
-            <w:rPr>
-              <w:ins w:author="Prishnee Bissessur" w:id="34" w:date="2026-06-03T12:49:21Z"/>
-              <w:rPrChange w:author="Prishnee Bissessur" w:id="35" w:date="2026-06-03T12:49:21Z">
-                <w:rPr>
-                  <w:b w:val="1"/>
-                  <w:bCs w:val="1"/>
-                  <w:u w:val="single"/>
-                </w:rPr>
-              </w:rPrChange>
-            </w:rPr>
-          </w:pPr>
-          <w:sdt>
-            <w:sdtPr>
-              <w:id w:val="-1266391921"/>
-              <w:tag w:val="goog_rdk_76"/>
-            </w:sdtPr>
-            <w:sdtContent>
-              <w:ins w:author="Prishnee Bissessur" w:id="34" w:date="2026-06-03T12:49:21Z"/>
-              <w:sdt>
-                <w:sdtPr>
-                  <w:id w:val="1399747673"/>
-                  <w:tag w:val="goog_rdk_77"/>
-                </w:sdtPr>
-                <w:sdtContent>
-                  <w:ins w:author="Prishnee Bissessur" w:id="34" w:date="2026-06-03T12:49:21Z">
-                    <w:r>
-                      <w:rPr>
-                        <w:rtl w:val="0"/>
-                        <w:rPrChange w:author="Prishnee Bissessur" w:id="35" w:date="2026-06-03T12:49:21Z">
-                          <w:rPr>
-                            <w:b w:val="1"/>
-                            <w:bCs w:val="1"/>
-                            <w:u w:val="single"/>
-                          </w:rPr>
-                        </w:rPrChange>
-                      </w:rPr>
-                      <w:t xml:space="preserve">4.</w:t>
-                    </w:r>
-                  </w:ins>
-                </w:sdtContent>
-              </w:sdt>
-              <w:ins w:author="Prishnee Bissessur" w:id="34" w:date="2026-06-03T12:49:21Z">
-                <w:sdt>
-                  <w:sdtPr>
-                    <w:id w:val="-1671945395"/>
-                    <w:tag w:val="goog_rdk_78"/>
-                  </w:sdtPr>
-                  <w:sdtContent>
-                    <w:r>
-                      <w:rPr>
-                        <w:rFonts w:ascii="Times New Roman" w:cs="Times New Roman" w:eastAsia="Times New Roman" w:hAnsi="Times New Roman"/>
-                        <w:sz w:val="14"/>
-                        <w:szCs w:val="14"/>
-                        <w:rtl w:val="0"/>
-                        <w:rPrChange w:author="Prishnee Bissessur" w:id="35" w:date="2026-06-03T12:49:21Z">
-                          <w:rPr>
-                            <w:b w:val="1"/>
-                            <w:bCs w:val="1"/>
-                            <w:u w:val="single"/>
-                          </w:rPr>
-                        </w:rPrChange>
-                      </w:rPr>
-                      <w:t xml:space="preserve"> </w:t>
-                      <w:tab/>
-                    </w:r>
-                  </w:sdtContent>
-                </w:sdt>
-                <w:sdt>
-                  <w:sdtPr>
-                    <w:id w:val="108271537"/>
-                    <w:tag w:val="goog_rdk_79"/>
-                  </w:sdtPr>
-                  <w:sdtContent>
-                    <w:r>
-                      <w:rPr>
-                        <w:rtl w:val="0"/>
-                        <w:rPrChange w:author="Prishnee Bissessur" w:id="35" w:date="2026-06-03T12:49:21Z">
-                          <w:rPr>
-                            <w:b w:val="1"/>
-                            <w:bCs w:val="1"/>
-                            <w:u w:val="single"/>
-                          </w:rPr>
-                        </w:rPrChange>
-                      </w:rPr>
-                      <w:t xml:space="preserve">Concernant les facteurs influençant l'utilisation des preuves, les relations entre scientifiques et décideurs, ainsi que la capacité et les ressources des organisations de conservation sont les plus fréquemment rapportés. Les facteurs liés aux caractéristiques des preuves elles-mêmes ainsi qu'aux caractéristiques des praticiens/décideurs, de leurs organisations et des contextes décisionnels étaient fréquemment mentionnés, mais peu d'études abordaient les facteurs liés aux chercheurs et aux organisations de recherche.</w:t>
-                    </w:r>
-                  </w:sdtContent>
-                </w:sdt>
-              </w:ins>
-            </w:sdtContent>
-          </w:sdt>
-        </w:p>
-      </w:sdtContent>
-    </w:sdt>
-    <w:sdt>
-      <w:sdtPr>
-        <w:id w:val="-1977767452"/>
-        <w:tag w:val="goog_rdk_86"/>
-      </w:sdtPr>
-      <w:sdtContent>
-        <w:p>
-          <w:pPr>
-            <w:spacing w:line="480" w:lineRule="auto"/>
-            <w:ind w:left="1080" w:hanging="360"/>
-            <w:rPr>
-              <w:ins w:author="Prishnee Bissessur" w:id="34" w:date="2026-06-03T12:49:21Z"/>
-              <w:rPrChange w:author="Prishnee Bissessur" w:id="35" w:date="2026-06-03T12:49:21Z">
-                <w:rPr>
-                  <w:b w:val="1"/>
-                  <w:bCs w:val="1"/>
-                  <w:u w:val="single"/>
-                </w:rPr>
-              </w:rPrChange>
-            </w:rPr>
-          </w:pPr>
-          <w:sdt>
-            <w:sdtPr>
-              <w:id w:val="201694894"/>
-              <w:tag w:val="goog_rdk_81"/>
-            </w:sdtPr>
-            <w:sdtContent>
-              <w:ins w:author="Prishnee Bissessur" w:id="34" w:date="2026-06-03T12:49:21Z"/>
-              <w:sdt>
-                <w:sdtPr>
-                  <w:id w:val="563934030"/>
-                  <w:tag w:val="goog_rdk_82"/>
-                </w:sdtPr>
-                <w:sdtContent>
-                  <w:ins w:author="Prishnee Bissessur" w:id="34" w:date="2026-06-03T12:49:21Z">
-                    <w:r>
-                      <w:rPr>
-                        <w:rtl w:val="0"/>
-                        <w:rPrChange w:author="Prishnee Bissessur" w:id="35" w:date="2026-06-03T12:49:21Z">
-                          <w:rPr>
-                            <w:b w:val="1"/>
-                            <w:bCs w:val="1"/>
-                            <w:u w:val="single"/>
-                          </w:rPr>
-                        </w:rPrChange>
-                      </w:rPr>
-                      <w:t xml:space="preserve">5.</w:t>
-                    </w:r>
-                  </w:ins>
-                </w:sdtContent>
-              </w:sdt>
-              <w:ins w:author="Prishnee Bissessur" w:id="34" w:date="2026-06-03T12:49:21Z">
-                <w:sdt>
-                  <w:sdtPr>
-                    <w:id w:val="1367689586"/>
-                    <w:tag w:val="goog_rdk_83"/>
-                  </w:sdtPr>
-                  <w:sdtContent>
-                    <w:r>
-                      <w:rPr>
-                        <w:rFonts w:ascii="Times New Roman" w:cs="Times New Roman" w:eastAsia="Times New Roman" w:hAnsi="Times New Roman"/>
-                        <w:sz w:val="14"/>
-                        <w:szCs w:val="14"/>
-                        <w:rtl w:val="0"/>
-                        <w:rPrChange w:author="Prishnee Bissessur" w:id="35" w:date="2026-06-03T12:49:21Z">
-                          <w:rPr>
-                            <w:b w:val="1"/>
-                            <w:bCs w:val="1"/>
-                            <w:u w:val="single"/>
-                          </w:rPr>
-                        </w:rPrChange>
-                      </w:rPr>
-                      <w:t xml:space="preserve"> </w:t>
-                      <w:tab/>
-                    </w:r>
-                  </w:sdtContent>
-                </w:sdt>
-                <w:sdt>
-                  <w:sdtPr>
-                    <w:id w:val="1286848364"/>
-                    <w:tag w:val="goog_rdk_84"/>
-                  </w:sdtPr>
-                  <w:sdtContent>
-                    <w:r>
-                      <w:rPr>
-                        <w:i w:val="1"/>
-                        <w:iCs w:val="1"/>
-                        <w:rtl w:val="0"/>
-                        <w:rPrChange w:author="Prishnee Bissessur" w:id="35" w:date="2026-06-03T12:49:21Z">
-                          <w:rPr>
-                            <w:b w:val="1"/>
-                            <w:bCs w:val="1"/>
-                            <w:u w:val="single"/>
-                          </w:rPr>
-                        </w:rPrChange>
-                      </w:rPr>
-                      <w:t xml:space="preserve">Synthèse et applications</w:t>
-                    </w:r>
-                  </w:sdtContent>
-                </w:sdt>
-                <w:sdt>
-                  <w:sdtPr>
-                    <w:id w:val="1993990883"/>
-                    <w:tag w:val="goog_rdk_85"/>
-                  </w:sdtPr>
-                  <w:sdtContent>
-                    <w:r>
-                      <w:rPr>
-                        <w:rtl w:val="0"/>
-                        <w:rPrChange w:author="Prishnee Bissessur" w:id="35" w:date="2026-06-03T12:49:21Z">
-                          <w:rPr>
-                            <w:b w:val="1"/>
-                            <w:bCs w:val="1"/>
-                            <w:u w:val="single"/>
-                          </w:rPr>
-                        </w:rPrChange>
-                      </w:rPr>
-                      <w:t xml:space="preserve">. Les chercheurs devraient passer de la simple caractérisation des facteurs influençant l'utilisation des preuves scientifiques dans les décisions de conservation à l'identification et à l’évaluation d’interventions concrètes. Puisque ces facteurs sont interconnectés, il convient de privilégier la mise en œuvre et l’évaluation d'actions permettant de surmonter simultanément plusieurs obstacles. Les décideurs devraient viser à impliquer les chercheurs dès les premières étapes de la définition des questions de gestion et de politique publique, d’exprimer clairement leurs besoins en connaissances et, lorsque cela est possible, d’investir dans des mécanismes favorisant le dialogue et l’interprétation des données scientifiques. Ensemble, ces approches ont le potentiel de promouvoir des pratiques et des politiques de conservation fondées sur des preuves, aboutissant à de meilleurs résultats en biodiversité.</w:t>
-                    </w:r>
-                  </w:sdtContent>
-                </w:sdt>
-              </w:ins>
-            </w:sdtContent>
-          </w:sdt>
-        </w:p>
-      </w:sdtContent>
-    </w:sdt>
-    <w:sdt>
-      <w:sdtPr>
-        <w:id w:val="1735494593"/>
-        <w:tag w:val="goog_rdk_89"/>
-      </w:sdtPr>
-      <w:sdtContent>
-        <w:p>
-          <w:pPr>
-            <w:spacing w:line="480" w:lineRule="auto"/>
-            <w:rPr>
-              <w:ins w:author="Prishnee Bissessur" w:id="34" w:date="2026-06-03T12:49:21Z"/>
-              <w:b w:val="1"/>
-              <w:bCs w:val="1"/>
-              <w:u w:val="single"/>
-              <w:rPrChange w:author="Prishnee Bissessur" w:id="35" w:date="2026-06-03T12:49:21Z">
-                <w:rPr>
-                  <w:b w:val="1"/>
-                  <w:bCs w:val="1"/>
-                  <w:u w:val="single"/>
-                </w:rPr>
-              </w:rPrChange>
-            </w:rPr>
-          </w:pPr>
-          <w:sdt>
-            <w:sdtPr>
-              <w:id w:val="-1962856171"/>
-              <w:tag w:val="goog_rdk_87"/>
-            </w:sdtPr>
-            <w:sdtContent>
-              <w:ins w:author="Prishnee Bissessur" w:id="34" w:date="2026-06-03T12:49:21Z"/>
-              <w:sdt>
-                <w:sdtPr>
-                  <w:id w:val="-1180837847"/>
-                  <w:tag w:val="goog_rdk_88"/>
-                </w:sdtPr>
-                <w:sdtContent>
-                  <w:ins w:author="Prishnee Bissessur" w:id="34" w:date="2026-06-03T12:49:21Z">
-                    <w:r>
-                      <w:rPr>
-                        <w:rtl w:val="0"/>
-                      </w:rPr>
-                    </w:r>
-                  </w:ins>
-                </w:sdtContent>
-              </w:sdt>
-              <w:ins w:author="Prishnee Bissessur" w:id="34" w:date="2026-06-03T12:49:21Z"/>
-            </w:sdtContent>
-          </w:sdt>
-        </w:p>
-      </w:sdtContent>
-    </w:sdt>
-    <w:sdt>
-      <w:sdtPr>
-        <w:id w:val="1625044741"/>
-        <w:tag w:val="goog_rdk_92"/>
-      </w:sdtPr>
-      <w:sdtContent>
-        <w:p>
-          <w:pPr>
-            <w:spacing w:line="480" w:lineRule="auto"/>
-            <w:rPr>
-              <w:ins w:author="Prishnee Bissessur" w:id="34" w:date="2026-06-03T12:49:21Z"/>
-              <w:b w:val="1"/>
-              <w:bCs w:val="1"/>
-              <w:u w:val="single"/>
-              <w:rPrChange w:author="Prishnee Bissessur" w:id="35" w:date="2026-06-03T12:49:21Z">
-                <w:rPr>
-                  <w:b w:val="1"/>
-                  <w:bCs w:val="1"/>
-                  <w:u w:val="single"/>
-                </w:rPr>
-              </w:rPrChange>
-            </w:rPr>
-          </w:pPr>
-          <w:sdt>
-            <w:sdtPr>
-              <w:id w:val="1955189472"/>
-              <w:tag w:val="goog_rdk_90"/>
-            </w:sdtPr>
-            <w:sdtContent>
-              <w:ins w:author="Prishnee Bissessur" w:id="34" w:date="2026-06-03T12:49:21Z"/>
-              <w:sdt>
-                <w:sdtPr>
-                  <w:id w:val="-471051743"/>
-                  <w:tag w:val="goog_rdk_91"/>
-                </w:sdtPr>
-                <w:sdtContent>
-                  <w:ins w:author="Prishnee Bissessur" w:id="34" w:date="2026-06-03T12:49:21Z">
-                    <w:r>
-                      <w:rPr>
-                        <w:b w:val="1"/>
-                        <w:bCs w:val="1"/>
-                        <w:u w:val="single"/>
-                        <w:rtl w:val="0"/>
-                        <w:rPrChange w:author="Prishnee Bissessur" w:id="35" w:date="2026-06-03T12:49:21Z">
-                          <w:rPr>
-                            <w:b w:val="1"/>
-                            <w:bCs w:val="1"/>
-                            <w:u w:val="single"/>
-                          </w:rPr>
-                        </w:rPrChange>
-                      </w:rPr>
-                      <w:t xml:space="preserve">Kreol Morisien</w:t>
-                    </w:r>
-                  </w:ins>
-                </w:sdtContent>
-              </w:sdt>
-              <w:ins w:author="Prishnee Bissessur" w:id="34" w:date="2026-06-03T12:49:21Z"/>
-            </w:sdtContent>
-          </w:sdt>
-        </w:p>
-      </w:sdtContent>
-    </w:sdt>
-    <w:sdt>
-      <w:sdtPr>
-        <w:id w:val="1845491523"/>
-        <w:tag w:val="goog_rdk_97"/>
-      </w:sdtPr>
-      <w:sdtContent>
-        <w:p>
-          <w:pPr>
-            <w:spacing w:after="240" w:before="240" w:line="480" w:lineRule="auto"/>
-            <w:ind w:left="1080" w:hanging="360"/>
-            <w:rPr>
-              <w:ins w:author="Prishnee Bissessur" w:id="34" w:date="2026-06-03T12:49:21Z"/>
-              <w:rPrChange w:author="Prishnee Bissessur" w:id="35" w:date="2026-06-03T12:49:21Z">
-                <w:rPr>
-                  <w:b w:val="1"/>
-                  <w:bCs w:val="1"/>
-                  <w:u w:val="single"/>
-                </w:rPr>
-              </w:rPrChange>
-            </w:rPr>
-          </w:pPr>
-          <w:sdt>
-            <w:sdtPr>
-              <w:id w:val="798367017"/>
-              <w:tag w:val="goog_rdk_93"/>
-            </w:sdtPr>
-            <w:sdtContent>
-              <w:ins w:author="Prishnee Bissessur" w:id="34" w:date="2026-06-03T12:49:21Z"/>
-              <w:sdt>
-                <w:sdtPr>
-                  <w:id w:val="69042778"/>
-                  <w:tag w:val="goog_rdk_94"/>
-                </w:sdtPr>
-                <w:sdtContent>
-                  <w:ins w:author="Prishnee Bissessur" w:id="34" w:date="2026-06-03T12:49:21Z">
-                    <w:r>
-                      <w:rPr>
-                        <w:rtl w:val="0"/>
-                        <w:rPrChange w:author="Prishnee Bissessur" w:id="35" w:date="2026-06-03T12:49:21Z">
-                          <w:rPr>
-                            <w:b w:val="1"/>
-                            <w:bCs w:val="1"/>
-                            <w:u w:val="single"/>
-                          </w:rPr>
-                        </w:rPrChange>
-                      </w:rPr>
-                      <w:t xml:space="preserve">1.</w:t>
-                    </w:r>
-                  </w:ins>
-                </w:sdtContent>
-              </w:sdt>
-              <w:ins w:author="Prishnee Bissessur" w:id="34" w:date="2026-06-03T12:49:21Z">
-                <w:sdt>
-                  <w:sdtPr>
-                    <w:id w:val="-1533227739"/>
-                    <w:tag w:val="goog_rdk_95"/>
-                  </w:sdtPr>
-                  <w:sdtContent>
-                    <w:r>
-                      <w:rPr>
-                        <w:rFonts w:ascii="Times New Roman" w:cs="Times New Roman" w:eastAsia="Times New Roman" w:hAnsi="Times New Roman"/>
-                        <w:sz w:val="14"/>
-                        <w:szCs w:val="14"/>
-                        <w:rtl w:val="0"/>
-                        <w:rPrChange w:author="Prishnee Bissessur" w:id="35" w:date="2026-06-03T12:49:21Z">
-                          <w:rPr>
-                            <w:b w:val="1"/>
-                            <w:bCs w:val="1"/>
-                            <w:u w:val="single"/>
-                          </w:rPr>
-                        </w:rPrChange>
-                      </w:rPr>
-                      <w:t xml:space="preserve">     </w:t>
-                    </w:r>
-                  </w:sdtContent>
-                </w:sdt>
-                <w:sdt>
-                  <w:sdtPr>
-                    <w:id w:val="-603160936"/>
-                    <w:tag w:val="goog_rdk_96"/>
-                  </w:sdtPr>
-                  <w:sdtContent>
-                    <w:r>
-                      <w:rPr>
-                        <w:rtl w:val="0"/>
-                        <w:rPrChange w:author="Prishnee Bissessur" w:id="35" w:date="2026-06-03T12:49:21Z">
-                          <w:rPr>
-                            <w:b w:val="1"/>
-                            <w:bCs w:val="1"/>
-                            <w:u w:val="single"/>
-                          </w:rPr>
-                        </w:rPrChange>
-                      </w:rPr>
-                      <w:t xml:space="preserve">Konservasyon baze lor prev (evidence-based conservation) ena potansyel pou amelyor rezilta an term biodiversite. Me, malgre bann zefor pou ankouraz itilizasyon prev syantifik dan konservasyon, boukou desizion konsern konservasyon pa baze lor sa bann prev-la. Pou ranforsi itilizasyon prev dan konservasyon, li inportan konpran ki bann fakter ena linfliyans lor fason prev syantifik servi dan prosesis pran desizion. Mem si ena bokou letid lor itilizasyon prev syantifik dan desizion konsern konservasyon, ziska ler pa ti ena okenn analiz global pou dekrir ek konpran sa literatir-la.</w:t>
-                    </w:r>
-                  </w:sdtContent>
-                </w:sdt>
-              </w:ins>
-            </w:sdtContent>
-          </w:sdt>
-        </w:p>
-      </w:sdtContent>
-    </w:sdt>
-    <w:sdt>
-      <w:sdtPr>
-        <w:id w:val="960932369"/>
-        <w:tag w:val="goog_rdk_102"/>
-      </w:sdtPr>
-      <w:sdtContent>
-        <w:p>
-          <w:pPr>
-            <w:spacing w:after="240" w:before="240" w:line="480" w:lineRule="auto"/>
-            <w:ind w:left="1080" w:hanging="360"/>
-            <w:rPr>
-              <w:ins w:author="Prishnee Bissessur" w:id="34" w:date="2026-06-03T12:49:21Z"/>
-              <w:rPrChange w:author="Prishnee Bissessur" w:id="35" w:date="2026-06-03T12:49:21Z">
-                <w:rPr>
-                  <w:b w:val="1"/>
-                  <w:bCs w:val="1"/>
-                  <w:u w:val="single"/>
-                </w:rPr>
-              </w:rPrChange>
-            </w:rPr>
-          </w:pPr>
-          <w:sdt>
-            <w:sdtPr>
-              <w:id w:val="1363333232"/>
-              <w:tag w:val="goog_rdk_98"/>
-            </w:sdtPr>
-            <w:sdtContent>
-              <w:ins w:author="Prishnee Bissessur" w:id="34" w:date="2026-06-03T12:49:21Z"/>
-              <w:sdt>
-                <w:sdtPr>
-                  <w:id w:val="477972754"/>
-                  <w:tag w:val="goog_rdk_99"/>
-                </w:sdtPr>
-                <w:sdtContent>
-                  <w:ins w:author="Prishnee Bissessur" w:id="34" w:date="2026-06-03T12:49:21Z">
-                    <w:r>
-                      <w:rPr>
-                        <w:rtl w:val="0"/>
-                        <w:rPrChange w:author="Prishnee Bissessur" w:id="35" w:date="2026-06-03T12:49:21Z">
-                          <w:rPr>
-                            <w:b w:val="1"/>
-                            <w:bCs w:val="1"/>
-                            <w:u w:val="single"/>
-                          </w:rPr>
-                        </w:rPrChange>
-                      </w:rPr>
-                      <w:t xml:space="preserve">2.</w:t>
-                    </w:r>
-                  </w:ins>
-                </w:sdtContent>
-              </w:sdt>
-              <w:ins w:author="Prishnee Bissessur" w:id="34" w:date="2026-06-03T12:49:21Z">
-                <w:sdt>
-                  <w:sdtPr>
-                    <w:id w:val="-819008368"/>
-                    <w:tag w:val="goog_rdk_100"/>
-                  </w:sdtPr>
-                  <w:sdtContent>
-                    <w:r>
-                      <w:rPr>
-                        <w:rFonts w:ascii="Times New Roman" w:cs="Times New Roman" w:eastAsia="Times New Roman" w:hAnsi="Times New Roman"/>
-                        <w:sz w:val="14"/>
-                        <w:szCs w:val="14"/>
-                        <w:rtl w:val="0"/>
-                        <w:rPrChange w:author="Prishnee Bissessur" w:id="35" w:date="2026-06-03T12:49:21Z">
-                          <w:rPr>
-                            <w:b w:val="1"/>
-                            <w:bCs w:val="1"/>
-                            <w:u w:val="single"/>
-                          </w:rPr>
-                        </w:rPrChange>
-                      </w:rPr>
-                      <w:t xml:space="preserve">     </w:t>
-                    </w:r>
-                  </w:sdtContent>
-                </w:sdt>
-                <w:sdt>
-                  <w:sdtPr>
-                    <w:id w:val="1384197748"/>
-                    <w:tag w:val="goog_rdk_101"/>
-                  </w:sdtPr>
-                  <w:sdtContent>
-                    <w:r>
-                      <w:rPr>
-                        <w:rtl w:val="0"/>
-                        <w:rPrChange w:author="Prishnee Bissessur" w:id="35" w:date="2026-06-03T12:49:21Z">
-                          <w:rPr>
-                            <w:b w:val="1"/>
-                            <w:bCs w:val="1"/>
-                            <w:u w:val="single"/>
-                          </w:rPr>
-                        </w:rPrChange>
-                      </w:rPr>
-                      <w:t xml:space="preserve">Pou ranpli sa mank konesans-la, nou finn fer enn kartografi sistematik pou dekrir literatir lor bann fakter ki afekte itilizasyon prev dan desizion konsern konservasyon, pou idantifie kot bann resers finn fer, ki bann akter finn dan sant sa bann letid la, ek ki bann fakter ena linfliyans lor itilizasyon prev syantifik. Nou bann resers ek prosesis seleksion finn permet nou idantifie 167 letid ki ti pertinan.</w:t>
-                    </w:r>
-                  </w:sdtContent>
-                </w:sdt>
-              </w:ins>
-            </w:sdtContent>
-          </w:sdt>
-        </w:p>
-      </w:sdtContent>
-    </w:sdt>
-    <w:sdt>
-      <w:sdtPr>
-        <w:id w:val="310431932"/>
-        <w:tag w:val="goog_rdk_107"/>
-      </w:sdtPr>
-      <w:sdtContent>
-        <w:p>
-          <w:pPr>
-            <w:spacing w:after="240" w:before="240" w:line="480" w:lineRule="auto"/>
-            <w:ind w:left="1080" w:hanging="360"/>
-            <w:rPr>
-              <w:ins w:author="Prishnee Bissessur" w:id="34" w:date="2026-06-03T12:49:21Z"/>
-              <w:rPrChange w:author="Prishnee Bissessur" w:id="35" w:date="2026-06-03T12:49:21Z">
-                <w:rPr>
-                  <w:b w:val="1"/>
-                  <w:bCs w:val="1"/>
-                  <w:u w:val="single"/>
-                </w:rPr>
-              </w:rPrChange>
-            </w:rPr>
-          </w:pPr>
-          <w:sdt>
-            <w:sdtPr>
-              <w:id w:val="-2057189202"/>
-              <w:tag w:val="goog_rdk_103"/>
-            </w:sdtPr>
-            <w:sdtContent>
-              <w:ins w:author="Prishnee Bissessur" w:id="34" w:date="2026-06-03T12:49:21Z"/>
-              <w:sdt>
-                <w:sdtPr>
-                  <w:id w:val="1621603138"/>
-                  <w:tag w:val="goog_rdk_104"/>
-                </w:sdtPr>
-                <w:sdtContent>
-                  <w:ins w:author="Prishnee Bissessur" w:id="34" w:date="2026-06-03T12:49:21Z">
-                    <w:r>
-                      <w:rPr>
-                        <w:rtl w:val="0"/>
-                        <w:rPrChange w:author="Prishnee Bissessur" w:id="35" w:date="2026-06-03T12:49:21Z">
-                          <w:rPr>
-                            <w:b w:val="1"/>
-                            <w:bCs w:val="1"/>
-                            <w:u w:val="single"/>
-                          </w:rPr>
-                        </w:rPrChange>
-                      </w:rPr>
-                      <w:t xml:space="preserve">3.</w:t>
-                    </w:r>
-                  </w:ins>
-                </w:sdtContent>
-              </w:sdt>
-              <w:ins w:author="Prishnee Bissessur" w:id="34" w:date="2026-06-03T12:49:21Z">
-                <w:sdt>
-                  <w:sdtPr>
-                    <w:id w:val="571194714"/>
-                    <w:tag w:val="goog_rdk_105"/>
-                  </w:sdtPr>
-                  <w:sdtContent>
-                    <w:r>
-                      <w:rPr>
-                        <w:rFonts w:ascii="Times New Roman" w:cs="Times New Roman" w:eastAsia="Times New Roman" w:hAnsi="Times New Roman"/>
-                        <w:sz w:val="14"/>
-                        <w:szCs w:val="14"/>
-                        <w:rtl w:val="0"/>
-                        <w:rPrChange w:author="Prishnee Bissessur" w:id="35" w:date="2026-06-03T12:49:21Z">
-                          <w:rPr>
-                            <w:b w:val="1"/>
-                            <w:bCs w:val="1"/>
-                            <w:u w:val="single"/>
-                          </w:rPr>
-                        </w:rPrChange>
-                      </w:rPr>
-                      <w:t xml:space="preserve">     </w:t>
-                    </w:r>
-                  </w:sdtContent>
-                </w:sdt>
-                <w:sdt>
-                  <w:sdtPr>
-                    <w:id w:val="-1245083310"/>
-                    <w:tag w:val="goog_rdk_106"/>
-                  </w:sdtPr>
-                  <w:sdtContent>
-                    <w:r>
-                      <w:rPr>
-                        <w:rtl w:val="0"/>
-                        <w:rPrChange w:author="Prishnee Bissessur" w:id="35" w:date="2026-06-03T12:49:21Z">
-                          <w:rPr>
-                            <w:b w:val="1"/>
-                            <w:bCs w:val="1"/>
-                            <w:u w:val="single"/>
-                          </w:rPr>
-                        </w:rPrChange>
-                      </w:rPr>
-                      <w:t xml:space="preserve">Nou finn trouv enn gran preferans dan literatir ver bann pei kot angle se lang prensipal. Tigit letid ti presiz lekosistem, group taksonomik ouswa menas ki zot ti pe etidie, me bann ki ti fer li ti plis konsantre lor sistem maren, forer ouswa delo dou. Mazorite letid ti examinn pratikien ek serser kouma bann akter prinsipal, alor ki tigit letid ti inklir bann desider politik ouswa lezot kategori akter.</w:t>
-                    </w:r>
-                  </w:sdtContent>
-                </w:sdt>
-              </w:ins>
-            </w:sdtContent>
-          </w:sdt>
-        </w:p>
-      </w:sdtContent>
-    </w:sdt>
-    <w:sdt>
-      <w:sdtPr>
-        <w:id w:val="758870005"/>
-        <w:tag w:val="goog_rdk_112"/>
-      </w:sdtPr>
-      <w:sdtContent>
-        <w:p>
-          <w:pPr>
-            <w:spacing w:after="240" w:before="240" w:line="480" w:lineRule="auto"/>
-            <w:ind w:left="1080" w:hanging="360"/>
-            <w:rPr>
-              <w:ins w:author="Prishnee Bissessur" w:id="34" w:date="2026-06-03T12:49:21Z"/>
-              <w:rPrChange w:author="Prishnee Bissessur" w:id="35" w:date="2026-06-03T12:49:21Z">
-                <w:rPr>
-                  <w:b w:val="1"/>
-                  <w:bCs w:val="1"/>
-                  <w:u w:val="single"/>
-                </w:rPr>
-              </w:rPrChange>
-            </w:rPr>
-          </w:pPr>
-          <w:sdt>
-            <w:sdtPr>
-              <w:id w:val="-540389168"/>
-              <w:tag w:val="goog_rdk_108"/>
-            </w:sdtPr>
-            <w:sdtContent>
-              <w:ins w:author="Prishnee Bissessur" w:id="34" w:date="2026-06-03T12:49:21Z"/>
-              <w:sdt>
-                <w:sdtPr>
-                  <w:id w:val="-1476928257"/>
-                  <w:tag w:val="goog_rdk_109"/>
-                </w:sdtPr>
-                <w:sdtContent>
-                  <w:ins w:author="Prishnee Bissessur" w:id="34" w:date="2026-06-03T12:49:21Z">
-                    <w:r>
-                      <w:rPr>
-                        <w:rtl w:val="0"/>
-                        <w:rPrChange w:author="Prishnee Bissessur" w:id="35" w:date="2026-06-03T12:49:21Z">
-                          <w:rPr>
-                            <w:b w:val="1"/>
-                            <w:bCs w:val="1"/>
-                            <w:u w:val="single"/>
-                          </w:rPr>
-                        </w:rPrChange>
-                      </w:rPr>
-                      <w:t xml:space="preserve">4.</w:t>
-                    </w:r>
-                  </w:ins>
-                </w:sdtContent>
-              </w:sdt>
-              <w:ins w:author="Prishnee Bissessur" w:id="34" w:date="2026-06-03T12:49:21Z">
-                <w:sdt>
-                  <w:sdtPr>
-                    <w:id w:val="1119442408"/>
-                    <w:tag w:val="goog_rdk_110"/>
-                  </w:sdtPr>
-                  <w:sdtContent>
-                    <w:r>
-                      <w:rPr>
-                        <w:rFonts w:ascii="Times New Roman" w:cs="Times New Roman" w:eastAsia="Times New Roman" w:hAnsi="Times New Roman"/>
-                        <w:sz w:val="14"/>
-                        <w:szCs w:val="14"/>
-                        <w:rtl w:val="0"/>
-                        <w:rPrChange w:author="Prishnee Bissessur" w:id="35" w:date="2026-06-03T12:49:21Z">
-                          <w:rPr>
-                            <w:b w:val="1"/>
-                            <w:bCs w:val="1"/>
-                            <w:u w:val="single"/>
-                          </w:rPr>
-                        </w:rPrChange>
-                      </w:rPr>
-                      <w:t xml:space="preserve">     </w:t>
-                    </w:r>
-                  </w:sdtContent>
-                </w:sdt>
-                <w:sdt>
-                  <w:sdtPr>
-                    <w:id w:val="988008637"/>
-                    <w:tag w:val="goog_rdk_111"/>
-                  </w:sdtPr>
-                  <w:sdtContent>
-                    <w:r>
-                      <w:rPr>
-                        <w:rtl w:val="0"/>
-                        <w:rPrChange w:author="Prishnee Bissessur" w:id="35" w:date="2026-06-03T12:49:21Z">
-                          <w:rPr>
-                            <w:b w:val="1"/>
-                            <w:bCs w:val="1"/>
-                            <w:u w:val="single"/>
-                          </w:rPr>
-                        </w:rPrChange>
-                      </w:rPr>
-                      <w:t xml:space="preserve">Lansanble bann fakter ki ena linfliyans lor itilizasyon prev, relasion ant syantis ek bann ki pran desizion, osi ki kapasite ek resours bann lorganizasion konservasyon, ti bann keksoz ki ti pli souvan raporte. Bann fakter ki relye ar karakteristik prev li-mem, karakteristik bann pratikien ek desider politik, zot lorganizasion ek konteks desizion, ti souvan mansione. Par kont, tigit letid ti adres bann fakter ki konsern bann serser ek bann lorganizasion resers.</w:t>
-                    </w:r>
-                  </w:sdtContent>
-                </w:sdt>
-              </w:ins>
-            </w:sdtContent>
-          </w:sdt>
-        </w:p>
-      </w:sdtContent>
-    </w:sdt>
-    <w:sdt>
-      <w:sdtPr>
-        <w:id w:val="2038454705"/>
-        <w:tag w:val="goog_rdk_118"/>
-      </w:sdtPr>
-      <w:sdtContent>
-        <w:p>
-          <w:pPr>
-            <w:spacing w:after="240" w:before="240" w:line="480" w:lineRule="auto"/>
-            <w:ind w:left="1080" w:hanging="360"/>
-            <w:rPr>
-              <w:ins w:author="Prishnee Bissessur" w:id="34" w:date="2026-06-03T12:49:21Z"/>
-              <w:b w:val="1"/>
-              <w:bCs w:val="1"/>
-              <w:u w:val="single"/>
-              <w:rPrChange w:author="Prishnee Bissessur" w:id="35" w:date="2026-06-03T12:49:21Z">
-                <w:rPr>
-                  <w:b w:val="1"/>
-                  <w:bCs w:val="1"/>
-                  <w:u w:val="single"/>
-                </w:rPr>
-              </w:rPrChange>
-            </w:rPr>
-          </w:pPr>
-          <w:sdt>
-            <w:sdtPr>
-              <w:id w:val="1319263383"/>
-              <w:tag w:val="goog_rdk_113"/>
-            </w:sdtPr>
-            <w:sdtContent>
-              <w:ins w:author="Prishnee Bissessur" w:id="34" w:date="2026-06-03T12:49:21Z"/>
-              <w:sdt>
-                <w:sdtPr>
-                  <w:id w:val="1663880808"/>
-                  <w:tag w:val="goog_rdk_114"/>
-                </w:sdtPr>
-                <w:sdtContent>
-                  <w:ins w:author="Prishnee Bissessur" w:id="34" w:date="2026-06-03T12:49:21Z">
-                    <w:r>
-                      <w:rPr>
-                        <w:rtl w:val="0"/>
-                        <w:rPrChange w:author="Prishnee Bissessur" w:id="35" w:date="2026-06-03T12:49:21Z">
-                          <w:rPr>
-                            <w:b w:val="1"/>
-                            <w:bCs w:val="1"/>
-                            <w:u w:val="single"/>
-                          </w:rPr>
-                        </w:rPrChange>
-                      </w:rPr>
-                      <w:t xml:space="preserve">5.</w:t>
-                    </w:r>
-                  </w:ins>
-                </w:sdtContent>
-              </w:sdt>
-              <w:ins w:author="Prishnee Bissessur" w:id="34" w:date="2026-06-03T12:49:21Z">
-                <w:sdt>
-                  <w:sdtPr>
-                    <w:id w:val="843721869"/>
-                    <w:tag w:val="goog_rdk_115"/>
-                  </w:sdtPr>
-                  <w:sdtContent>
-                    <w:r>
-                      <w:rPr>
-                        <w:rFonts w:ascii="Times New Roman" w:cs="Times New Roman" w:eastAsia="Times New Roman" w:hAnsi="Times New Roman"/>
-                        <w:sz w:val="14"/>
-                        <w:szCs w:val="14"/>
-                        <w:rtl w:val="0"/>
-                        <w:rPrChange w:author="Prishnee Bissessur" w:id="35" w:date="2026-06-03T12:49:21Z">
-                          <w:rPr>
-                            <w:b w:val="1"/>
-                            <w:bCs w:val="1"/>
-                            <w:u w:val="single"/>
-                          </w:rPr>
-                        </w:rPrChange>
-                      </w:rPr>
-                      <w:t xml:space="preserve">     </w:t>
-                    </w:r>
-                  </w:sdtContent>
-                </w:sdt>
-                <w:sdt>
-                  <w:sdtPr>
-                    <w:id w:val="1295858771"/>
-                    <w:tag w:val="goog_rdk_116"/>
-                  </w:sdtPr>
-                  <w:sdtContent>
-                    <w:r>
-                      <w:rPr>
-                        <w:rtl w:val="0"/>
-                        <w:rPrChange w:author="Prishnee Bissessur" w:id="35" w:date="2026-06-03T12:49:21Z">
-                          <w:rPr>
-                            <w:b w:val="1"/>
-                            <w:bCs w:val="1"/>
-                            <w:u w:val="single"/>
-                          </w:rPr>
-                        </w:rPrChange>
-                      </w:rPr>
-                      <w:t xml:space="preserve">Sintez ek aplikasyon. Bann serser bizin depas faz kot zot zis dekrir bann fakter ki afekte itilizasyon prev syantifik dan desizion konsern konservasyon, pou al ver idantifikasion ek test bann mezir ouswa intervansion konkre. Parski sa bann fakter-la tous relye ant zot, bizin donn priorite bann aksion ki adres plizier baryer anmemtan. Bann desider bizin inplik bann serser depi boner kan zot pe definir kestyon lor jesion ek politik piblik, exprim zot bezwen an konesans dan enn fason kler, ek, kot posib, investi dan mekanism ki fasilit dialog ek interpretasion bann prev. Ansam, sa bann lapros-la ena potansyel pou ankouraz bann pratik ek politik konservasyon baze lor prev, e krwar lezot meyer rezilta pou biodiversite.</w:t>
-                    </w:r>
-                  </w:sdtContent>
-                </w:sdt>
-                <w:sdt>
-                  <w:sdtPr>
-                    <w:id w:val="-361618931"/>
-                    <w:tag w:val="goog_rdk_117"/>
-                  </w:sdtPr>
-                  <w:sdtContent>
-                    <w:r>
-                      <w:rPr>
-                        <w:rtl w:val="0"/>
-                      </w:rPr>
-                    </w:r>
-                  </w:sdtContent>
-                </w:sdt>
-              </w:ins>
-            </w:sdtContent>
-          </w:sdt>
-        </w:p>
-      </w:sdtContent>
-    </w:sdt>
+    <w:p>
+      <w:pPr>
+        <w:spacing w:line="480" w:lineRule="auto"/>
+        <w:ind w:left="1080" w:hanging="360"/>
+        <w:rPr/>
+      </w:pPr>
+      <w:r>
+        <w:rPr>
+          <w:rtl w:val="0"/>
+        </w:rPr>
+        <w:t xml:space="preserve">1.</w:t>
+      </w:r>
+      <w:r>
+        <w:rPr>
+          <w:rFonts w:ascii="Times New Roman" w:cs="Times New Roman" w:eastAsia="Times New Roman" w:hAnsi="Times New Roman"/>
+          <w:sz w:val="14"/>
+          <w:szCs w:val="14"/>
+          <w:rtl w:val="0"/>
+        </w:rPr>
+        <w:t xml:space="preserve"> </w:t>
+        <w:tab/>
+      </w:r>
+      <w:r>
+        <w:rPr>
+          <w:rtl w:val="0"/>
+        </w:rPr>
+        <w:t xml:space="preserve">La conservation fondée sur des preuves a le potentiel d'améliorer les résultats en matière de biodiversité. Cependant, malgré les efforts pour promouvoir l'utilisation des preuves scientifiques dans la conservation, de nombreuses décisions de conservation ne le font pas. Pour renforcer l'utilisation des preuves en conservation, il est essentiel de comprendre quels facteurs influencent l'utilisation des preuves scientifiques dans la prise de décision. Bien qu'il existe de nombreuses études sur l'utilisation des preuves scientifiques dans la prise de décision en matière de conservation, aucune tentative exhaustive n'a été faite pour caractériser cette littérature.</w:t>
+      </w:r>
+    </w:p>
+    <w:p>
+      <w:pPr>
+        <w:spacing w:line="480" w:lineRule="auto"/>
+        <w:ind w:left="1080" w:hanging="360"/>
+        <w:rPr/>
+      </w:pPr>
+      <w:r>
+        <w:rPr>
+          <w:rtl w:val="0"/>
+        </w:rPr>
+        <w:t xml:space="preserve">2.</w:t>
+      </w:r>
+      <w:r>
+        <w:rPr>
+          <w:rFonts w:ascii="Times New Roman" w:cs="Times New Roman" w:eastAsia="Times New Roman" w:hAnsi="Times New Roman"/>
+          <w:sz w:val="14"/>
+          <w:szCs w:val="14"/>
+          <w:rtl w:val="0"/>
+        </w:rPr>
+        <w:t xml:space="preserve"> </w:t>
+        <w:tab/>
+      </w:r>
+      <w:r>
+        <w:rPr>
+          <w:rtl w:val="0"/>
+        </w:rPr>
+        <w:t xml:space="preserve">Pour combler ce manque de connaissances, nous avons réalisé une cartographie systématique visant à caractériser la littérature portant sur les facteurs qui influencent l'utilisation des preuves dans la prise de décision en matière de conservation, afin d'identifier les contextes dans lesquels les recherches ont été menées, les acteurs ayant fait l’objet de ces études, et les facteurs influençant l'utilisation des preuves scientifiques. Nos recherches et le processus de sélection ont permis d’identifier 167 études pertinentes.</w:t>
+      </w:r>
+    </w:p>
+    <w:p>
+      <w:pPr>
+        <w:spacing w:line="480" w:lineRule="auto"/>
+        <w:ind w:left="1080" w:hanging="360"/>
+        <w:rPr/>
+      </w:pPr>
+      <w:r>
+        <w:rPr>
+          <w:rtl w:val="0"/>
+        </w:rPr>
+        <w:t xml:space="preserve">3.</w:t>
+      </w:r>
+      <w:r>
+        <w:rPr>
+          <w:rFonts w:ascii="Times New Roman" w:cs="Times New Roman" w:eastAsia="Times New Roman" w:hAnsi="Times New Roman"/>
+          <w:sz w:val="14"/>
+          <w:szCs w:val="14"/>
+          <w:rtl w:val="0"/>
+        </w:rPr>
+        <w:t xml:space="preserve"> </w:t>
+        <w:tab/>
+      </w:r>
+      <w:r>
+        <w:rPr>
+          <w:rtl w:val="0"/>
+        </w:rPr>
+        <w:t xml:space="preserve">Nous avons identifié un biais marqué dans la littérature des preuves en faveur des pays anglophones. Peu d'études ont rapporté des écosystèmes focalisés, des groupes taxonomiques ou des menaces, mais celles qui l'ont fait se sont généralement concentrées sur les systèmes marins, forestiers ou d'eau douce. La majorité des études ont examiné les praticiens et chercheurs en tant qu'acteurs, tandis que relativement peu d'études incluaient des décideurs politiques ou d'autres acteurs.</w:t>
+      </w:r>
+    </w:p>
+    <w:p>
+      <w:pPr>
+        <w:spacing w:line="480" w:lineRule="auto"/>
+        <w:ind w:left="1080" w:hanging="360"/>
+        <w:rPr/>
+      </w:pPr>
+      <w:r>
+        <w:rPr>
+          <w:rtl w:val="0"/>
+        </w:rPr>
+        <w:t xml:space="preserve">4.</w:t>
+      </w:r>
+      <w:r>
+        <w:rPr>
+          <w:rFonts w:ascii="Times New Roman" w:cs="Times New Roman" w:eastAsia="Times New Roman" w:hAnsi="Times New Roman"/>
+          <w:sz w:val="14"/>
+          <w:szCs w:val="14"/>
+          <w:rtl w:val="0"/>
+        </w:rPr>
+        <w:t xml:space="preserve"> </w:t>
+        <w:tab/>
+      </w:r>
+      <w:r>
+        <w:rPr>
+          <w:rtl w:val="0"/>
+        </w:rPr>
+        <w:t xml:space="preserve">Concernant les facteurs influençant l'utilisation des preuves, les relations entre scientifiques et décideurs, ainsi que la capacité et les ressources des organisations de conservation sont les plus fréquemment rapportés. Les facteurs liés aux caractéristiques des preuves elles-mêmes ainsi qu'aux caractéristiques des praticiens/décideurs, de leurs organisations et des contextes décisionnels étaient fréquemment mentionnés, mais peu d'études abordaient les facteurs liés aux chercheurs et aux organisations de recherche.</w:t>
+      </w:r>
+    </w:p>
+    <w:p>
+      <w:pPr>
+        <w:spacing w:line="480" w:lineRule="auto"/>
+        <w:ind w:left="1080" w:hanging="360"/>
+        <w:rPr/>
+      </w:pPr>
+      <w:r>
+        <w:rPr>
+          <w:rtl w:val="0"/>
+        </w:rPr>
+        <w:t xml:space="preserve">5.</w:t>
+      </w:r>
+      <w:r>
+        <w:rPr>
+          <w:rFonts w:ascii="Times New Roman" w:cs="Times New Roman" w:eastAsia="Times New Roman" w:hAnsi="Times New Roman"/>
+          <w:sz w:val="14"/>
+          <w:szCs w:val="14"/>
+          <w:rtl w:val="0"/>
+        </w:rPr>
+        <w:t xml:space="preserve"> </w:t>
+        <w:tab/>
+      </w:r>
+      <w:r>
+        <w:rPr>
+          <w:i w:val="1"/>
+          <w:iCs w:val="1"/>
+          <w:rtl w:val="0"/>
+        </w:rPr>
+        <w:t xml:space="preserve">Synthèse et applications</w:t>
+      </w:r>
+      <w:r>
+        <w:rPr>
+          <w:rtl w:val="0"/>
+        </w:rPr>
+        <w:t xml:space="preserve">. Les chercheurs devraient passer de la simple caractérisation des facteurs influençant l'utilisation des preuves scientifiques dans les décisions de conservation à l'identification et à l’évaluation d’interventions concrètes. Puisque ces facteurs sont interconnectés, il convient de privilégier la mise en œuvre et l’évaluation d'actions permettant de surmonter simultanément plusieurs obstacles. Les décideurs devraient viser à impliquer les chercheurs dès les premières étapes de la définition des questions de gestion et de politique publique, d’exprimer clairement leurs besoins en connaissances et, lorsque cela est possible, d’investir dans des mécanismes favorisant le dialogue et l’interprétation des données scientifiques. Ensemble, ces approches ont le potentiel de promouvoir des pratiques et des politiques de conservation fondées sur des preuves, aboutissant à de meilleurs résultats en biodiversité.</w:t>
+      </w:r>
+    </w:p>
+    <w:p>
+      <w:pPr>
+        <w:spacing w:line="480" w:lineRule="auto"/>
+        <w:rPr>
+          <w:b w:val="1"/>
+          <w:bCs w:val="1"/>
+          <w:u w:val="single"/>
+        </w:rPr>
+      </w:pPr>
+      <w:r>
+        <w:rPr>
+          <w:rtl w:val="0"/>
+        </w:rPr>
+      </w:r>
+    </w:p>
+    <w:p>
+      <w:pPr>
+        <w:spacing w:line="480" w:lineRule="auto"/>
+        <w:rPr>
+          <w:b w:val="1"/>
+          <w:bCs w:val="1"/>
+          <w:u w:val="single"/>
+        </w:rPr>
+      </w:pPr>
+      <w:r>
+        <w:br w:type="page"/>
+      </w:r>
+      <w:r>
+        <w:rPr>
+          <w:rtl w:val="0"/>
+        </w:rPr>
+      </w:r>
+    </w:p>
+    <w:p>
+      <w:pPr>
+        <w:spacing w:line="480" w:lineRule="auto"/>
+        <w:rPr>
+          <w:b w:val="1"/>
+          <w:bCs w:val="1"/>
+          <w:u w:val="single"/>
+        </w:rPr>
+      </w:pPr>
+      <w:r>
+        <w:rPr>
+          <w:b w:val="1"/>
+          <w:bCs w:val="1"/>
+          <w:u w:val="single"/>
+          <w:rtl w:val="0"/>
+        </w:rPr>
+        <w:t xml:space="preserve">Kreol Morisien</w:t>
+      </w:r>
+    </w:p>
+    <w:p>
+      <w:pPr>
+        <w:spacing w:after="240" w:before="240" w:line="480" w:lineRule="auto"/>
+        <w:ind w:left="1080" w:hanging="360"/>
+        <w:rPr/>
+      </w:pPr>
+      <w:r>
+        <w:rPr>
+          <w:rtl w:val="0"/>
+        </w:rPr>
+        <w:t xml:space="preserve">1.</w:t>
+      </w:r>
+      <w:r>
+        <w:rPr>
+          <w:rFonts w:ascii="Times New Roman" w:cs="Times New Roman" w:eastAsia="Times New Roman" w:hAnsi="Times New Roman"/>
+          <w:sz w:val="14"/>
+          <w:szCs w:val="14"/>
+          <w:rtl w:val="0"/>
+        </w:rPr>
+        <w:t xml:space="preserve">     </w:t>
+      </w:r>
+      <w:r>
+        <w:rPr>
+          <w:rtl w:val="0"/>
+        </w:rPr>
+        <w:t xml:space="preserve">Konservasyon baze lor prev (evidence-based conservation) ena potansyel pou amelyor rezilta an term biodiversite. Me, malgre bann zefor pou ankouraz itilizasyon prev syantifik dan konservasyon, boukou desizion konsern konservasyon pa baze lor sa bann prev-la. Pou ranforsi itilizasyon prev dan konservasyon, li inportan konpran ki bann fakter ena linfliyans lor fason prev syantifik servi dan prosesis pran desizion. Mem si ena bokou letid lor itilizasyon prev syantifik dan desizion konsern konservasyon, ziska ler pa ti ena okenn analiz global pou dekrir ek konpran sa literatir-la.</w:t>
+      </w:r>
+    </w:p>
+    <w:p>
+      <w:pPr>
+        <w:spacing w:after="240" w:before="240" w:line="480" w:lineRule="auto"/>
+        <w:ind w:left="1080" w:hanging="360"/>
+        <w:rPr/>
+      </w:pPr>
+      <w:r>
+        <w:rPr>
+          <w:rtl w:val="0"/>
+        </w:rPr>
+        <w:t xml:space="preserve">2.</w:t>
+      </w:r>
+      <w:r>
+        <w:rPr>
+          <w:rFonts w:ascii="Times New Roman" w:cs="Times New Roman" w:eastAsia="Times New Roman" w:hAnsi="Times New Roman"/>
+          <w:sz w:val="14"/>
+          <w:szCs w:val="14"/>
+          <w:rtl w:val="0"/>
+        </w:rPr>
+        <w:t xml:space="preserve">     </w:t>
+      </w:r>
+      <w:r>
+        <w:rPr>
+          <w:rtl w:val="0"/>
+        </w:rPr>
+        <w:t xml:space="preserve">Pou ranpli sa mank konesans-la, nou finn fer enn kartografi sistematik pou dekrir literatir lor bann fakter ki afekte itilizasyon prev dan desizion konsern konservasyon, pou idantifie kot bann resers finn fer, ki bann akter finn dan sant sa bann letid la, ek ki bann fakter ena linfliyans lor itilizasyon prev syantifik. Nou bann resers ek prosesis seleksion finn permet nou idantifie 167 letid ki ti pertinan.</w:t>
+      </w:r>
+    </w:p>
+    <w:p>
+      <w:pPr>
+        <w:spacing w:after="240" w:before="240" w:line="480" w:lineRule="auto"/>
+        <w:ind w:left="1080" w:hanging="360"/>
+        <w:rPr/>
+      </w:pPr>
+      <w:r>
+        <w:rPr>
+          <w:rtl w:val="0"/>
+        </w:rPr>
+        <w:t xml:space="preserve">3.</w:t>
+      </w:r>
+      <w:r>
+        <w:rPr>
+          <w:rFonts w:ascii="Times New Roman" w:cs="Times New Roman" w:eastAsia="Times New Roman" w:hAnsi="Times New Roman"/>
+          <w:sz w:val="14"/>
+          <w:szCs w:val="14"/>
+          <w:rtl w:val="0"/>
+        </w:rPr>
+        <w:t xml:space="preserve">     </w:t>
+      </w:r>
+      <w:r>
+        <w:rPr>
+          <w:rtl w:val="0"/>
+        </w:rPr>
+        <w:t xml:space="preserve">Nou finn trouv enn gran preferans dan literatir ver bann pei kot angle se lang prensipal. Tigit letid ti presiz lekosistem, group taksonomik ouswa menas ki zot ti pe etidie, me bann ki ti fer li ti plis konsantre lor sistem maren, forer ouswa delo dou. Mazorite letid ti examinn pratikien ek serser kouma bann akter prinsipal, alor ki tigit letid ti inklir bann desider politik ouswa lezot kategori akter.</w:t>
+      </w:r>
+    </w:p>
+    <w:p>
+      <w:pPr>
+        <w:spacing w:after="240" w:before="240" w:line="480" w:lineRule="auto"/>
+        <w:ind w:left="1080" w:hanging="360"/>
+        <w:rPr/>
+      </w:pPr>
+      <w:r>
+        <w:rPr>
+          <w:rtl w:val="0"/>
+        </w:rPr>
+        <w:t xml:space="preserve">4.</w:t>
+      </w:r>
+      <w:r>
+        <w:rPr>
+          <w:rFonts w:ascii="Times New Roman" w:cs="Times New Roman" w:eastAsia="Times New Roman" w:hAnsi="Times New Roman"/>
+          <w:sz w:val="14"/>
+          <w:szCs w:val="14"/>
+          <w:rtl w:val="0"/>
+        </w:rPr>
+        <w:t xml:space="preserve">     </w:t>
+      </w:r>
+      <w:r>
+        <w:rPr>
+          <w:rtl w:val="0"/>
+        </w:rPr>
+        <w:t xml:space="preserve">Lansanble bann fakter ki ena linfliyans lor itilizasyon prev, relasion ant syantis ek bann ki pran desizion, osi ki kapasite ek resours bann lorganizasion konservasyon, ti bann keksoz ki ti pli souvan raporte. Bann fakter ki relye ar karakteristik prev li-mem, karakteristik bann pratikien ek desider politik, zot lorganizasion ek konteks desizion, ti souvan mansione. Par kont, tigit letid ti adres bann fakter ki konsern bann serser ek bann lorganizasion resers.</w:t>
+      </w:r>
+    </w:p>
+    <w:p>
+      <w:pPr>
+        <w:spacing w:after="240" w:before="240" w:line="480" w:lineRule="auto"/>
+        <w:ind w:left="1080" w:hanging="360"/>
+        <w:rPr>
+          <w:b w:val="1"/>
+          <w:bCs w:val="1"/>
+          <w:u w:val="single"/>
+        </w:rPr>
+      </w:pPr>
+      <w:r>
+        <w:rPr>
+          <w:rtl w:val="0"/>
+        </w:rPr>
+        <w:t xml:space="preserve">5.</w:t>
+      </w:r>
+      <w:r>
+        <w:rPr>
+          <w:rFonts w:ascii="Times New Roman" w:cs="Times New Roman" w:eastAsia="Times New Roman" w:hAnsi="Times New Roman"/>
+          <w:sz w:val="14"/>
+          <w:szCs w:val="14"/>
+          <w:rtl w:val="0"/>
+        </w:rPr>
+        <w:t xml:space="preserve">     </w:t>
+      </w:r>
+      <w:r>
+        <w:rPr>
+          <w:rtl w:val="0"/>
+        </w:rPr>
+        <w:t xml:space="preserve">Sintez ek aplikasyon. Bann serser bizin depas faz kot zot zis dekrir bann fakter ki afekte itilizasyon prev syantifik dan desizion konsern konservasyon, pou al ver idantifikasion ek test bann mezir ouswa intervansion konkre. Parski sa bann fakter-la tous relye ant zot, bizin donn priorite bann aksion ki adres plizier baryer anmemtan. Bann desider bizin inplik bann serser depi boner kan zot pe definir kestyon lor jesion ek politik piblik, exprim zot bezwen an konesans dan enn fason kler, ek, kot posib, investi dan mekanism ki fasilit dialog ek interpretasion bann prev. Ansam, sa bann lapros-la ena potansyel pou ankouraz bann pratik ek politik konservasyon baze lor prev, e krwar lezot meyer rezilta pou biodiversite.</w:t>
+      </w:r>
+      <w:r>
+        <w:rPr>
+          <w:rtl w:val="0"/>
+        </w:rPr>
+      </w:r>
+    </w:p>
     <w:p>
       <w:pPr>
         <w:spacing w:line="480" w:lineRule="auto"/>
@@ -9522,7 +7611,7 @@
 
 <file path=word/comments.xml><?xml version="1.0" encoding="utf-8"?>
 <w:comments xmlns:mc="http://schemas.openxmlformats.org/markup-compatibility/2006" xmlns:o="urn:schemas-microsoft-com:office:office" xmlns:r="http://schemas.openxmlformats.org/officeDocument/2006/relationships" xmlns:m="http://schemas.openxmlformats.org/officeDocument/2006/math" xmlns:v="urn:schemas-microsoft-com:vml" xmlns:wp="http://schemas.openxmlformats.org/drawingml/2006/wordprocessingDrawing" xmlns:w10="urn:schemas-microsoft-com:office:word" xmlns:w="http://schemas.openxmlformats.org/wordprocessingml/2006/main" xmlns:wne="http://schemas.microsoft.com/office/word/2006/wordml" xmlns:sl="http://schemas.openxmlformats.org/schemaLibrary/2006/main" xmlns:a="http://schemas.openxmlformats.org/drawingml/2006/main" xmlns:pic="http://schemas.openxmlformats.org/drawingml/2006/picture" xmlns:c="http://schemas.openxmlformats.org/drawingml/2006/chart" xmlns:lc="http://schemas.openxmlformats.org/drawingml/2006/lockedCanvas" xmlns:dgm="http://schemas.openxmlformats.org/drawingml/2006/diagram" xmlns:wps="http://schemas.microsoft.com/office/word/2010/wordprocessingShape" xmlns:wpg="http://schemas.microsoft.com/office/word/2010/wordprocessingGroup" xmlns:w14="http://schemas.microsoft.com/office/word/2010/wordml" xmlns:w15="http://schemas.microsoft.com/office/word/2012/wordml" xmlns:w16="http://schemas.microsoft.com/office/word/2018/wordml" xmlns:w16cex="http://schemas.microsoft.com/office/word/2018/wordml/cex" xmlns:w16cid="http://schemas.microsoft.com/office/word/2016/wordml/cid" xmlns="http://schemas.microsoft.com/office/tasks/2019/documenttasks" xmlns:cr="http://schemas.microsoft.com/office/comments/2020/reactions">
-  <w:comment w:author="Santiago Perea Arroyo" w:id="2" w:date="2026-06-04T21:59:09Z">
+  <w:comment w:author="Santiago Perea Arroyo" w:id="0" w:date="2026-06-04T21:57:11Z">
     <w:p>
       <w:pPr>
         <w:keepNext w:val="0"/>
@@ -9573,171 +7662,6 @@
           <w:vertAlign w:val="baseline"/>
           <w:rtl w:val="0"/>
         </w:rPr>
-        <w:t xml:space="preserve">I like it but i could also state again "a pesar de los esfuerzos por promover el uso de la evidencia científica en la conservación," like in the English version</w:t>
-      </w:r>
-    </w:p>
-  </w:comment>
-  <w:comment w:author="Santiago Perea Arroyo" w:id="3" w:date="2026-06-04T22:37:50Z">
-    <w:p>
-      <w:pPr>
-        <w:keepNext w:val="0"/>
-        <w:keepLines w:val="0"/>
-        <w:pageBreakBefore w:val="0"/>
-        <w:widowControl w:val="0"/>
-        <w:pBdr>
-          <w:top w:space="0" w:sz="0" w:val="nil"/>
-          <w:left w:space="0" w:sz="0" w:val="nil"/>
-          <w:bottom w:space="0" w:sz="0" w:val="nil"/>
-          <w:right w:space="0" w:sz="0" w:val="nil"/>
-          <w:between w:space="0" w:sz="0" w:val="nil"/>
-        </w:pBdr>
-        <w:shd w:fill="auto" w:val="clear"/>
-        <w:spacing w:after="0" w:before="0" w:line="240" w:lineRule="auto"/>
-        <w:ind w:left="0" w:right="0" w:firstLine="0"/>
-        <w:jc w:val="left"/>
-        <w:rPr>
-          <w:rFonts w:ascii="Arial" w:cs="Arial" w:eastAsia="Arial" w:hAnsi="Arial"/>
-          <w:b w:val="0"/>
-          <w:bCs w:val="0"/>
-          <w:i w:val="0"/>
-          <w:iCs w:val="0"/>
-          <w:smallCaps w:val="0"/>
-          <w:strike w:val="0"/>
-          <w:color w:val="000000"/>
-          <w:sz w:val="22"/>
-          <w:szCs w:val="22"/>
-          <w:u w:val="none"/>
-          <w:shd w:fill="auto" w:val="clear"/>
-          <w:vertAlign w:val="baseline"/>
-        </w:rPr>
-      </w:pPr>
-      <w:r>
-        <w:rPr>
-          <w:rFonts w:ascii="Arial" w:cs="Arial" w:eastAsia="Arial" w:hAnsi="Arial"/>
-          <w:b w:val="0"/>
-          <w:bCs w:val="0"/>
-          <w:i w:val="0"/>
-          <w:iCs w:val="0"/>
-          <w:smallCaps w:val="0"/>
-          <w:strike w:val="0"/>
-          <w:color w:val="000000"/>
-          <w:sz w:val="22"/>
-          <w:szCs w:val="22"/>
-          <w:u w:val="none"/>
-          <w:shd w:fill="auto" w:val="clear"/>
-          <w:vertAlign w:val="baseline"/>
-          <w:rtl w:val="0"/>
-        </w:rPr>
-        <w:t xml:space="preserve">I like deben here but that is for must. Here I would say "deberían tratar de colaborar"</w:t>
-      </w:r>
-    </w:p>
-  </w:comment>
-  <w:comment w:author="Santiago Perea Arroyo" w:id="0" w:date="2026-06-04T22:08:38Z">
-    <w:p>
-      <w:pPr>
-        <w:keepNext w:val="0"/>
-        <w:keepLines w:val="0"/>
-        <w:pageBreakBefore w:val="0"/>
-        <w:widowControl w:val="0"/>
-        <w:pBdr>
-          <w:top w:space="0" w:sz="0" w:val="nil"/>
-          <w:left w:space="0" w:sz="0" w:val="nil"/>
-          <w:bottom w:space="0" w:sz="0" w:val="nil"/>
-          <w:right w:space="0" w:sz="0" w:val="nil"/>
-          <w:between w:space="0" w:sz="0" w:val="nil"/>
-        </w:pBdr>
-        <w:shd w:fill="auto" w:val="clear"/>
-        <w:spacing w:after="0" w:before="0" w:line="240" w:lineRule="auto"/>
-        <w:ind w:left="0" w:right="0" w:firstLine="0"/>
-        <w:jc w:val="left"/>
-        <w:rPr>
-          <w:rFonts w:ascii="Arial" w:cs="Arial" w:eastAsia="Arial" w:hAnsi="Arial"/>
-          <w:b w:val="0"/>
-          <w:bCs w:val="0"/>
-          <w:i w:val="0"/>
-          <w:iCs w:val="0"/>
-          <w:smallCaps w:val="0"/>
-          <w:strike w:val="0"/>
-          <w:color w:val="000000"/>
-          <w:sz w:val="22"/>
-          <w:szCs w:val="22"/>
-          <w:u w:val="none"/>
-          <w:shd w:fill="auto" w:val="clear"/>
-          <w:vertAlign w:val="baseline"/>
-        </w:rPr>
-      </w:pPr>
-      <w:r>
-        <w:rPr>
-          <w:rFonts w:ascii="Arial" w:cs="Arial" w:eastAsia="Arial" w:hAnsi="Arial"/>
-          <w:b w:val="0"/>
-          <w:bCs w:val="0"/>
-          <w:i w:val="0"/>
-          <w:iCs w:val="0"/>
-          <w:smallCaps w:val="0"/>
-          <w:strike w:val="0"/>
-          <w:color w:val="000000"/>
-          <w:sz w:val="22"/>
-          <w:szCs w:val="22"/>
-          <w:u w:val="none"/>
-          <w:shd w:fill="auto" w:val="clear"/>
-          <w:vertAlign w:val="baseline"/>
-          <w:rtl w:val="0"/>
-        </w:rPr>
-        <w:t xml:space="preserve">Some of my suggestions are simply meant to reduce the total word count of the abstract</w:t>
-      </w:r>
-    </w:p>
-  </w:comment>
-  <w:comment w:author="Santiago Perea Arroyo" w:id="1" w:date="2026-06-04T21:57:11Z">
-    <w:p>
-      <w:pPr>
-        <w:keepNext w:val="0"/>
-        <w:keepLines w:val="0"/>
-        <w:pageBreakBefore w:val="0"/>
-        <w:widowControl w:val="0"/>
-        <w:pBdr>
-          <w:top w:space="0" w:sz="0" w:val="nil"/>
-          <w:left w:space="0" w:sz="0" w:val="nil"/>
-          <w:bottom w:space="0" w:sz="0" w:val="nil"/>
-          <w:right w:space="0" w:sz="0" w:val="nil"/>
-          <w:between w:space="0" w:sz="0" w:val="nil"/>
-        </w:pBdr>
-        <w:shd w:fill="auto" w:val="clear"/>
-        <w:spacing w:after="0" w:before="0" w:line="240" w:lineRule="auto"/>
-        <w:ind w:left="0" w:right="0" w:firstLine="0"/>
-        <w:jc w:val="left"/>
-        <w:rPr>
-          <w:rFonts w:ascii="Arial" w:cs="Arial" w:eastAsia="Arial" w:hAnsi="Arial"/>
-          <w:b w:val="0"/>
-          <w:bCs w:val="0"/>
-          <w:i w:val="0"/>
-          <w:iCs w:val="0"/>
-          <w:smallCaps w:val="0"/>
-          <w:strike w:val="0"/>
-          <w:color w:val="000000"/>
-          <w:sz w:val="22"/>
-          <w:szCs w:val="22"/>
-          <w:u w:val="none"/>
-          <w:shd w:fill="auto" w:val="clear"/>
-          <w:vertAlign w:val="baseline"/>
-        </w:rPr>
-      </w:pPr>
-      <w:r>
-        <w:rPr>
-          <w:rFonts w:ascii="Arial" w:cs="Arial" w:eastAsia="Arial" w:hAnsi="Arial"/>
-          <w:b w:val="0"/>
-          <w:bCs w:val="0"/>
-          <w:i w:val="0"/>
-          <w:iCs w:val="0"/>
-          <w:smallCaps w:val="0"/>
-          <w:strike w:val="0"/>
-          <w:color w:val="000000"/>
-          <w:sz w:val="22"/>
-          <w:szCs w:val="22"/>
-          <w:u w:val="none"/>
-          <w:shd w:fill="auto" w:val="clear"/>
-          <w:vertAlign w:val="baseline"/>
-          <w:rtl w:val="0"/>
-        </w:rPr>
         <w:t xml:space="preserve">or "tienen el potencial de mejorar los resultados en materia de biodiversidad." biodiversity is not improved itself</w:t>
       </w:r>
     </w:p>
@@ -9747,10 +7671,7 @@
 
 <file path=word/commentsExtended.xml><?xml version="1.0" encoding="utf-8"?>
 <w15:commentsEx xmlns:mc="http://schemas.openxmlformats.org/markup-compatibility/2006" xmlns:o="urn:schemas-microsoft-com:office:office" xmlns:r="http://schemas.openxmlformats.org/officeDocument/2006/relationships" xmlns:m="http://schemas.openxmlformats.org/officeDocument/2006/math" xmlns:v="urn:schemas-microsoft-com:vml" xmlns:wp="http://schemas.openxmlformats.org/drawingml/2006/wordprocessingDrawing" xmlns:w10="urn:schemas-microsoft-com:office:word" xmlns:w="http://schemas.openxmlformats.org/wordprocessingml/2006/main" xmlns:wne="http://schemas.microsoft.com/office/word/2006/wordml" xmlns:sl="http://schemas.openxmlformats.org/schemaLibrary/2006/main" xmlns:a="http://schemas.openxmlformats.org/drawingml/2006/main" xmlns:pic="http://schemas.openxmlformats.org/drawingml/2006/picture" xmlns:c="http://schemas.openxmlformats.org/drawingml/2006/chart" xmlns:lc="http://schemas.openxmlformats.org/drawingml/2006/lockedCanvas" xmlns:dgm="http://schemas.openxmlformats.org/drawingml/2006/diagram" xmlns:wps="http://schemas.microsoft.com/office/word/2010/wordprocessingShape" xmlns:wpg="http://schemas.microsoft.com/office/word/2010/wordprocessingGroup" xmlns:w14="http://schemas.microsoft.com/office/word/2010/wordml" xmlns:w15="http://schemas.microsoft.com/office/word/2012/wordml" xmlns:w16="http://schemas.microsoft.com/office/word/2018/wordml" xmlns:w16cex="http://schemas.microsoft.com/office/word/2018/wordml/cex" xmlns:w16cid="http://schemas.microsoft.com/office/word/2016/wordml/cid" xmlns="http://schemas.microsoft.com/office/tasks/2019/documenttasks" xmlns:cr="http://schemas.microsoft.com/office/comments/2020/reactions">
-  <w15:commentEx w15:paraId="00000052" w15:done="0"/>
   <w15:commentEx w15:paraId="00000053" w15:done="0"/>
-  <w15:commentEx w15:paraId="00000054" w15:done="0"/>
-  <w15:commentEx w15:paraId="00000055" w15:done="0"/>
 </w15:commentsEx>
 </file>
 
@@ -10569,7 +8490,7 @@
 
 <file path=customXML/item1.xml><?xml version="1.0" encoding="utf-8"?>
 <go:gDocsCustomXmlDataStorage xmlns:go="http://customooxmlschemas.google.com/" xmlns:r="http://schemas.openxmlformats.org/officeDocument/2006/relationships" uri="GoogleDocsCustomDataVersion2">
-  <go:docsCustomData xmlns:go="http://customooxmlschemas.google.com/" roundtripDataSignature="AMtx7migBljoPuOphFVwg0TTd7vcj68RaA==">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</go:docsCustomData>
+  <go:docsCustomData xmlns:go="http://customooxmlschemas.google.com/" roundtripDataSignature="AMtx7mj4+02DBkJxGhYR+Nf+VNNUELWE+Q==">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</go:docsCustomData>
 </go:gDocsCustomXmlDataStorage>
 </file>
 

--- a/docs/Evidence_use_systematic_map_abstract.docx
+++ b/docs/Evidence_use_systematic_map_abstract.docx
@@ -222,7 +222,7 @@
       </w:r>
       <w:sdt>
         <w:sdtPr>
-          <w:id w:val="-2084254164"/>
+          <w:id w:val="-1347826201"/>
           <w:tag w:val="goog_rdk_0"/>
         </w:sdtPr>
         <w:sdtContent>
@@ -237,7 +237,7 @@
       </w:r>
       <w:sdt>
         <w:sdtPr>
-          <w:id w:val="764175662"/>
+          <w:id w:val="-1229601797"/>
           <w:tag w:val="goog_rdk_1"/>
         </w:sdtPr>
         <w:sdtContent>
@@ -285,7 +285,7 @@
       </w:r>
       <w:sdt>
         <w:sdtPr>
-          <w:id w:val="-1140445830"/>
+          <w:id w:val="-523874022"/>
           <w:tag w:val="goog_rdk_2"/>
         </w:sdtPr>
         <w:sdtContent>
@@ -445,7 +445,115 @@
         <w:rPr>
           <w:rtl w:val="0"/>
         </w:rPr>
-        <w:t xml:space="preserve"> A conservação baseada em evidência tem o potencial de melhorar os resultados para a biodiversidade. No entanto, apesar dos esforços para promover o uso de evidência científica na conservação, muitas decisões para a conservação ainda não sao suportadas desta forma. Para fortalecer o uso de evidência na conservação, é fundamental compreender quais os fatores que influenciam o uso de evidência científica nos processos de tomada de decisão. Embora existam muitos estudos sobre o uso de evidências científicas na tomada de decisões em conservação, ainda não houve uma tentativa abrangente para caracterizar essa literatura.</w:t>
+        <w:t xml:space="preserve"> A conservação baseada em evidência tem o potencial de melhorar os resultados para a biodiversidade. No entanto, apesar dos esforços para promover o uso de evidência científica na conservação, muitas decisões para a conservação ainda não </w:t>
+      </w:r>
+      <w:sdt>
+        <w:sdtPr>
+          <w:id w:val="1773594803"/>
+          <w:tag w:val="goog_rdk_3"/>
+        </w:sdtPr>
+        <w:sdtContent>
+          <w:ins w:author="Cátia Matos" w:id="2" w:date="2026-06-09T13:25:38Z"/>
+          <w:sdt>
+            <w:sdtPr>
+              <w:id w:val="-1325229853"/>
+              <w:tag w:val="goog_rdk_4"/>
+            </w:sdtPr>
+            <w:sdtContent>
+              <w:ins w:author="Cátia Matos" w:id="2" w:date="2026-06-09T13:25:38Z">
+                <w:r>
+                  <w:rPr>
+                    <w:rtl w:val="0"/>
+                    <w:rPrChange w:author="Cátia Matos" w:id="3" w:date="2026-06-09T13:25:38Z">
+                      <w:rPr/>
+                    </w:rPrChange>
+                  </w:rPr>
+                  <w:t xml:space="preserve">são</w:t>
+                </w:r>
+              </w:ins>
+            </w:sdtContent>
+          </w:sdt>
+          <w:ins w:author="Cátia Matos" w:id="2" w:date="2026-06-09T13:25:38Z"/>
+        </w:sdtContent>
+      </w:sdt>
+      <w:sdt>
+        <w:sdtPr>
+          <w:id w:val="-1261797169"/>
+          <w:tag w:val="goog_rdk_5"/>
+        </w:sdtPr>
+        <w:sdtContent>
+          <w:del w:author="Cátia Matos" w:id="2" w:date="2026-06-09T13:25:38Z"/>
+          <w:sdt>
+            <w:sdtPr>
+              <w:id w:val="1795992734"/>
+              <w:tag w:val="goog_rdk_6"/>
+            </w:sdtPr>
+            <w:sdtContent>
+              <w:del w:author="Cátia Matos" w:id="2" w:date="2026-06-09T13:25:38Z">
+                <w:r>
+                  <w:rPr>
+                    <w:rtl w:val="0"/>
+                    <w:rPrChange w:author="Cátia Matos" w:id="3" w:date="2026-06-09T13:25:38Z">
+                      <w:rPr/>
+                    </w:rPrChange>
+                  </w:rPr>
+                  <w:delText xml:space="preserve">sao</w:delText>
+                </w:r>
+              </w:del>
+            </w:sdtContent>
+          </w:sdt>
+          <w:del w:author="Cátia Matos" w:id="2" w:date="2026-06-09T13:25:38Z"/>
+        </w:sdtContent>
+      </w:sdt>
+      <w:r>
+        <w:rPr>
+          <w:rtl w:val="0"/>
+        </w:rPr>
+        <w:t xml:space="preserve"> suportadas desta forma. Para fortalecer o uso de evidência na conservação, é fundamental compreender quais os fatores que influenciam o</w:t>
+      </w:r>
+      <w:sdt>
+        <w:sdtPr>
+          <w:id w:val="790271013"/>
+          <w:tag w:val="goog_rdk_7"/>
+        </w:sdtPr>
+        <w:sdtContent>
+          <w:ins w:author="Cátia Matos" w:id="4" w:date="2026-06-09T13:25:50Z">
+            <w:r>
+              <w:rPr>
+                <w:rtl w:val="0"/>
+              </w:rPr>
+              <w:t xml:space="preserve"> seu</w:t>
+            </w:r>
+          </w:ins>
+        </w:sdtContent>
+      </w:sdt>
+      <w:r>
+        <w:rPr>
+          <w:rtl w:val="0"/>
+        </w:rPr>
+        <w:t xml:space="preserve"> uso </w:t>
+      </w:r>
+      <w:sdt>
+        <w:sdtPr>
+          <w:id w:val="-1629102280"/>
+          <w:tag w:val="goog_rdk_8"/>
+        </w:sdtPr>
+        <w:sdtContent>
+          <w:del w:author="Cátia Matos" w:id="5" w:date="2026-06-09T13:25:55Z">
+            <w:r>
+              <w:rPr>
+                <w:rtl w:val="0"/>
+              </w:rPr>
+              <w:delText xml:space="preserve">de evidência científica </w:delText>
+            </w:r>
+          </w:del>
+        </w:sdtContent>
+      </w:sdt>
+      <w:r>
+        <w:rPr>
+          <w:rtl w:val="0"/>
+        </w:rPr>
+        <w:t xml:space="preserve">nos processos de tomada de decisão. Embora existam muitos estudos sobre o uso de evidências científicas na tomada de decisões em conservação, ainda não houve uma tentativa abrangente para caracterizar essa literatura.</w:t>
       </w:r>
     </w:p>
     <w:p>
@@ -539,7 +647,71 @@
         <w:rPr>
           <w:rtl w:val="0"/>
         </w:rPr>
-        <w:t xml:space="preserve">Em relação aos fatores que influenciam o uso de evidência, os mais frequentemente relatados foram as relações entre cientistas e tomadores de decisão, bem como a capacidade e os recursos das organizações de conservação. Fatores relacionados às características da própria evidência, às características dos profissionais e formuladores de políticas públicas e de suas organizações, e dos contextos de decisão também foram mencionados com frequência. Em contraste, poucos estudos abordaram fatores relacionados aos pesquisadores e às organizações de pesquisa.  </w:t>
+        <w:t xml:space="preserve">Em relação aos fatores que influenciam o uso de evidência, os mais frequentemente relatados foram as relações entre cientistas e tomadores de decisão, bem como a capacidade e os recursos das organizações de conservação. Fatores relacionados às características da própria evidência, às características dos profissionais e formuladores de políticas públicas e de suas organizações, e </w:t>
+      </w:r>
+      <w:sdt>
+        <w:sdtPr>
+          <w:id w:val="1245806883"/>
+          <w:tag w:val="goog_rdk_9"/>
+        </w:sdtPr>
+        <w:sdtContent>
+          <w:ins w:author="Cátia Matos" w:id="6" w:date="2026-06-09T13:26:50Z"/>
+          <w:sdt>
+            <w:sdtPr>
+              <w:id w:val="-1507538796"/>
+              <w:tag w:val="goog_rdk_10"/>
+            </w:sdtPr>
+            <w:sdtContent>
+              <w:ins w:author="Cátia Matos" w:id="6" w:date="2026-06-09T13:26:50Z">
+                <w:r>
+                  <w:rPr>
+                    <w:rtl w:val="0"/>
+                    <w:rPrChange w:author="Cátia Matos" w:id="7" w:date="2026-06-09T13:26:50Z">
+                      <w:rPr/>
+                    </w:rPrChange>
+                  </w:rPr>
+                  <w:t xml:space="preserve">aos</w:t>
+                </w:r>
+              </w:ins>
+            </w:sdtContent>
+          </w:sdt>
+          <w:ins w:author="Cátia Matos" w:id="6" w:date="2026-06-09T13:26:50Z"/>
+        </w:sdtContent>
+      </w:sdt>
+      <w:sdt>
+        <w:sdtPr>
+          <w:id w:val="1923363710"/>
+          <w:tag w:val="goog_rdk_11"/>
+        </w:sdtPr>
+        <w:sdtContent>
+          <w:del w:author="Cátia Matos" w:id="6" w:date="2026-06-09T13:26:50Z"/>
+          <w:sdt>
+            <w:sdtPr>
+              <w:id w:val="948553708"/>
+              <w:tag w:val="goog_rdk_12"/>
+            </w:sdtPr>
+            <w:sdtContent>
+              <w:del w:author="Cátia Matos" w:id="6" w:date="2026-06-09T13:26:50Z">
+                <w:r>
+                  <w:rPr>
+                    <w:rtl w:val="0"/>
+                    <w:rPrChange w:author="Cátia Matos" w:id="7" w:date="2026-06-09T13:26:50Z">
+                      <w:rPr/>
+                    </w:rPrChange>
+                  </w:rPr>
+                  <w:delText xml:space="preserve">dos</w:delText>
+                </w:r>
+              </w:del>
+            </w:sdtContent>
+          </w:sdt>
+          <w:del w:author="Cátia Matos" w:id="6" w:date="2026-06-09T13:26:50Z"/>
+        </w:sdtContent>
+      </w:sdt>
+      <w:r>
+        <w:rPr>
+          <w:rtl w:val="0"/>
+        </w:rPr>
+        <w:t xml:space="preserve"> contextos de decisão também foram mencionados com frequência. Em contraste, poucos estudos abordaram fatores relacionados aos pesquisadores e às organizações de pesquisa.  </w:t>
       </w:r>
     </w:p>
     <w:p>
@@ -8490,7 +8662,7 @@
 
 <file path=customXML/item1.xml><?xml version="1.0" encoding="utf-8"?>
 <go:gDocsCustomXmlDataStorage xmlns:go="http://customooxmlschemas.google.com/" xmlns:r="http://schemas.openxmlformats.org/officeDocument/2006/relationships" uri="GoogleDocsCustomDataVersion2">
-  <go:docsCustomData xmlns:go="http://customooxmlschemas.google.com/" roundtripDataSignature="AMtx7mj4+02DBkJxGhYR+Nf+VNNUELWE+Q==">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</go:docsCustomData>
+  <go:docsCustomData xmlns:go="http://customooxmlschemas.google.com/" roundtripDataSignature="AMtx7mht5vMDnMsu99HRzPydG39Tx0Aayw==">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</go:docsCustomData>
 </go:gDocsCustomXmlDataStorage>
 </file>
 

--- a/docs/Evidence_use_systematic_map_abstract.docx
+++ b/docs/Evidence_use_systematic_map_abstract.docx
@@ -220,46 +220,11 @@
         </w:rPr>
         <w:t xml:space="preserve">Las prácticas de conservación basadas en la evidencia científica</w:t>
       </w:r>
-      <w:sdt>
-        <w:sdtPr>
-          <w:id w:val="-1347826201"/>
-          <w:tag w:val="goog_rdk_0"/>
-        </w:sdtPr>
-        <w:sdtContent>
-          <w:commentRangeStart w:id="0"/>
-        </w:sdtContent>
-      </w:sdt>
-      <w:r>
-        <w:rPr>
-          <w:rtl w:val="0"/>
-        </w:rPr>
-        <w:t xml:space="preserve"> tienen el potencial de mejorar los resultados en materia de biodiversidad</w:t>
-      </w:r>
-      <w:sdt>
-        <w:sdtPr>
-          <w:id w:val="-1229601797"/>
-          <w:tag w:val="goog_rdk_1"/>
-        </w:sdtPr>
-        <w:sdtContent>
-          <w:del w:author="Violeta Furlan" w:id="0" w:date="2026-06-05T13:33:02Z">
-            <w:r>
-              <w:rPr>
-                <w:rtl w:val="0"/>
-              </w:rPr>
-              <w:delText xml:space="preserve">s</w:delText>
-            </w:r>
-          </w:del>
-        </w:sdtContent>
-      </w:sdt>
-      <w:r>
-        <w:rPr>
-          <w:rtl w:val="0"/>
-        </w:rPr>
-        <w:t xml:space="preserve">.</w:t>
-      </w:r>
-      <w:commentRangeEnd w:id="0"/>
-      <w:r>
-        <w:commentReference w:id="0"/>
+      <w:r>
+        <w:rPr>
+          <w:rtl w:val="0"/>
+        </w:rPr>
+        <w:t xml:space="preserve"> tienen el potencial de mejorar los resultados en materia de biodiversidad.</w:t>
       </w:r>
       <w:r>
         <w:rPr>
@@ -281,29 +246,7 @@
         <w:rPr>
           <w:rtl w:val="0"/>
         </w:rPr>
-        <w:t xml:space="preserve">Para solventar esta brecha de conocimiento, realizamos un mapeo sistemático de literatura para caracterizar </w:t>
-      </w:r>
-      <w:sdt>
-        <w:sdtPr>
-          <w:id w:val="-523874022"/>
-          <w:tag w:val="goog_rdk_2"/>
-        </w:sdtPr>
-        <w:sdtContent>
-          <w:del w:author="Violeta Furlan" w:id="1" w:date="2026-06-05T13:35:40Z">
-            <w:r>
-              <w:rPr>
-                <w:rtl w:val="0"/>
-              </w:rPr>
-              <w:delText xml:space="preserve">dicha literatura en base a </w:delText>
-            </w:r>
-          </w:del>
-        </w:sdtContent>
-      </w:sdt>
-      <w:r>
-        <w:rPr>
-          <w:rtl w:val="0"/>
-        </w:rPr>
-        <w:t xml:space="preserve">los factores que influyen en el uso de la evidencia en la toma de decisiones en conservación. Se buscó determinar dónde se  han realizado las investigaciones, qué actores han sido objeto de los estudios y qué factores influyen en el uso de la evidencia científica. La  búsqueda bibliográfica y posterior selección permitió identificar 167 estudios relevantes.</w:t>
+        <w:t xml:space="preserve">Para solventar esta brecha de conocimiento, realizamos un mapeo sistemático de literatura para caracterizar los factores que influyen en el uso de la evidencia en la toma de decisiones en conservación. Se buscó determinar dónde se  han realizado las investigaciones, qué actores han sido objeto de los estudios y qué factores influyen en el uso de la evidencia científica. La  búsqueda bibliográfica y posterior selección permitió identificar 167 estudios relevantes.</w:t>
       </w:r>
     </w:p>
     <w:p>
@@ -445,115 +388,7 @@
         <w:rPr>
           <w:rtl w:val="0"/>
         </w:rPr>
-        <w:t xml:space="preserve"> A conservação baseada em evidência tem o potencial de melhorar os resultados para a biodiversidade. No entanto, apesar dos esforços para promover o uso de evidência científica na conservação, muitas decisões para a conservação ainda não </w:t>
-      </w:r>
-      <w:sdt>
-        <w:sdtPr>
-          <w:id w:val="1773594803"/>
-          <w:tag w:val="goog_rdk_3"/>
-        </w:sdtPr>
-        <w:sdtContent>
-          <w:ins w:author="Cátia Matos" w:id="2" w:date="2026-06-09T13:25:38Z"/>
-          <w:sdt>
-            <w:sdtPr>
-              <w:id w:val="-1325229853"/>
-              <w:tag w:val="goog_rdk_4"/>
-            </w:sdtPr>
-            <w:sdtContent>
-              <w:ins w:author="Cátia Matos" w:id="2" w:date="2026-06-09T13:25:38Z">
-                <w:r>
-                  <w:rPr>
-                    <w:rtl w:val="0"/>
-                    <w:rPrChange w:author="Cátia Matos" w:id="3" w:date="2026-06-09T13:25:38Z">
-                      <w:rPr/>
-                    </w:rPrChange>
-                  </w:rPr>
-                  <w:t xml:space="preserve">são</w:t>
-                </w:r>
-              </w:ins>
-            </w:sdtContent>
-          </w:sdt>
-          <w:ins w:author="Cátia Matos" w:id="2" w:date="2026-06-09T13:25:38Z"/>
-        </w:sdtContent>
-      </w:sdt>
-      <w:sdt>
-        <w:sdtPr>
-          <w:id w:val="-1261797169"/>
-          <w:tag w:val="goog_rdk_5"/>
-        </w:sdtPr>
-        <w:sdtContent>
-          <w:del w:author="Cátia Matos" w:id="2" w:date="2026-06-09T13:25:38Z"/>
-          <w:sdt>
-            <w:sdtPr>
-              <w:id w:val="1795992734"/>
-              <w:tag w:val="goog_rdk_6"/>
-            </w:sdtPr>
-            <w:sdtContent>
-              <w:del w:author="Cátia Matos" w:id="2" w:date="2026-06-09T13:25:38Z">
-                <w:r>
-                  <w:rPr>
-                    <w:rtl w:val="0"/>
-                    <w:rPrChange w:author="Cátia Matos" w:id="3" w:date="2026-06-09T13:25:38Z">
-                      <w:rPr/>
-                    </w:rPrChange>
-                  </w:rPr>
-                  <w:delText xml:space="preserve">sao</w:delText>
-                </w:r>
-              </w:del>
-            </w:sdtContent>
-          </w:sdt>
-          <w:del w:author="Cátia Matos" w:id="2" w:date="2026-06-09T13:25:38Z"/>
-        </w:sdtContent>
-      </w:sdt>
-      <w:r>
-        <w:rPr>
-          <w:rtl w:val="0"/>
-        </w:rPr>
-        <w:t xml:space="preserve"> suportadas desta forma. Para fortalecer o uso de evidência na conservação, é fundamental compreender quais os fatores que influenciam o</w:t>
-      </w:r>
-      <w:sdt>
-        <w:sdtPr>
-          <w:id w:val="790271013"/>
-          <w:tag w:val="goog_rdk_7"/>
-        </w:sdtPr>
-        <w:sdtContent>
-          <w:ins w:author="Cátia Matos" w:id="4" w:date="2026-06-09T13:25:50Z">
-            <w:r>
-              <w:rPr>
-                <w:rtl w:val="0"/>
-              </w:rPr>
-              <w:t xml:space="preserve"> seu</w:t>
-            </w:r>
-          </w:ins>
-        </w:sdtContent>
-      </w:sdt>
-      <w:r>
-        <w:rPr>
-          <w:rtl w:val="0"/>
-        </w:rPr>
-        <w:t xml:space="preserve"> uso </w:t>
-      </w:r>
-      <w:sdt>
-        <w:sdtPr>
-          <w:id w:val="-1629102280"/>
-          <w:tag w:val="goog_rdk_8"/>
-        </w:sdtPr>
-        <w:sdtContent>
-          <w:del w:author="Cátia Matos" w:id="5" w:date="2026-06-09T13:25:55Z">
-            <w:r>
-              <w:rPr>
-                <w:rtl w:val="0"/>
-              </w:rPr>
-              <w:delText xml:space="preserve">de evidência científica </w:delText>
-            </w:r>
-          </w:del>
-        </w:sdtContent>
-      </w:sdt>
-      <w:r>
-        <w:rPr>
-          <w:rtl w:val="0"/>
-        </w:rPr>
-        <w:t xml:space="preserve">nos processos de tomada de decisão. Embora existam muitos estudos sobre o uso de evidências científicas na tomada de decisões em conservação, ainda não houve uma tentativa abrangente para caracterizar essa literatura.</w:t>
+        <w:t xml:space="preserve"> A conservação baseada em evidência tem o potencial de melhorar os resultados para a biodiversidade. No entanto, apesar dos esforços para promover o uso de evidência científica na conservação, muitas decisões para a conservação ainda não são suportadas desta forma. Para fortalecer o uso de evidência na conservação, é fundamental compreender quais os fatores que influenciam o seu uso nos processos de tomada de decisão. Embora existam muitos estudos sobre o uso de evidências científicas na tomada de decisões em conservação, ainda não houve uma tentativa abrangente para caracterizar essa literatura.</w:t>
       </w:r>
     </w:p>
     <w:p>
@@ -647,71 +482,7 @@
         <w:rPr>
           <w:rtl w:val="0"/>
         </w:rPr>
-        <w:t xml:space="preserve">Em relação aos fatores que influenciam o uso de evidência, os mais frequentemente relatados foram as relações entre cientistas e tomadores de decisão, bem como a capacidade e os recursos das organizações de conservação. Fatores relacionados às características da própria evidência, às características dos profissionais e formuladores de políticas públicas e de suas organizações, e </w:t>
-      </w:r>
-      <w:sdt>
-        <w:sdtPr>
-          <w:id w:val="1245806883"/>
-          <w:tag w:val="goog_rdk_9"/>
-        </w:sdtPr>
-        <w:sdtContent>
-          <w:ins w:author="Cátia Matos" w:id="6" w:date="2026-06-09T13:26:50Z"/>
-          <w:sdt>
-            <w:sdtPr>
-              <w:id w:val="-1507538796"/>
-              <w:tag w:val="goog_rdk_10"/>
-            </w:sdtPr>
-            <w:sdtContent>
-              <w:ins w:author="Cátia Matos" w:id="6" w:date="2026-06-09T13:26:50Z">
-                <w:r>
-                  <w:rPr>
-                    <w:rtl w:val="0"/>
-                    <w:rPrChange w:author="Cátia Matos" w:id="7" w:date="2026-06-09T13:26:50Z">
-                      <w:rPr/>
-                    </w:rPrChange>
-                  </w:rPr>
-                  <w:t xml:space="preserve">aos</w:t>
-                </w:r>
-              </w:ins>
-            </w:sdtContent>
-          </w:sdt>
-          <w:ins w:author="Cátia Matos" w:id="6" w:date="2026-06-09T13:26:50Z"/>
-        </w:sdtContent>
-      </w:sdt>
-      <w:sdt>
-        <w:sdtPr>
-          <w:id w:val="1923363710"/>
-          <w:tag w:val="goog_rdk_11"/>
-        </w:sdtPr>
-        <w:sdtContent>
-          <w:del w:author="Cátia Matos" w:id="6" w:date="2026-06-09T13:26:50Z"/>
-          <w:sdt>
-            <w:sdtPr>
-              <w:id w:val="948553708"/>
-              <w:tag w:val="goog_rdk_12"/>
-            </w:sdtPr>
-            <w:sdtContent>
-              <w:del w:author="Cátia Matos" w:id="6" w:date="2026-06-09T13:26:50Z">
-                <w:r>
-                  <w:rPr>
-                    <w:rtl w:val="0"/>
-                    <w:rPrChange w:author="Cátia Matos" w:id="7" w:date="2026-06-09T13:26:50Z">
-                      <w:rPr/>
-                    </w:rPrChange>
-                  </w:rPr>
-                  <w:delText xml:space="preserve">dos</w:delText>
-                </w:r>
-              </w:del>
-            </w:sdtContent>
-          </w:sdt>
-          <w:del w:author="Cátia Matos" w:id="6" w:date="2026-06-09T13:26:50Z"/>
-        </w:sdtContent>
-      </w:sdt>
-      <w:r>
-        <w:rPr>
-          <w:rtl w:val="0"/>
-        </w:rPr>
-        <w:t xml:space="preserve"> contextos de decisão também foram mencionados com frequência. Em contraste, poucos estudos abordaram fatores relacionados aos pesquisadores e às organizações de pesquisa.  </w:t>
+        <w:t xml:space="preserve">Em relação aos fatores que influenciam o uso de evidência, os mais frequentemente relatados foram as relações entre cientistas e tomadores de decisão, bem como a capacidade e os recursos das organizações de conservação. Fatores relacionados às características da própria evidência, às características dos profissionais e formuladores de políticas públicas e de suas organizações, e aos contextos de decisão também foram mencionados com frequência. Em contraste, poucos estudos abordaram fatores relacionados aos pesquisadores e às organizações de pesquisa.  </w:t>
       </w:r>
     </w:p>
     <w:p>
@@ -1322,21 +1093,384 @@
         <w:t xml:space="preserve">Basque version (Eñaut)</w:t>
       </w:r>
     </w:p>
-    <w:p>
-      <w:pPr>
-        <w:spacing w:line="480" w:lineRule="auto"/>
-        <w:rPr>
-          <w:b w:val="1"/>
-          <w:bCs w:val="1"/>
-          <w:u w:val="single"/>
-        </w:rPr>
-      </w:pPr>
-      <w:r>
-        <w:rPr>
-          <w:rtl w:val="0"/>
-        </w:rPr>
-      </w:r>
-    </w:p>
+    <w:sdt>
+      <w:sdtPr>
+        <w:id w:val="-162622638"/>
+        <w:tag w:val="goog_rdk_5"/>
+      </w:sdtPr>
+      <w:sdtContent>
+        <w:p>
+          <w:pPr>
+            <w:numPr>
+              <w:ilvl w:val="0"/>
+              <w:numId w:val="4"/>
+            </w:numPr>
+            <w:spacing w:line="480" w:lineRule="auto"/>
+            <w:ind w:left="720" w:hanging="360"/>
+            <w:rPr>
+              <w:ins w:author="Eñaut Martínez de Birgara" w:id="0" w:date="2026-06-25T09:10:46Z"/>
+            </w:rPr>
+          </w:pPr>
+          <w:sdt>
+            <w:sdtPr>
+              <w:id w:val="260127965"/>
+              <w:tag w:val="goog_rdk_1"/>
+            </w:sdtPr>
+            <w:sdtContent>
+              <w:ins w:author="Eñaut Martínez de Birgara" w:id="0" w:date="2026-06-25T09:10:46Z"/>
+              <w:sdt>
+                <w:sdtPr>
+                  <w:id w:val="1004112668"/>
+                  <w:tag w:val="goog_rdk_2"/>
+                </w:sdtPr>
+                <w:sdtContent>
+                  <w:ins w:author="Eñaut Martínez de Birgara" w:id="0" w:date="2026-06-25T09:10:46Z">
+                    <w:r>
+                      <w:rPr>
+                        <w:rtl w:val="0"/>
+                        <w:rPrChange w:author="Eñaut Martínez de Birgara" w:id="1" w:date="2026-06-25T09:10:46Z">
+                          <w:rPr>
+                            <w:b w:val="1"/>
+                            <w:bCs w:val="1"/>
+                            <w:u w:val="single"/>
+                          </w:rPr>
+                        </w:rPrChange>
+                      </w:rPr>
+                      <w:t xml:space="preserve">Ebidentzian oinarrituriko kontserbazioak biodibertsitate emaitzak hobetzeko potentziala du. Hala ere, kontserbazioan ebidentzia zientifikoaren erabilera emendatzeko ahaleginak egin arren, kontserbazio erabaki askok ez dute kontuan hartzen. Kontserbazioan e</w:t>
+                    </w:r>
+                  </w:ins>
+                </w:sdtContent>
+              </w:sdt>
+              <w:ins w:author="Eñaut Martínez de Birgara" w:id="0" w:date="2026-06-25T09:10:46Z">
+                <w:sdt>
+                  <w:sdtPr>
+                    <w:id w:val="1811376776"/>
+                    <w:tag w:val="goog_rdk_3"/>
+                  </w:sdtPr>
+                  <w:sdtContent>
+                    <w:r>
+                      <w:rPr>
+                        <w:rtl w:val="0"/>
+                        <w:rPrChange w:author="Eñaut Martínez de Birgara" w:id="1" w:date="2026-06-25T09:10:46Z">
+                          <w:rPr>
+                            <w:b w:val="1"/>
+                            <w:bCs w:val="1"/>
+                            <w:u w:val="single"/>
+                          </w:rPr>
+                        </w:rPrChange>
+                      </w:rPr>
+                      <w:t xml:space="preserve">bidentziaren erabilera bultzatzeko, ezinbestekoa da ulertzea zein faktorek eragiten duten erabaki hartzean ebidentzia zientifikoa erabiltzea. Nahiz eta kontserbaziorako erabaki hartzean ebidentzia zientifikoaren erabileraren inguruan hainbat ikerketa egon, ez da saiakera sakonik egin literatura hori ezaugarritzeko.</w:t>
+                    </w:r>
+                  </w:sdtContent>
+                </w:sdt>
+                <w:sdt>
+                  <w:sdtPr>
+                    <w:id w:val="210820396"/>
+                    <w:tag w:val="goog_rdk_4"/>
+                  </w:sdtPr>
+                  <w:sdtContent>
+                    <w:r>
+                      <w:rPr>
+                        <w:rtl w:val="0"/>
+                      </w:rPr>
+                    </w:r>
+                  </w:sdtContent>
+                </w:sdt>
+              </w:ins>
+            </w:sdtContent>
+          </w:sdt>
+        </w:p>
+      </w:sdtContent>
+    </w:sdt>
+    <w:sdt>
+      <w:sdtPr>
+        <w:id w:val="694414170"/>
+        <w:tag w:val="goog_rdk_8"/>
+      </w:sdtPr>
+      <w:sdtContent>
+        <w:p>
+          <w:pPr>
+            <w:numPr>
+              <w:ilvl w:val="0"/>
+              <w:numId w:val="4"/>
+            </w:numPr>
+            <w:spacing w:line="480" w:lineRule="auto"/>
+            <w:ind w:left="720" w:hanging="360"/>
+            <w:rPr>
+              <w:ins w:author="Eñaut Martínez de Birgara" w:id="0" w:date="2026-06-25T09:10:46Z"/>
+            </w:rPr>
+          </w:pPr>
+          <w:sdt>
+            <w:sdtPr>
+              <w:id w:val="551739752"/>
+              <w:tag w:val="goog_rdk_6"/>
+            </w:sdtPr>
+            <w:sdtContent>
+              <w:ins w:author="Eñaut Martínez de Birgara" w:id="0" w:date="2026-06-25T09:10:46Z"/>
+              <w:sdt>
+                <w:sdtPr>
+                  <w:id w:val="995325027"/>
+                  <w:tag w:val="goog_rdk_7"/>
+                </w:sdtPr>
+                <w:sdtContent>
+                  <w:ins w:author="Eñaut Martínez de Birgara" w:id="0" w:date="2026-06-25T09:10:46Z">
+                    <w:r>
+                      <w:rPr>
+                        <w:rtl w:val="0"/>
+                        <w:rPrChange w:author="Eñaut Martínez de Birgara" w:id="1" w:date="2026-06-25T09:10:46Z">
+                          <w:rPr>
+                            <w:b w:val="1"/>
+                            <w:bCs w:val="1"/>
+                            <w:u w:val="single"/>
+                          </w:rPr>
+                        </w:rPrChange>
+                      </w:rPr>
+                      <w:t xml:space="preserve">Ezagutza hutsune hori betetzeko, mapa sistematiko bat burutu genuen kontserbaziorako erabaki hartzean ebidentziaren erabileran eragiten duten faktoreen inguruko literatura ezaugarritzeko eta ikerketak non burutu diren, fokuan zein aktore izan dituzten eta ebidentzia zientifikoaren erabileran zein faktorek eragin duten identifikatzeko. Gure bilaketak eta miaketak 167 ikerketa esanguratsu identifikatu zituen.</w:t>
+                    </w:r>
+                  </w:ins>
+                </w:sdtContent>
+              </w:sdt>
+              <w:ins w:author="Eñaut Martínez de Birgara" w:id="0" w:date="2026-06-25T09:10:46Z"/>
+            </w:sdtContent>
+          </w:sdt>
+        </w:p>
+      </w:sdtContent>
+    </w:sdt>
+    <w:sdt>
+      <w:sdtPr>
+        <w:id w:val="-1832573759"/>
+        <w:tag w:val="goog_rdk_12"/>
+      </w:sdtPr>
+      <w:sdtContent>
+        <w:p>
+          <w:pPr>
+            <w:numPr>
+              <w:ilvl w:val="0"/>
+              <w:numId w:val="4"/>
+            </w:numPr>
+            <w:spacing w:line="480" w:lineRule="auto"/>
+            <w:ind w:left="720" w:hanging="360"/>
+            <w:rPr>
+              <w:ins w:author="Eñaut Martínez de Birgara" w:id="0" w:date="2026-06-25T09:10:46Z"/>
+            </w:rPr>
+          </w:pPr>
+          <w:sdt>
+            <w:sdtPr>
+              <w:id w:val="933026823"/>
+              <w:tag w:val="goog_rdk_9"/>
+            </w:sdtPr>
+            <w:sdtContent>
+              <w:ins w:author="Eñaut Martínez de Birgara" w:id="0" w:date="2026-06-25T09:10:46Z"/>
+              <w:sdt>
+                <w:sdtPr>
+                  <w:id w:val="-1992121021"/>
+                  <w:tag w:val="goog_rdk_10"/>
+                </w:sdtPr>
+                <w:sdtContent>
+                  <w:ins w:author="Eñaut Martínez de Birgara" w:id="0" w:date="2026-06-25T09:10:46Z">
+                    <w:r>
+                      <w:rPr>
+                        <w:rtl w:val="0"/>
+                        <w:rPrChange w:author="Eñaut Martínez de Birgara" w:id="1" w:date="2026-06-25T09:10:46Z">
+                          <w:rPr>
+                            <w:b w:val="1"/>
+                            <w:bCs w:val="1"/>
+                            <w:u w:val="single"/>
+                          </w:rPr>
+                        </w:rPrChange>
+                      </w:rPr>
+                      <w:t xml:space="preserve">Herrialde Ingeles-hiztunetarako joera sendoa identifikatu genuen ebidentzien literaturan. </w:t>
+                    </w:r>
+                  </w:ins>
+                </w:sdtContent>
+              </w:sdt>
+              <w:ins w:author="Eñaut Martínez de Birgara" w:id="0" w:date="2026-06-25T09:10:46Z">
+                <w:sdt>
+                  <w:sdtPr>
+                    <w:id w:val="-1591604207"/>
+                    <w:tag w:val="goog_rdk_11"/>
+                  </w:sdtPr>
+                  <w:sdtContent>
+                    <w:r>
+                      <w:rPr>
+                        <w:rtl w:val="0"/>
+                        <w:rPrChange w:author="Eñaut Martínez de Birgara" w:id="1" w:date="2026-06-25T09:10:46Z">
+                          <w:rPr>
+                            <w:b w:val="1"/>
+                            <w:bCs w:val="1"/>
+                            <w:u w:val="single"/>
+                          </w:rPr>
+                        </w:rPrChange>
+                      </w:rPr>
+                      <w:t xml:space="preserve">Ikerketa gutxik aurkezten zituzten ikerturiko ekosistema mota, talde taxonomikoa edota mehatxu zehatzak eta egiten zutenak itsas, baso edo ur-gezako sistemetan egiten zuten. Ikerketa gehienek azterturiko aktoreak ikertzaileak eta profesionalak izan ziren, legegileak edo bestelako aktoreak aztertzen zituzten ikerketa kopurua erlatiboki murritza zen bitartean.</w:t>
+                    </w:r>
+                  </w:sdtContent>
+                </w:sdt>
+              </w:ins>
+            </w:sdtContent>
+          </w:sdt>
+        </w:p>
+      </w:sdtContent>
+    </w:sdt>
+    <w:sdt>
+      <w:sdtPr>
+        <w:id w:val="-1297760587"/>
+        <w:tag w:val="goog_rdk_15"/>
+      </w:sdtPr>
+      <w:sdtContent>
+        <w:p>
+          <w:pPr>
+            <w:numPr>
+              <w:ilvl w:val="0"/>
+              <w:numId w:val="4"/>
+            </w:numPr>
+            <w:spacing w:line="480" w:lineRule="auto"/>
+            <w:ind w:left="720" w:hanging="360"/>
+            <w:rPr>
+              <w:ins w:author="Eñaut Martínez de Birgara" w:id="0" w:date="2026-06-25T09:10:46Z"/>
+              <w:u w:val="none"/>
+            </w:rPr>
+          </w:pPr>
+          <w:sdt>
+            <w:sdtPr>
+              <w:id w:val="-855060999"/>
+              <w:tag w:val="goog_rdk_13"/>
+            </w:sdtPr>
+            <w:sdtContent>
+              <w:ins w:author="Eñaut Martínez de Birgara" w:id="0" w:date="2026-06-25T09:10:46Z"/>
+              <w:sdt>
+                <w:sdtPr>
+                  <w:id w:val="-1482888527"/>
+                  <w:tag w:val="goog_rdk_14"/>
+                </w:sdtPr>
+                <w:sdtContent>
+                  <w:ins w:author="Eñaut Martínez de Birgara" w:id="0" w:date="2026-06-25T09:10:46Z">
+                    <w:r>
+                      <w:rPr>
+                        <w:rtl w:val="0"/>
+                        <w:rPrChange w:author="Eñaut Martínez de Birgara" w:id="1" w:date="2026-06-25T09:10:46Z">
+                          <w:rPr>
+                            <w:b w:val="1"/>
+                            <w:bCs w:val="1"/>
+                            <w:u w:val="single"/>
+                          </w:rPr>
+                        </w:rPrChange>
+                      </w:rPr>
+                      <w:t xml:space="preserve">Ebidentziaren erabileran eragiten duten faktoreei dagokionez, erabaki hartzaileen eta zientzialarien arteko harremanak eta kontserbazio erakundeen gaitasun zein baliabideak izan ziren gehien aipaturikoak. Ebidentziaren beraren ezaugarriei eta profesional/legegileen, euren erakundeen eta erabakien testuinguruaren ezaugarriei zegozkien faktoreak maiz agertzen ziren baina ikerketa gutxik heltzen zien ikertzaileei zein ikerketa erakundeei loturiko faktoreei. </w:t>
+                    </w:r>
+                  </w:ins>
+                </w:sdtContent>
+              </w:sdt>
+              <w:ins w:author="Eñaut Martínez de Birgara" w:id="0" w:date="2026-06-25T09:10:46Z"/>
+            </w:sdtContent>
+          </w:sdt>
+        </w:p>
+      </w:sdtContent>
+    </w:sdt>
+    <w:sdt>
+      <w:sdtPr>
+        <w:id w:val="-144515860"/>
+        <w:tag w:val="goog_rdk_20"/>
+      </w:sdtPr>
+      <w:sdtContent>
+        <w:p>
+          <w:pPr>
+            <w:numPr>
+              <w:ilvl w:val="0"/>
+              <w:numId w:val="4"/>
+            </w:numPr>
+            <w:spacing w:line="480" w:lineRule="auto"/>
+            <w:ind w:left="720" w:hanging="360"/>
+            <w:rPr>
+              <w:i w:val="1"/>
+              <w:iCs w:val="1"/>
+              <w:rPrChange w:author="Eñaut Martínez de Birgara" w:id="1" w:date="2026-06-25T09:10:46Z">
+                <w:rPr>
+                  <w:b w:val="1"/>
+                  <w:bCs w:val="1"/>
+                  <w:u w:val="single"/>
+                </w:rPr>
+              </w:rPrChange>
+            </w:rPr>
+            <w:pPrChange w:author="Eñaut Martínez de Birgara" w:id="0" w:date="2026-06-25T09:10:46Z">
+              <w:pPr>
+                <w:spacing w:line="480" w:lineRule="auto"/>
+              </w:pPr>
+            </w:pPrChange>
+          </w:pPr>
+          <w:sdt>
+            <w:sdtPr>
+              <w:id w:val="433794757"/>
+              <w:tag w:val="goog_rdk_16"/>
+            </w:sdtPr>
+            <w:sdtContent>
+              <w:ins w:author="Eñaut Martínez de Birgara" w:id="0" w:date="2026-06-25T09:10:46Z"/>
+              <w:sdt>
+                <w:sdtPr>
+                  <w:id w:val="1794541642"/>
+                  <w:tag w:val="goog_rdk_17"/>
+                </w:sdtPr>
+                <w:sdtContent>
+                  <w:ins w:author="Eñaut Martínez de Birgara" w:id="0" w:date="2026-06-25T09:10:46Z">
+                    <w:r>
+                      <w:rPr>
+                        <w:i w:val="1"/>
+                        <w:iCs w:val="1"/>
+                        <w:rtl w:val="0"/>
+                        <w:rPrChange w:author="Eñaut Martínez de Birgara" w:id="1" w:date="2026-06-25T09:10:46Z">
+                          <w:rPr>
+                            <w:b w:val="1"/>
+                            <w:bCs w:val="1"/>
+                            <w:u w:val="single"/>
+                          </w:rPr>
+                        </w:rPrChange>
+                      </w:rPr>
+                      <w:t xml:space="preserve">Sintesia eta aplikazioak.</w:t>
+                    </w:r>
+                  </w:ins>
+                </w:sdtContent>
+              </w:sdt>
+              <w:ins w:author="Eñaut Martínez de Birgara" w:id="0" w:date="2026-06-25T09:10:46Z">
+                <w:sdt>
+                  <w:sdtPr>
+                    <w:id w:val="155385502"/>
+                    <w:tag w:val="goog_rdk_18"/>
+                  </w:sdtPr>
+                  <w:sdtContent>
+                    <w:r>
+                      <w:rPr>
+                        <w:rtl w:val="0"/>
+                        <w:rPrChange w:author="Eñaut Martínez de Birgara" w:id="1" w:date="2026-06-25T09:10:46Z">
+                          <w:rPr>
+                            <w:b w:val="1"/>
+                            <w:bCs w:val="1"/>
+                            <w:u w:val="single"/>
+                          </w:rPr>
+                        </w:rPrChange>
+                      </w:rPr>
+                      <w:t xml:space="preserve"> Ikertzaileek igaro beharko lukete kontserbazio erabakietan ebidentzia zientifikoaren erabileran eragiten duten faktoreak ezaugarritzetik, interbentzioak identifikatu eta probatzera. Faktore horiek elkarlotuta egonda, askotariko oztopoei aurre egingo lioketen ekintzen inplementazioa eta probatzea lehenetsi beharko lirateke. Erabaki hartzaileek ikertzaileekin ahal eta arinen egin beharko lukete bat kudeaketa eta politiken inguruko galderak definitzerakoan, ezagutza beharrak argiki artikulatu eta, posible denean, elkarrizketa eta ebidentziaren interpretazioa erraztuko dituen mekanismoetan inbertitu. Hurbiltze horiek, batera, ebidentzian oinarrituriko kontserbazio praktikak eta politikak sustatzeko potentziala dute, biodibertsitate emaitzak hobetuz.</w:t>
+                    </w:r>
+                  </w:sdtContent>
+                </w:sdt>
+              </w:ins>
+            </w:sdtContent>
+          </w:sdt>
+          <w:sdt>
+            <w:sdtPr>
+              <w:id w:val="-350384239"/>
+              <w:tag w:val="goog_rdk_19"/>
+            </w:sdtPr>
+            <w:sdtContent>
+              <w:r>
+                <w:rPr>
+                  <w:rtl w:val="0"/>
+                </w:rPr>
+              </w:r>
+            </w:sdtContent>
+          </w:sdt>
+        </w:p>
+      </w:sdtContent>
+    </w:sdt>
     <w:p>
       <w:pPr>
         <w:spacing w:line="480" w:lineRule="auto"/>
@@ -7781,72 +7915,6 @@
 </w:document>
 </file>
 
-<file path=word/comments.xml><?xml version="1.0" encoding="utf-8"?>
-<w:comments xmlns:mc="http://schemas.openxmlformats.org/markup-compatibility/2006" xmlns:o="urn:schemas-microsoft-com:office:office" xmlns:r="http://schemas.openxmlformats.org/officeDocument/2006/relationships" xmlns:m="http://schemas.openxmlformats.org/officeDocument/2006/math" xmlns:v="urn:schemas-microsoft-com:vml" xmlns:wp="http://schemas.openxmlformats.org/drawingml/2006/wordprocessingDrawing" xmlns:w10="urn:schemas-microsoft-com:office:word" xmlns:w="http://schemas.openxmlformats.org/wordprocessingml/2006/main" xmlns:wne="http://schemas.microsoft.com/office/word/2006/wordml" xmlns:sl="http://schemas.openxmlformats.org/schemaLibrary/2006/main" xmlns:a="http://schemas.openxmlformats.org/drawingml/2006/main" xmlns:pic="http://schemas.openxmlformats.org/drawingml/2006/picture" xmlns:c="http://schemas.openxmlformats.org/drawingml/2006/chart" xmlns:lc="http://schemas.openxmlformats.org/drawingml/2006/lockedCanvas" xmlns:dgm="http://schemas.openxmlformats.org/drawingml/2006/diagram" xmlns:wps="http://schemas.microsoft.com/office/word/2010/wordprocessingShape" xmlns:wpg="http://schemas.microsoft.com/office/word/2010/wordprocessingGroup" xmlns:w14="http://schemas.microsoft.com/office/word/2010/wordml" xmlns:w15="http://schemas.microsoft.com/office/word/2012/wordml" xmlns:w16="http://schemas.microsoft.com/office/word/2018/wordml" xmlns:w16cex="http://schemas.microsoft.com/office/word/2018/wordml/cex" xmlns:w16cid="http://schemas.microsoft.com/office/word/2016/wordml/cid" xmlns="http://schemas.microsoft.com/office/tasks/2019/documenttasks" xmlns:cr="http://schemas.microsoft.com/office/comments/2020/reactions">
-  <w:comment w:author="Santiago Perea Arroyo" w:id="0" w:date="2026-06-04T21:57:11Z">
-    <w:p>
-      <w:pPr>
-        <w:keepNext w:val="0"/>
-        <w:keepLines w:val="0"/>
-        <w:pageBreakBefore w:val="0"/>
-        <w:widowControl w:val="0"/>
-        <w:pBdr>
-          <w:top w:space="0" w:sz="0" w:val="nil"/>
-          <w:left w:space="0" w:sz="0" w:val="nil"/>
-          <w:bottom w:space="0" w:sz="0" w:val="nil"/>
-          <w:right w:space="0" w:sz="0" w:val="nil"/>
-          <w:between w:space="0" w:sz="0" w:val="nil"/>
-        </w:pBdr>
-        <w:shd w:fill="auto" w:val="clear"/>
-        <w:spacing w:after="0" w:before="0" w:line="240" w:lineRule="auto"/>
-        <w:ind w:left="0" w:right="0" w:firstLine="0"/>
-        <w:jc w:val="left"/>
-        <w:rPr>
-          <w:rFonts w:ascii="Arial" w:cs="Arial" w:eastAsia="Arial" w:hAnsi="Arial"/>
-          <w:b w:val="0"/>
-          <w:bCs w:val="0"/>
-          <w:i w:val="0"/>
-          <w:iCs w:val="0"/>
-          <w:smallCaps w:val="0"/>
-          <w:strike w:val="0"/>
-          <w:color w:val="000000"/>
-          <w:sz w:val="22"/>
-          <w:szCs w:val="22"/>
-          <w:u w:val="none"/>
-          <w:shd w:fill="auto" w:val="clear"/>
-          <w:vertAlign w:val="baseline"/>
-        </w:rPr>
-      </w:pPr>
-      <w:r>
-        <w:rPr>
-          <w:rFonts w:ascii="Arial" w:cs="Arial" w:eastAsia="Arial" w:hAnsi="Arial"/>
-          <w:b w:val="0"/>
-          <w:bCs w:val="0"/>
-          <w:i w:val="0"/>
-          <w:iCs w:val="0"/>
-          <w:smallCaps w:val="0"/>
-          <w:strike w:val="0"/>
-          <w:color w:val="000000"/>
-          <w:sz w:val="22"/>
-          <w:szCs w:val="22"/>
-          <w:u w:val="none"/>
-          <w:shd w:fill="auto" w:val="clear"/>
-          <w:vertAlign w:val="baseline"/>
-          <w:rtl w:val="0"/>
-        </w:rPr>
-        <w:t xml:space="preserve">or "tienen el potencial de mejorar los resultados en materia de biodiversidad." biodiversity is not improved itself</w:t>
-      </w:r>
-    </w:p>
-  </w:comment>
-</w:comments>
-</file>
-
-<file path=word/commentsExtended.xml><?xml version="1.0" encoding="utf-8"?>
-<w15:commentsEx xmlns:mc="http://schemas.openxmlformats.org/markup-compatibility/2006" xmlns:o="urn:schemas-microsoft-com:office:office" xmlns:r="http://schemas.openxmlformats.org/officeDocument/2006/relationships" xmlns:m="http://schemas.openxmlformats.org/officeDocument/2006/math" xmlns:v="urn:schemas-microsoft-com:vml" xmlns:wp="http://schemas.openxmlformats.org/drawingml/2006/wordprocessingDrawing" xmlns:w10="urn:schemas-microsoft-com:office:word" xmlns:w="http://schemas.openxmlformats.org/wordprocessingml/2006/main" xmlns:wne="http://schemas.microsoft.com/office/word/2006/wordml" xmlns:sl="http://schemas.openxmlformats.org/schemaLibrary/2006/main" xmlns:a="http://schemas.openxmlformats.org/drawingml/2006/main" xmlns:pic="http://schemas.openxmlformats.org/drawingml/2006/picture" xmlns:c="http://schemas.openxmlformats.org/drawingml/2006/chart" xmlns:lc="http://schemas.openxmlformats.org/drawingml/2006/lockedCanvas" xmlns:dgm="http://schemas.openxmlformats.org/drawingml/2006/diagram" xmlns:wps="http://schemas.microsoft.com/office/word/2010/wordprocessingShape" xmlns:wpg="http://schemas.microsoft.com/office/word/2010/wordprocessingGroup" xmlns:w14="http://schemas.microsoft.com/office/word/2010/wordml" xmlns:w15="http://schemas.microsoft.com/office/word/2012/wordml" xmlns:w16="http://schemas.microsoft.com/office/word/2018/wordml" xmlns:w16cex="http://schemas.microsoft.com/office/word/2018/wordml/cex" xmlns:w16cid="http://schemas.microsoft.com/office/word/2016/wordml/cid" xmlns="http://schemas.microsoft.com/office/tasks/2019/documenttasks" xmlns:cr="http://schemas.microsoft.com/office/comments/2020/reactions">
-  <w15:commentEx w15:paraId="00000053" w15:done="0"/>
-</w15:commentsEx>
-</file>
-
 <file path=word/numbering.xml><?xml version="1.0" encoding="utf-8"?>
 <w:numbering xmlns:mc="http://schemas.openxmlformats.org/markup-compatibility/2006" xmlns:o="urn:schemas-microsoft-com:office:office" xmlns:r="http://schemas.openxmlformats.org/officeDocument/2006/relationships" xmlns:m="http://schemas.openxmlformats.org/officeDocument/2006/math" xmlns:v="urn:schemas-microsoft-com:vml" xmlns:wp="http://schemas.openxmlformats.org/drawingml/2006/wordprocessingDrawing" xmlns:w10="urn:schemas-microsoft-com:office:word" xmlns:w="http://schemas.openxmlformats.org/wordprocessingml/2006/main" xmlns:wne="http://schemas.microsoft.com/office/word/2006/wordml" xmlns:sl="http://schemas.openxmlformats.org/schemaLibrary/2006/main" xmlns:a="http://schemas.openxmlformats.org/drawingml/2006/main" xmlns:pic="http://schemas.openxmlformats.org/drawingml/2006/picture" xmlns:c="http://schemas.openxmlformats.org/drawingml/2006/chart" xmlns:lc="http://schemas.openxmlformats.org/drawingml/2006/lockedCanvas" xmlns:dgm="http://schemas.openxmlformats.org/drawingml/2006/diagram" xmlns:wps="http://schemas.microsoft.com/office/word/2010/wordprocessingShape" xmlns:wpg="http://schemas.microsoft.com/office/word/2010/wordprocessingGroup" xmlns:w14="http://schemas.microsoft.com/office/word/2010/wordml" xmlns:w15="http://schemas.microsoft.com/office/word/2012/wordml" xmlns:w16="http://schemas.microsoft.com/office/word/2018/wordml" xmlns:w16cex="http://schemas.microsoft.com/office/word/2018/wordml/cex" xmlns:w16cid="http://schemas.microsoft.com/office/word/2016/wordml/cid" xmlns="http://schemas.microsoft.com/office/tasks/2019/documenttasks" xmlns:cr="http://schemas.microsoft.com/office/comments/2020/reactions">
   <w:abstractNum w:abstractNumId="1">
@@ -8070,6 +8138,116 @@
     </w:lvl>
   </w:abstractNum>
   <w:abstractNum w:abstractNumId="3">
+    <w:lvl w:ilvl="0">
+      <w:start w:val="1"/>
+      <w:numFmt w:val="decimal"/>
+      <w:lvlText w:val="%1."/>
+      <w:lvlJc w:val="left"/>
+      <w:pPr>
+        <w:ind w:left="720" w:hanging="360"/>
+      </w:pPr>
+      <w:rPr>
+        <w:u w:val="none"/>
+      </w:rPr>
+    </w:lvl>
+    <w:lvl w:ilvl="1">
+      <w:start w:val="1"/>
+      <w:numFmt w:val="lowerLetter"/>
+      <w:lvlText w:val="%2."/>
+      <w:lvlJc w:val="left"/>
+      <w:pPr>
+        <w:ind w:left="1440" w:hanging="360"/>
+      </w:pPr>
+      <w:rPr>
+        <w:u w:val="none"/>
+      </w:rPr>
+    </w:lvl>
+    <w:lvl w:ilvl="2">
+      <w:start w:val="1"/>
+      <w:numFmt w:val="lowerRoman"/>
+      <w:lvlText w:val="%3."/>
+      <w:lvlJc w:val="right"/>
+      <w:pPr>
+        <w:ind w:left="2160" w:hanging="360"/>
+      </w:pPr>
+      <w:rPr>
+        <w:u w:val="none"/>
+      </w:rPr>
+    </w:lvl>
+    <w:lvl w:ilvl="3">
+      <w:start w:val="1"/>
+      <w:numFmt w:val="decimal"/>
+      <w:lvlText w:val="%4."/>
+      <w:lvlJc w:val="left"/>
+      <w:pPr>
+        <w:ind w:left="2880" w:hanging="360"/>
+      </w:pPr>
+      <w:rPr>
+        <w:u w:val="none"/>
+      </w:rPr>
+    </w:lvl>
+    <w:lvl w:ilvl="4">
+      <w:start w:val="1"/>
+      <w:numFmt w:val="lowerLetter"/>
+      <w:lvlText w:val="%5."/>
+      <w:lvlJc w:val="left"/>
+      <w:pPr>
+        <w:ind w:left="3600" w:hanging="360"/>
+      </w:pPr>
+      <w:rPr>
+        <w:u w:val="none"/>
+      </w:rPr>
+    </w:lvl>
+    <w:lvl w:ilvl="5">
+      <w:start w:val="1"/>
+      <w:numFmt w:val="lowerRoman"/>
+      <w:lvlText w:val="%6."/>
+      <w:lvlJc w:val="right"/>
+      <w:pPr>
+        <w:ind w:left="4320" w:hanging="360"/>
+      </w:pPr>
+      <w:rPr>
+        <w:u w:val="none"/>
+      </w:rPr>
+    </w:lvl>
+    <w:lvl w:ilvl="6">
+      <w:start w:val="1"/>
+      <w:numFmt w:val="decimal"/>
+      <w:lvlText w:val="%7."/>
+      <w:lvlJc w:val="left"/>
+      <w:pPr>
+        <w:ind w:left="5040" w:hanging="360"/>
+      </w:pPr>
+      <w:rPr>
+        <w:u w:val="none"/>
+      </w:rPr>
+    </w:lvl>
+    <w:lvl w:ilvl="7">
+      <w:start w:val="1"/>
+      <w:numFmt w:val="lowerLetter"/>
+      <w:lvlText w:val="%8."/>
+      <w:lvlJc w:val="left"/>
+      <w:pPr>
+        <w:ind w:left="5760" w:hanging="360"/>
+      </w:pPr>
+      <w:rPr>
+        <w:u w:val="none"/>
+      </w:rPr>
+    </w:lvl>
+    <w:lvl w:ilvl="8">
+      <w:start w:val="1"/>
+      <w:numFmt w:val="lowerRoman"/>
+      <w:lvlText w:val="%9."/>
+      <w:lvlJc w:val="right"/>
+      <w:pPr>
+        <w:ind w:left="6480" w:hanging="360"/>
+      </w:pPr>
+      <w:rPr>
+        <w:u w:val="none"/>
+      </w:rPr>
+    </w:lvl>
+  </w:abstractNum>
+  <w:abstractNum w:abstractNumId="4">
     <w:lvl w:ilvl="0">
       <w:start w:val="1"/>
       <w:numFmt w:val="decimal"/>
@@ -8187,6 +8365,9 @@
   </w:num>
   <w:num w:numId="3">
     <w:abstractNumId w:val="3"/>
+  </w:num>
+  <w:num w:numId="4">
+    <w:abstractNumId w:val="4"/>
   </w:num>
 </w:numbering>
 </file>
@@ -8662,7 +8843,7 @@
 
 <file path=customXML/item1.xml><?xml version="1.0" encoding="utf-8"?>
 <go:gDocsCustomXmlDataStorage xmlns:go="http://customooxmlschemas.google.com/" xmlns:r="http://schemas.openxmlformats.org/officeDocument/2006/relationships" uri="GoogleDocsCustomDataVersion2">
-  <go:docsCustomData xmlns:go="http://customooxmlschemas.google.com/" roundtripDataSignature="AMtx7mht5vMDnMsu99HRzPydG39Tx0Aayw==">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</go:docsCustomData>
+  <go:docsCustomData xmlns:go="http://customooxmlschemas.google.com/" roundtripDataSignature="AMtx7mi6Y6RiwFnokzHNeJJ/HMUeQjZd6A==">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</go:docsCustomData>
 </go:gDocsCustomXmlDataStorage>
 </file>
 
